--- a/期末主題/制度壓力下臺灣企業ESG採行方式與漂綠風險之探索性研究_九章架構版_20260523.docx
+++ b/期末主題/制度壓力下臺灣企業ESG採行方式與漂綠風險之探索性研究_九章架構版_20260523.docx
@@ -70,7 +70,6 @@
         </w:rPr>
         <w:t xml:space="preserve"> ESG </w:t>
       </w:r>
-      <w:proofErr w:type="gramStart"/>
       <w:r>
         <w:rPr>
           <w:b/>
@@ -78,9 +77,14 @@
           <w:sz w:val="32"/>
           <w:szCs w:val="32"/>
         </w:rPr>
-        <w:t>採</w:t>
-      </w:r>
-      <w:proofErr w:type="gramEnd"/>
+        <w:t>採行方式</w:t>
+      </w:r>
+    </w:p>
+    <w:p>
+      <w:pPr>
+        <w:spacing w:line="480" w:lineRule="auto"/>
+        <w:jc w:val="center"/>
+      </w:pPr>
       <w:r>
         <w:rPr>
           <w:b/>
@@ -88,33 +92,7 @@
           <w:sz w:val="32"/>
           <w:szCs w:val="32"/>
         </w:rPr>
-        <w:t>行方式</w:t>
-      </w:r>
-    </w:p>
-    <w:p>
-      <w:pPr>
-        <w:spacing w:line="480" w:lineRule="auto"/>
-        <w:jc w:val="center"/>
-      </w:pPr>
-      <w:proofErr w:type="gramStart"/>
-      <w:r>
-        <w:rPr>
-          <w:b/>
-          <w:bCs/>
-          <w:sz w:val="32"/>
-          <w:szCs w:val="32"/>
-        </w:rPr>
-        <w:t>與漂綠風險</w:t>
-      </w:r>
-      <w:proofErr w:type="gramEnd"/>
-      <w:r>
-        <w:rPr>
-          <w:b/>
-          <w:bCs/>
-          <w:sz w:val="32"/>
-          <w:szCs w:val="32"/>
-        </w:rPr>
-        <w:t>之探索性研究</w:t>
+        <w:t>與漂綠風險之探索性研究</w:t>
       </w:r>
     </w:p>
     <w:p>
@@ -168,13 +146,8 @@
         <w:jc w:val="center"/>
       </w:pPr>
       <w:r>
-        <w:t>學生姓名：</w:t>
-      </w:r>
-      <w:proofErr w:type="gramStart"/>
-      <w:r>
-        <w:t>鍾昀臻</w:t>
-      </w:r>
-      <w:proofErr w:type="gramEnd"/>
+        <w:t>學生姓名：鍾昀臻</w:t>
+      </w:r>
     </w:p>
     <w:p>
       <w:pPr>
@@ -194,13 +167,8 @@
         <w:jc w:val="center"/>
       </w:pPr>
       <w:r>
-        <w:t>指導老師：</w:t>
-      </w:r>
-      <w:proofErr w:type="gramStart"/>
-      <w:r>
-        <w:t>張碩毅</w:t>
-      </w:r>
-      <w:proofErr w:type="gramEnd"/>
+        <w:t>指導老師：張碩毅</w:t>
+      </w:r>
       <w:r>
         <w:t xml:space="preserve"> </w:t>
       </w:r>
@@ -3794,26 +3762,50 @@
         <w:jc w:val="both"/>
       </w:pPr>
       <w:r>
-        <w:t>在全球永續發展趨勢下，臺灣金融監督管理委員會自民國 111 年起推動上市櫃公司分階段編製永續報告書與溫室氣體盤查，使企業面臨多重制度壓力。然而，有申報不等於有落實，部分企業之 ESG 採行呈現「形式合規」而非「實質行動」，形成漂綠風險。本研究以制度理論與脫鉤理論為基礎，採理論導向之探索性文獻回顧並輔以臺灣金融業公開次級資料之示範性檢視，旨在處理三個相互關聯的探索性問題：（1）在相同制度壓力下，臺灣金融業 ESG 採行為何仍呈現實質與形式之差異；（2）既有文獻所提出區分企業「實質採行」與「形式採行」的判斷指標，如何適用於臺灣金融業；（3）在國際漂綠研究的指標與理論之外，臺灣金融業特有制度（強制第三方確信、永續金融評鑑、TESG）能補充哪些新的判斷指標與理論觀點。</w:t>
-      </w:r>
-      <w:proofErr w:type="gramStart"/>
-      <w:proofErr w:type="gramEnd"/>
-      <w:proofErr w:type="gramStart"/>
-      <w:proofErr w:type="gramEnd"/>
-      <w:proofErr w:type="gramStart"/>
-      <w:proofErr w:type="gramEnd"/>
-      <w:proofErr w:type="gramStart"/>
-      <w:proofErr w:type="gramEnd"/>
-      <w:proofErr w:type="gramStart"/>
-      <w:proofErr w:type="gramEnd"/>
-      <w:proofErr w:type="gramStart"/>
-      <w:proofErr w:type="gramEnd"/>
-      <w:proofErr w:type="gramStart"/>
-      <w:proofErr w:type="gramEnd"/>
-      <w:proofErr w:type="gramStart"/>
-      <w:proofErr w:type="gramEnd"/>
-      <w:proofErr w:type="gramStart"/>
-      <w:proofErr w:type="gramEnd"/>
+        <w:t>在全球永續發展趨勢下，臺灣金融監督管理委員會自民國</w:t>
+      </w:r>
+      <w:r>
+        <w:t xml:space="preserve"> 111 </w:t>
+      </w:r>
+      <w:r>
+        <w:t>年起推動上市櫃公司分階段編製永續報告書與溫室氣體盤查，使企業面臨多重制度壓力。然而，有申報不等於有落實，部分企業之</w:t>
+      </w:r>
+      <w:r>
+        <w:t xml:space="preserve"> ESG </w:t>
+      </w:r>
+      <w:r>
+        <w:t>採行呈現「形式合規」而非「實質行動」，形成漂綠風險。本研究以制度理論與脫鉤理論為基礎，採理論導向之探索性文獻回顧並輔以臺灣金融業公開次級資料之示範性檢視，旨在處理三個相互關聯的探索性問題：（</w:t>
+      </w:r>
+      <w:r>
+        <w:t>1</w:t>
+      </w:r>
+      <w:r>
+        <w:t>）在相同制度壓力下，臺灣金融業</w:t>
+      </w:r>
+      <w:r>
+        <w:t xml:space="preserve"> ESG </w:t>
+      </w:r>
+      <w:r>
+        <w:t>採行為何仍呈現實質與形式之差異；（</w:t>
+      </w:r>
+      <w:r>
+        <w:t>2</w:t>
+      </w:r>
+      <w:r>
+        <w:t>）既有文獻所提出區分企業「實質採行」與「形式採行」的判斷指標，如何適用於臺灣金融業；（</w:t>
+      </w:r>
+      <w:r>
+        <w:t>3</w:t>
+      </w:r>
+      <w:r>
+        <w:t>）在國際漂綠研究的指標與理論之外，臺灣金融業特有制度（強制第三方確信、永續金融評鑑、</w:t>
+      </w:r>
+      <w:r>
+        <w:t>TESG</w:t>
+      </w:r>
+      <w:r>
+        <w:t>）能補充哪些新的判斷指標與理論觀點。</w:t>
+      </w:r>
     </w:p>
     <w:p>
       <w:pPr>
@@ -3822,24 +3814,20 @@
         <w:jc w:val="both"/>
       </w:pPr>
       <w:r>
-        <w:t>研究採用文獻歸納與次級資料分析相結合的方式，整合國內相關學位論文之研究發現，以及金管會政策文件、證交所 ESG 數位平台與上市櫃公司永續報告書等公開資料，於既有國內外文獻基礎上歸納出區分實質採行與形式採行之六項判斷指標。本研究選取金融業作為示範性分析之對象產業，理由為金融業屬金管會強制要求取得第三方確信之產業，其 ESG 資訊揭露與確信要求相對明確，且公開資訊可得性較高，且同時面臨法規強制、國際規範與同業競爭等多元制度壓力，適合作為觀察「同壓力下仍呈現採行差異」及檢視臺灣特有制度補充意涵之研究場域。預期在學術面揭示既有制度同形化理論之解釋極限並建構在地化判斷框架，在實務面為主管機關與企業防範漂綠提供參考。</w:t>
-      </w:r>
-      <w:proofErr w:type="gramStart"/>
-      <w:proofErr w:type="gramEnd"/>
-      <w:proofErr w:type="gramStart"/>
-      <w:proofErr w:type="gramEnd"/>
-      <w:proofErr w:type="gramStart"/>
-      <w:proofErr w:type="gramEnd"/>
-      <w:proofErr w:type="gramStart"/>
-      <w:proofErr w:type="gramEnd"/>
-      <w:proofErr w:type="gramStart"/>
-      <w:proofErr w:type="gramEnd"/>
-      <w:proofErr w:type="gramStart"/>
-      <w:proofErr w:type="gramEnd"/>
-      <w:proofErr w:type="gramStart"/>
-      <w:proofErr w:type="gramEnd"/>
-      <w:proofErr w:type="gramStart"/>
-      <w:proofErr w:type="gramEnd"/>
+        <w:t>研究採用文獻歸納與次級資料分析相結合的方式，整合國內相關學位論文之研究發現，以及金管會政策文件、證交所</w:t>
+      </w:r>
+      <w:r>
+        <w:t xml:space="preserve"> ESG </w:t>
+      </w:r>
+      <w:r>
+        <w:t>數位平台與上市櫃公司永續報告書等公開資料，於既有國內外文獻基礎上歸納出區分實質採行與形式採行之六項判斷指標。本研究選取金融業作為示範性分析之對象產業，理由為金融業屬金管會強制要求取得第三方確信之產業，其</w:t>
+      </w:r>
+      <w:r>
+        <w:t xml:space="preserve"> ESG </w:t>
+      </w:r>
+      <w:r>
+        <w:t>資訊揭露與確信要求相對明確，且公開資訊可得性較高，且同時面臨法規強制、國際規範與同業競爭等多元制度壓力，適合作為觀察「同壓力下仍呈現採行差異」及檢視臺灣特有制度補充意涵之研究場域。預期在學術面揭示既有制度同形化理論之解釋極限並建構在地化判斷框架，在實務面為主管機關與企業防範漂綠提供參考。</w:t>
+      </w:r>
     </w:p>
     <w:p>
       <w:pPr>
@@ -3866,23 +3854,7 @@
         <w:t>ESG</w:t>
       </w:r>
       <w:r>
-        <w:t>、</w:t>
-      </w:r>
-      <w:proofErr w:type="gramStart"/>
-      <w:r>
-        <w:t>漂綠</w:t>
-      </w:r>
-      <w:proofErr w:type="gramEnd"/>
-      <w:r>
-        <w:t>、脫</w:t>
-      </w:r>
-      <w:proofErr w:type="gramStart"/>
-      <w:r>
-        <w:t>鉤</w:t>
-      </w:r>
-      <w:proofErr w:type="gramEnd"/>
-      <w:r>
-        <w:t>、</w:t>
+        <w:t>、漂綠、脫鉤、</w:t>
       </w:r>
       <w:r>
         <w:t xml:space="preserve">ESG </w:t>
@@ -3961,15 +3933,7 @@
         <w:t xml:space="preserve"> 114 </w:t>
       </w:r>
       <w:r>
-        <w:t>年起，全體上市櫃公司</w:t>
-      </w:r>
-      <w:proofErr w:type="gramStart"/>
-      <w:r>
-        <w:t>均須編製永</w:t>
-      </w:r>
-      <w:proofErr w:type="gramEnd"/>
-      <w:r>
-        <w:t>續報告書。依證交所統計，截至民國</w:t>
+        <w:t>年起，全體上市櫃公司均須編製永續報告書。依證交所統計，截至民國</w:t>
       </w:r>
       <w:r>
         <w:t xml:space="preserve"> 115 </w:t>
@@ -4011,23 +3975,7 @@
         <w:t xml:space="preserve"> 1,894 </w:t>
       </w:r>
       <w:r>
-        <w:t>家。此一結果顯示，制度推動已大幅提升永續報告書之申報覆蓋率；然而，申報數量增加並不必然代表資訊品質同步提升，企業是否存在形式合</w:t>
-      </w:r>
-      <w:proofErr w:type="gramStart"/>
-      <w:r>
-        <w:t>規</w:t>
-      </w:r>
-      <w:proofErr w:type="gramEnd"/>
-      <w:r>
-        <w:t>、揭露品質不足</w:t>
-      </w:r>
-      <w:proofErr w:type="gramStart"/>
-      <w:r>
-        <w:t>或漂綠風險</w:t>
-      </w:r>
-      <w:proofErr w:type="gramEnd"/>
-      <w:r>
-        <w:t>，仍值得進一步探討。</w:t>
+        <w:t>家。此一結果顯示，制度推動已大幅提升永續報告書之申報覆蓋率；然而，申報數量增加並不必然代表資訊品質同步提升，企業是否存在形式合規、揭露品質不足或漂綠風險，仍值得進一步探討。</w:t>
       </w:r>
       <w:r>
         <w:t xml:space="preserve"> </w:t>
@@ -4046,31 +3994,7 @@
         <w:t xml:space="preserve"> ESG </w:t>
       </w:r>
       <w:r>
-        <w:t>時常面臨「實質行動」與「形式合</w:t>
-      </w:r>
-      <w:proofErr w:type="gramStart"/>
-      <w:r>
-        <w:t>規</w:t>
-      </w:r>
-      <w:proofErr w:type="gramEnd"/>
-      <w:r>
-        <w:t>」的兩難。雖然依規定申報資訊是第一步，但「有申報」不等於「有落實」，更不等於「數據真實」。許多企業在永續</w:t>
-      </w:r>
-      <w:proofErr w:type="gramStart"/>
-      <w:r>
-        <w:t>與減碳承諾</w:t>
-      </w:r>
-      <w:proofErr w:type="gramEnd"/>
-      <w:r>
-        <w:t>上，與實際成效之間存在顯著落差</w:t>
-      </w:r>
-      <w:proofErr w:type="gramStart"/>
-      <w:r>
-        <w:t>（</w:t>
-      </w:r>
-      <w:proofErr w:type="gramEnd"/>
-      <w:r>
-        <w:t>明道增，民</w:t>
+        <w:t>時常面臨「實質行動」與「形式合規」的兩難。雖然依規定申報資訊是第一步，但「有申報」不等於「有落實」，更不等於「數據真實」。許多企業在永續與減碳承諾上，與實際成效之間存在顯著落差（明道增，民</w:t>
       </w:r>
       <w:r>
         <w:t xml:space="preserve"> 113</w:t>
@@ -4081,35 +4005,14 @@
       <w:r>
         <w:t>Walker &amp; Wan, 2012</w:t>
       </w:r>
-      <w:proofErr w:type="gramStart"/>
-      <w:r>
-        <w:t>）</w:t>
-      </w:r>
-      <w:proofErr w:type="gramEnd"/>
-      <w:r>
-        <w:t>。金管會亦明確提醒上市櫃公司「應持續強化永續資訊之品質，並避免誇大不實之陳述」，以</w:t>
-      </w:r>
-      <w:proofErr w:type="gramStart"/>
-      <w:r>
-        <w:t>防範漂綠行為</w:t>
-      </w:r>
-      <w:proofErr w:type="gramEnd"/>
-      <w:r>
-        <w:t>（金管會，民</w:t>
+      <w:r>
+        <w:t>）。金管會亦明確提醒上市櫃公司「應持續強化永續資訊之品質，並避免誇大不實之陳述」，以防範漂綠行為（金管會，民</w:t>
       </w:r>
       <w:r>
         <w:t xml:space="preserve"> 113b</w:t>
       </w:r>
       <w:r>
-        <w:t>）。鄭杭</w:t>
-      </w:r>
-      <w:proofErr w:type="gramStart"/>
-      <w:r>
-        <w:t>葭</w:t>
-      </w:r>
-      <w:proofErr w:type="gramEnd"/>
-      <w:r>
-        <w:t>（民</w:t>
+        <w:t>）。鄭杭葭（民</w:t>
       </w:r>
       <w:r>
         <w:t xml:space="preserve"> 112</w:t>
@@ -4121,58 +4024,19 @@
         <w:t xml:space="preserve"> ESG </w:t>
       </w:r>
       <w:r>
-        <w:t>資訊揭露的「質」與「量」之間常存在落差，此一落差</w:t>
-      </w:r>
-      <w:proofErr w:type="gramStart"/>
-      <w:r>
-        <w:t>正是漂綠風險</w:t>
-      </w:r>
-      <w:proofErr w:type="gramEnd"/>
-      <w:r>
-        <w:t>的重要來源</w:t>
-      </w:r>
-      <w:proofErr w:type="gramStart"/>
-      <w:r>
-        <w:t>（</w:t>
-      </w:r>
-      <w:proofErr w:type="spellStart"/>
-      <w:proofErr w:type="gramEnd"/>
-      <w:r>
-        <w:t>Delmas</w:t>
-      </w:r>
-      <w:proofErr w:type="spellEnd"/>
-      <w:r>
-        <w:t xml:space="preserve"> &amp; </w:t>
-      </w:r>
-      <w:proofErr w:type="spellStart"/>
-      <w:r>
-        <w:t>Burbano</w:t>
-      </w:r>
-      <w:proofErr w:type="spellEnd"/>
-      <w:r>
-        <w:t>, 2011</w:t>
-      </w:r>
-      <w:r>
-        <w:t>；鄭杭</w:t>
-      </w:r>
-      <w:proofErr w:type="gramStart"/>
-      <w:r>
-        <w:t>葭</w:t>
-      </w:r>
-      <w:proofErr w:type="gramEnd"/>
-      <w:r>
-        <w:t>，民</w:t>
+        <w:t>資訊揭露的「質」與「量」之間常存在落差，此一落差正是漂綠風險的重要來源（</w:t>
+      </w:r>
+      <w:r>
+        <w:t>Delmas &amp; Burbano, 2011</w:t>
+      </w:r>
+      <w:r>
+        <w:t>；鄭杭葭，民</w:t>
       </w:r>
       <w:r>
         <w:t xml:space="preserve"> 112</w:t>
       </w:r>
-      <w:proofErr w:type="gramStart"/>
-      <w:r>
-        <w:t>）</w:t>
-      </w:r>
-      <w:proofErr w:type="gramEnd"/>
-      <w:r>
-        <w:t>。</w:t>
+      <w:r>
+        <w:t>）。</w:t>
       </w:r>
     </w:p>
     <w:p>
@@ -4182,20 +4046,60 @@
         <w:jc w:val="both"/>
       </w:pPr>
       <w:r>
-        <w:t>深入探究企業推動 ESG 的動機，可以發現其深受多重制度壓力的影響（DiMaggio &amp; Powell, 1983），包括政府的法規強制、國際供應鏈的要求，以及資本市場中永續金融工具所帶來的財務誘因與約束。范植閎（民 114）的研究指出，制度誘因的設計方式會影響企業從形式服從轉向實質投入的可能性。胡詠晴（民 114）以臺灣某電子業上市公司為案例的研究亦觀察到，企業的 ESG 行為常存在象徵性與實質性的落差（胡詠晴，民 114；Bothello et al., 2023）。然而，既有制度同形化理論預測組織在相同壓力下趨於同質，卻難以解釋臺灣金融業在同壓力下仍出現實質與形式之採行分化；此外，國內外文獻所提出之判斷指標分散，缺乏在地化整合與適用性檢視；而臺灣特有之制度設計（強制第三方確信、永續金融評鑑、TESG）對既有國際漂綠理論之補充意涵亦尚待釐清。本研究旨在填補上述研究缺口。</w:t>
-      </w:r>
-      <w:proofErr w:type="gramStart"/>
-      <w:proofErr w:type="gramEnd"/>
-      <w:proofErr w:type="gramStart"/>
-      <w:proofErr w:type="gramEnd"/>
-      <w:proofErr w:type="gramStart"/>
-      <w:proofErr w:type="gramEnd"/>
-      <w:proofErr w:type="gramStart"/>
-      <w:proofErr w:type="gramEnd"/>
-      <w:proofErr w:type="gramStart"/>
-      <w:proofErr w:type="gramEnd"/>
-      <w:proofErr w:type="spellStart"/>
-      <w:proofErr w:type="spellEnd"/>
+        <w:t>深入探究企業推動</w:t>
+      </w:r>
+      <w:r>
+        <w:t xml:space="preserve"> ESG </w:t>
+      </w:r>
+      <w:r>
+        <w:t>的動機，可以發現其深受多重制度壓力的影響（</w:t>
+      </w:r>
+      <w:r>
+        <w:t>DiMaggio &amp; Powell, 1983</w:t>
+      </w:r>
+      <w:r>
+        <w:t>），包括政府的法規強制、國際供應鏈的要求，以及資</w:t>
+      </w:r>
+      <w:r>
+        <w:lastRenderedPageBreak/>
+        <w:t>本市場中永續金融工具所帶來的財務誘因與約束。范植閎（民</w:t>
+      </w:r>
+      <w:r>
+        <w:t xml:space="preserve"> 114</w:t>
+      </w:r>
+      <w:r>
+        <w:t>）的研究指出，制度誘因的設計方式會影響企業從形式服從轉向實質投入的可能性。胡詠晴（民</w:t>
+      </w:r>
+      <w:r>
+        <w:t xml:space="preserve"> 114</w:t>
+      </w:r>
+      <w:r>
+        <w:t>）以臺灣某電子業上市公司為案例的研究亦觀察到，企業的</w:t>
+      </w:r>
+      <w:r>
+        <w:t xml:space="preserve"> ESG </w:t>
+      </w:r>
+      <w:r>
+        <w:t>行為常存在象徵性與實質性的落差（胡詠晴，民</w:t>
+      </w:r>
+      <w:r>
+        <w:t xml:space="preserve"> 114</w:t>
+      </w:r>
+      <w:r>
+        <w:t>；</w:t>
+      </w:r>
+      <w:r>
+        <w:t>Bothello et al., 2023</w:t>
+      </w:r>
+      <w:r>
+        <w:t>）。然而，既有制度同形化理論預測組織在相同壓力下趨於同質，卻難以解釋臺灣金融業在同壓力下仍出現實質與形式之採行分化；此外，國內外文獻所提出之判斷指標分散，缺乏在地化整合與適用性檢視；而臺灣特有之制度設計（強制第三方確信、永續金融評鑑、</w:t>
+      </w:r>
+      <w:r>
+        <w:t>TESG</w:t>
+      </w:r>
+      <w:r>
+        <w:t>）對既有國際漂綠理論之補充意涵亦尚待釐清。本研究旨在填補上述研究缺口。</w:t>
+      </w:r>
     </w:p>
     <w:p>
       <w:pPr>
@@ -4220,55 +4124,7 @@
         <w:jc w:val="both"/>
       </w:pPr>
       <w:r>
-        <w:t>基於上述背景與動機，本研究以制度理論與脫</w:t>
-      </w:r>
-      <w:proofErr w:type="gramStart"/>
-      <w:r>
-        <w:t>鉤</w:t>
-      </w:r>
-      <w:proofErr w:type="gramEnd"/>
-      <w:r>
-        <w:t>理論為基礎，旨在達成以下</w:t>
-      </w:r>
-      <w:proofErr w:type="gramStart"/>
-      <w:r>
-        <w:t>三</w:t>
-      </w:r>
-      <w:proofErr w:type="gramEnd"/>
-      <w:r>
-        <w:t>項目的：第一，揭示既有制度理論在解釋「同壓力下仍呈現</w:t>
-      </w:r>
-      <w:proofErr w:type="gramStart"/>
-      <w:r>
-        <w:t>採</w:t>
-      </w:r>
-      <w:proofErr w:type="gramEnd"/>
-      <w:r>
-        <w:t>行差異」時之解釋極限，並透過整合脫</w:t>
-      </w:r>
-      <w:proofErr w:type="gramStart"/>
-      <w:r>
-        <w:t>鉤</w:t>
-      </w:r>
-      <w:proofErr w:type="gramEnd"/>
-      <w:r>
-        <w:t>理論</w:t>
-      </w:r>
-      <w:proofErr w:type="gramStart"/>
-      <w:r>
-        <w:t>與漂綠驅動</w:t>
-      </w:r>
-      <w:proofErr w:type="gramEnd"/>
-      <w:r>
-        <w:t>因素架構，建構完整之分析邏輯；第二，綜合既有國內外文獻所提出之判斷指標，整合為一套適用於臺灣金融業之多維度探索性框架；第三，探討既有</w:t>
-      </w:r>
-      <w:proofErr w:type="gramStart"/>
-      <w:r>
-        <w:t>國際漂綠研究</w:t>
-      </w:r>
-      <w:proofErr w:type="gramEnd"/>
-      <w:r>
-        <w:t>發現於臺灣金融業之適用性，並分析臺灣特有制度設計對既有理論之補充或啟示。</w:t>
+        <w:t>基於上述背景與動機，本研究以制度理論與脫鉤理論為基礎，旨在達成以下三項目的：第一，揭示既有制度理論在解釋「同壓力下仍呈現採行差異」時之解釋極限，並透過整合脫鉤理論與漂綠驅動因素架構，建構完整之分析邏輯；第二，綜合既有國內外文獻所提出之判斷指標，整合為一套適用於臺灣金融業之多維度探索性框架；第三，探討既有國際漂綠研究發現於臺灣金融業之適用性，並分析臺灣特有制度設計對既有理論之補充或啟示。</w:t>
       </w:r>
     </w:p>
     <w:p>
@@ -4289,49 +4145,30 @@
       <w:r>
         <w:t>→</w:t>
       </w:r>
-      <w:proofErr w:type="gramStart"/>
-      <w:r>
-        <w:t>採</w:t>
-      </w:r>
-      <w:proofErr w:type="gramEnd"/>
-      <w:r>
-        <w:t>行動機</w:t>
+      <w:r>
+        <w:t>採行動機</w:t>
       </w:r>
       <w:r>
         <w:t>→</w:t>
       </w:r>
-      <w:proofErr w:type="gramStart"/>
-      <w:r>
-        <w:t>採</w:t>
-      </w:r>
-      <w:proofErr w:type="gramEnd"/>
-      <w:r>
-        <w:t>行方式</w:t>
+      <w:r>
+        <w:t>採行方式</w:t>
       </w:r>
       <w:r>
         <w:t>→</w:t>
       </w:r>
-      <w:proofErr w:type="gramStart"/>
-      <w:r>
-        <w:t>漂綠風險</w:t>
-      </w:r>
-      <w:proofErr w:type="gramEnd"/>
-      <w:r>
-        <w:t>」的概念性分析架構，並以對比式選樣方式選取永續金融評鑑等級不同</w:t>
-      </w:r>
-      <w:proofErr w:type="gramStart"/>
-      <w:r>
-        <w:t>之金控公司</w:t>
-      </w:r>
-      <w:proofErr w:type="gramEnd"/>
-      <w:r>
-        <w:t>進行示範性檢視，期能為臺灣金融業的</w:t>
+      <w:r>
+        <w:t>漂綠風險」的概念性分析架構，並以對比式選樣方式選取永續金融評鑑等級不同之金控公司進行示範性檢視，期能為臺灣金融業的</w:t>
       </w:r>
       <w:r>
         <w:t xml:space="preserve"> ESG </w:t>
       </w:r>
       <w:r>
-        <w:t>實務與主管機關的政策制定提供參考。</w:t>
+        <w:t>實務與主管機關的政</w:t>
+      </w:r>
+      <w:r>
+        <w:lastRenderedPageBreak/>
+        <w:t>策制定提供參考。</w:t>
       </w:r>
     </w:p>
     <w:p>
@@ -4357,27 +4194,46 @@
         <w:jc w:val="both"/>
       </w:pPr>
       <w:r>
-        <w:t>基於上述研究目的，本研究以「制度壓力→採行動機→採行方式→漂綠風險」之概念性邏輯鏈作為問題情境之背景脈絡，並從不同切面提出三個相互關聯的探索性研究問題（如圖 1 所示）：</w:t>
-      </w:r>
-      <w:proofErr w:type="gramStart"/>
-      <w:proofErr w:type="gramEnd"/>
-      <w:proofErr w:type="gramStart"/>
-      <w:proofErr w:type="gramEnd"/>
-      <w:proofErr w:type="gramStart"/>
-      <w:proofErr w:type="gramEnd"/>
+        <w:t>基於上述研究目的，本研究以「制度壓力</w:t>
+      </w:r>
+      <w:r>
+        <w:t>→</w:t>
+      </w:r>
+      <w:r>
+        <w:t>採行動機</w:t>
+      </w:r>
+      <w:r>
+        <w:t>→</w:t>
+      </w:r>
+      <w:r>
+        <w:t>採行方式</w:t>
+      </w:r>
+      <w:r>
+        <w:t>→</w:t>
+      </w:r>
+      <w:r>
+        <w:t>漂綠風險」之概念性邏輯鏈作為問題情境之背景脈絡，並從不同切面提出三個相互關聯的探索性研究問題（如圖</w:t>
+      </w:r>
+      <w:r>
+        <w:t xml:space="preserve"> 1 </w:t>
+      </w:r>
+      <w:r>
+        <w:t>所示）：</w:t>
+      </w:r>
     </w:p>
     <w:p>
       <w:pPr>
         <w:spacing w:line="480" w:lineRule="auto"/>
         <w:jc w:val="both"/>
       </w:pPr>
+      <w:bookmarkStart w:id="4" w:name="_GoBack"/>
       <w:r>
         <w:rPr>
           <w:noProof/>
         </w:rPr>
         <w:drawing>
           <wp:inline distT="0" distB="0" distL="0" distR="0" wp14:anchorId="04B8A53A" wp14:editId="3AA74596">
-            <wp:extent cx="5502910" cy="1640005"/>
+            <wp:extent cx="5502910" cy="1639570"/>
             <wp:effectExtent l="0" t="0" r="2540" b="0"/>
             <wp:docPr id="3" name="圖片 3"/>
             <wp:cNvGraphicFramePr>
@@ -4393,7 +4249,7 @@
                   <pic:blipFill>
                     <a:blip r:embed="rId9">
                       <a:extLst>
-                        <a:ext uri="{28A0092B-C50C-407E-A947-70E740481C1C}" cy="1640005">
+                        <a:ext uri="{28A0092B-C50C-407E-A947-70E740481C1C}">
                           <a14:useLocalDpi xmlns:a14="http://schemas.microsoft.com/office/drawing/2010/main" val="0"/>
                         </a:ext>
                       </a:extLst>
@@ -4405,7 +4261,7 @@
                   <pic:spPr>
                     <a:xfrm>
                       <a:off x="0" y="0"/>
-                      <a:ext cx="5502910" cy="708660"/>
+                      <a:ext cx="5591050" cy="1665831"/>
                     </a:xfrm>
                     <a:prstGeom prst="rect">
                       <a:avLst/>
@@ -4417,6 +4273,7 @@
           </wp:inline>
         </w:drawing>
       </w:r>
+      <w:bookmarkEnd w:id="4"/>
     </w:p>
     <w:p>
       <w:pPr>
@@ -4426,30 +4283,58 @@
           <w:b/>
         </w:rPr>
       </w:pPr>
-      <w:bookmarkStart w:id="4" w:name="_GoBack"/>
-      <w:bookmarkEnd w:id="4"/>
       <w:r>
         <w:rPr>
           <w:b/>
           <w:bCs/>
         </w:rPr>
-        <w:t>圖 1　本研究三項研究問題之概覽</w:t>
-      </w:r>
-    </w:p>
-    <w:p>
-      <w:pPr>
-        <w:rPr>
+        <w:t>圖</w:t>
+      </w:r>
+      <w:r>
+        <w:rPr>
+          <w:b/>
           <w:bCs/>
         </w:rPr>
-      </w:pPr>
-      <w:r>
-        <w:rPr>
+        <w:t xml:space="preserve"> 1</w:t>
+      </w:r>
+      <w:r>
+        <w:rPr>
+          <w:b/>
           <w:bCs/>
         </w:rPr>
-        <w:t>RQ1：在相同制度壓力下，臺灣金融業 ESG 採行為何仍呈現實質與形式之差異？</w:t>
-      </w:r>
-      <w:proofErr w:type="gramStart"/>
-      <w:proofErr w:type="gramEnd"/>
+        <w:t xml:space="preserve">　本研究三項研究問題之概覽</w:t>
+      </w:r>
+    </w:p>
+    <w:p>
+      <w:pPr>
+        <w:rPr>
+          <w:bCs/>
+        </w:rPr>
+      </w:pPr>
+      <w:r>
+        <w:rPr>
+          <w:bCs/>
+        </w:rPr>
+        <w:t>RQ1</w:t>
+      </w:r>
+      <w:r>
+        <w:rPr>
+          <w:bCs/>
+        </w:rPr>
+        <w:t>：在相同制度壓力下，臺灣金融業</w:t>
+      </w:r>
+      <w:r>
+        <w:rPr>
+          <w:bCs/>
+        </w:rPr>
+        <w:t xml:space="preserve"> ESG </w:t>
+      </w:r>
+      <w:r>
+        <w:rPr>
+          <w:bCs/>
+        </w:rPr>
+        <w:t>採行為何仍呈現實質與形式之差異？</w:t>
+      </w:r>
     </w:p>
     <w:p/>
     <w:p>
@@ -4461,12 +4346,11 @@
         </w:rPr>
       </w:pPr>
       <w:r>
-        <w:t>RQ2：既有文獻所提出區分企業「實質採行」與「形式採行」的判斷指標，如何適用於臺灣金融業？</w:t>
-      </w:r>
-      <w:proofErr w:type="gramStart"/>
-      <w:proofErr w:type="gramEnd"/>
-      <w:proofErr w:type="gramStart"/>
-      <w:proofErr w:type="gramEnd"/>
+        <w:t>RQ2</w:t>
+      </w:r>
+      <w:r>
+        <w:t>：既有文獻所提出區分企業「實質採行」與「形式採行」的判斷指標，如何適用於臺灣金融業？</w:t>
+      </w:r>
     </w:p>
     <w:p>
       <w:pPr>
@@ -4480,10 +4364,17 @@
         <w:jc w:val="both"/>
       </w:pPr>
       <w:r>
-        <w:t>RQ3：在國際漂綠研究的指標與理論之外，臺灣金融業特有制度（金管會強制第三方確信、永續金融評鑑、TESG）能補充哪些新的判斷指標與理論觀點？</w:t>
-      </w:r>
-      <w:proofErr w:type="gramStart"/>
-      <w:proofErr w:type="gramEnd"/>
+        <w:t>RQ3</w:t>
+      </w:r>
+      <w:r>
+        <w:t>：在國際漂綠研究的指標與理論之外，臺灣金融業特有制度（金管會強制第三方確信、永續金融評鑑、</w:t>
+      </w:r>
+      <w:r>
+        <w:t>TESG</w:t>
+      </w:r>
+      <w:r>
+        <w:t>）能補充哪些新的判斷指標與理論觀點？</w:t>
+      </w:r>
     </w:p>
     <w:p>
       <w:pPr>
@@ -4603,23 +4494,7 @@
         <w:t xml:space="preserve"> </w:t>
       </w:r>
       <w:r>
-        <w:t>為主管機關（金管會、證交所）提供辨識形式</w:t>
-      </w:r>
-      <w:proofErr w:type="gramStart"/>
-      <w:r>
-        <w:t>採</w:t>
-      </w:r>
-      <w:proofErr w:type="gramEnd"/>
-      <w:r>
-        <w:t>行</w:t>
-      </w:r>
-      <w:proofErr w:type="gramStart"/>
-      <w:r>
-        <w:t>與漂綠風險</w:t>
-      </w:r>
-      <w:proofErr w:type="gramEnd"/>
-      <w:r>
-        <w:t>之具體判斷指標；（</w:t>
+        <w:t>為主管機關（金管會、證交所）提供辨識形式採行與漂綠風險之具體判斷指標；（</w:t>
       </w:r>
       <w:r>
         <w:t>2</w:t>
@@ -4631,15 +4506,7 @@
         <w:t xml:space="preserve"> </w:t>
       </w:r>
       <w:r>
-        <w:t>透過對國際理論在地適用性之反思，為臺灣</w:t>
-      </w:r>
-      <w:proofErr w:type="gramStart"/>
-      <w:r>
-        <w:t>防漂綠政策</w:t>
-      </w:r>
-      <w:proofErr w:type="gramEnd"/>
-      <w:r>
-        <w:t>設計提供具體補強方向；（</w:t>
+        <w:t>透過對國際理論在地適用性之反思，為臺灣防漂綠政策設計提供具體補強方向；（</w:t>
       </w:r>
       <w:r>
         <w:t>3</w:t>
@@ -4708,21 +4575,8 @@
       <w:r>
         <w:t xml:space="preserve">ESG </w:t>
       </w:r>
-      <w:proofErr w:type="gramStart"/>
-      <w:r>
-        <w:t>採</w:t>
-      </w:r>
-      <w:proofErr w:type="gramEnd"/>
-      <w:r>
-        <w:t>行方式、</w:t>
-      </w:r>
-      <w:proofErr w:type="gramStart"/>
-      <w:r>
-        <w:t>漂綠</w:t>
-      </w:r>
-      <w:proofErr w:type="gramEnd"/>
-      <w:r>
-        <w:t>、以及法規規避。為使後續討論有明確的概念基礎，以下分別定義各概念之內涵，並界定本研究之研究範疇。</w:t>
+      <w:r>
+        <w:t>採行方式、漂綠、以及法規規避。為使後續討論有明確的概念基礎，以下分別定義各概念之內涵，並界定本研究之研究範疇。</w:t>
       </w:r>
     </w:p>
     <w:p>
@@ -4761,21 +4615,12 @@
         </w:rPr>
         <w:t xml:space="preserve"> ESG </w:t>
       </w:r>
-      <w:proofErr w:type="gramStart"/>
       <w:r>
         <w:rPr>
           <w:b/>
           <w:bCs/>
         </w:rPr>
-        <w:t>採</w:t>
-      </w:r>
-      <w:proofErr w:type="gramEnd"/>
-      <w:r>
-        <w:rPr>
-          <w:b/>
-          <w:bCs/>
-        </w:rPr>
-        <w:t>行方式</w:t>
+        <w:t>採行方式</w:t>
       </w:r>
       <w:bookmarkEnd w:id="8"/>
     </w:p>
@@ -4812,13 +4657,8 @@
       <w:r>
         <w:t xml:space="preserve">ESG </w:t>
       </w:r>
-      <w:proofErr w:type="gramStart"/>
-      <w:r>
-        <w:t>採</w:t>
-      </w:r>
-      <w:proofErr w:type="gramEnd"/>
-      <w:r>
-        <w:t>行方式」，係指企業為回應制度壓力而推動</w:t>
+      <w:r>
+        <w:t>採行方式」，係指企業為回應制度壓力而推動</w:t>
       </w:r>
       <w:r>
         <w:t xml:space="preserve"> ESG </w:t>
@@ -4860,64 +4700,19 @@
         <w:t>1977</w:t>
       </w:r>
       <w:r>
-        <w:t>）提出的「脫</w:t>
-      </w:r>
-      <w:proofErr w:type="gramStart"/>
-      <w:r>
-        <w:t>鉤</w:t>
-      </w:r>
-      <w:proofErr w:type="gramEnd"/>
-      <w:r>
-        <w:t>」概念，將</w:t>
+        <w:t>）提出的「脫鉤」概念，將</w:t>
       </w:r>
       <w:r>
         <w:t xml:space="preserve"> ESG </w:t>
       </w:r>
-      <w:proofErr w:type="gramStart"/>
-      <w:r>
-        <w:t>採</w:t>
-      </w:r>
-      <w:proofErr w:type="gramEnd"/>
-      <w:r>
-        <w:t>行方式區分為「實質</w:t>
-      </w:r>
-      <w:proofErr w:type="gramStart"/>
-      <w:r>
-        <w:t>採</w:t>
-      </w:r>
-      <w:proofErr w:type="gramEnd"/>
-      <w:r>
-        <w:t>行」與「形式</w:t>
-      </w:r>
-      <w:proofErr w:type="gramStart"/>
-      <w:r>
-        <w:t>採</w:t>
-      </w:r>
-      <w:proofErr w:type="gramEnd"/>
-      <w:r>
-        <w:t>行」兩種類型。實質</w:t>
-      </w:r>
-      <w:proofErr w:type="gramStart"/>
-      <w:r>
-        <w:t>採</w:t>
-      </w:r>
-      <w:proofErr w:type="gramEnd"/>
-      <w:r>
-        <w:t>行係指企業基於永續轉型之真實動機，將</w:t>
+      <w:r>
+        <w:t>採行方式區分為「實質採行」與「形式採行」兩種類型。實質採行係指企業基於永續轉型之真實動機，將</w:t>
       </w:r>
       <w:r>
         <w:t xml:space="preserve"> ESG </w:t>
       </w:r>
       <w:r>
-        <w:t>融入核心營運策略，投入專責資源，並設定具體可量化之目標；形式</w:t>
-      </w:r>
-      <w:proofErr w:type="gramStart"/>
-      <w:r>
-        <w:t>採</w:t>
-      </w:r>
-      <w:proofErr w:type="gramEnd"/>
-      <w:r>
-        <w:t>行則指企業主要為符合法規要求或回應外部壓力，在揭露文件中呈現正面資訊，但實際上未將</w:t>
+        <w:t>融入核心營運策略，投入專責資源，並設定具體可量化之目標；形式採行則指企業主要為符合法規要求或回應外部壓力，在揭露文件中呈現正面資訊，但實際上未將</w:t>
       </w:r>
       <w:r>
         <w:t xml:space="preserve"> ESG </w:t>
@@ -4949,143 +4744,86 @@
         <w:ind w:firstLine="482"/>
         <w:jc w:val="both"/>
       </w:pPr>
-      <w:proofErr w:type="gramStart"/>
-      <w:r>
-        <w:t>漂綠</w:t>
-      </w:r>
-      <w:proofErr w:type="gramEnd"/>
+      <w:r>
+        <w:t>漂綠（</w:t>
+      </w:r>
+      <w:r>
+        <w:t>greenwashing</w:t>
+      </w:r>
+      <w:r>
+        <w:t>）一詞最早於</w:t>
+      </w:r>
+      <w:r>
+        <w:t xml:space="preserve"> 1986 </w:t>
+      </w:r>
+      <w:r>
+        <w:t>年被提出，用以描述企業為自身利益而進行的虛假環保行為（</w:t>
+      </w:r>
+      <w:r>
+        <w:t>Delmas &amp; Burbano, 2011</w:t>
+      </w:r>
+      <w:r>
+        <w:t>）。</w:t>
+      </w:r>
+      <w:r>
+        <w:t xml:space="preserve">Delmas </w:t>
+      </w:r>
+      <w:r>
+        <w:t>與</w:t>
+      </w:r>
+      <w:r>
+        <w:t xml:space="preserve"> Burbano</w:t>
+      </w:r>
       <w:r>
         <w:t>（</w:t>
       </w:r>
       <w:r>
-        <w:t>greenwashing</w:t>
-      </w:r>
-      <w:r>
-        <w:t>）一詞最早於</w:t>
-      </w:r>
-      <w:r>
-        <w:t xml:space="preserve"> 1986 </w:t>
-      </w:r>
-      <w:r>
-        <w:t>年被提出，用以描述企業為自身利益而進行的虛假環保行為（</w:t>
-      </w:r>
-      <w:proofErr w:type="spellStart"/>
-      <w:r>
-        <w:t>Delmas</w:t>
-      </w:r>
-      <w:proofErr w:type="spellEnd"/>
-      <w:r>
-        <w:t xml:space="preserve"> &amp; </w:t>
-      </w:r>
-      <w:proofErr w:type="spellStart"/>
-      <w:r>
-        <w:t>Burbano</w:t>
-      </w:r>
-      <w:proofErr w:type="spellEnd"/>
-      <w:r>
-        <w:t>, 2011</w:t>
-      </w:r>
-      <w:r>
-        <w:t>）。</w:t>
-      </w:r>
-      <w:proofErr w:type="spellStart"/>
-      <w:r>
-        <w:t>Delmas</w:t>
-      </w:r>
-      <w:proofErr w:type="spellEnd"/>
-      <w:r>
-        <w:t xml:space="preserve"> </w:t>
+        <w:t>2011</w:t>
+      </w:r>
+      <w:r>
+        <w:t>）將漂綠定義為企業同時具備「環境績效不佳」與「對外正面溝通」的行為；</w:t>
+      </w:r>
+      <w:r>
+        <w:t xml:space="preserve">Walker </w:t>
       </w:r>
       <w:r>
         <w:t>與</w:t>
       </w:r>
       <w:r>
-        <w:t xml:space="preserve"> </w:t>
-      </w:r>
-      <w:proofErr w:type="spellStart"/>
-      <w:r>
-        <w:t>Burbano</w:t>
-      </w:r>
-      <w:proofErr w:type="spellEnd"/>
+        <w:t xml:space="preserve"> Wan</w:t>
+      </w:r>
       <w:r>
         <w:t>（</w:t>
       </w:r>
       <w:r>
-        <w:t>2011</w:t>
-      </w:r>
-      <w:r>
-        <w:t>）</w:t>
-      </w:r>
-      <w:proofErr w:type="gramStart"/>
-      <w:r>
-        <w:t>將漂綠定義</w:t>
-      </w:r>
-      <w:proofErr w:type="gramEnd"/>
-      <w:r>
-        <w:t>為企業同時具備「環境績效不佳」與「對外正面溝通」的行為；</w:t>
-      </w:r>
-      <w:r>
-        <w:t xml:space="preserve">Walker </w:t>
+        <w:t>2012</w:t>
+      </w:r>
+      <w:r>
+        <w:t>）則認為漂綠是「只對環境問題做象徵性承諾，而不採取實質行動的行為」；</w:t>
+      </w:r>
+      <w:r>
+        <w:t>Yu</w:t>
+      </w:r>
+      <w:r>
+        <w:t>、</w:t>
+      </w:r>
+      <w:r>
+        <w:t xml:space="preserve">Luu </w:t>
       </w:r>
       <w:r>
         <w:t>與</w:t>
       </w:r>
       <w:r>
-        <w:t xml:space="preserve"> Wan</w:t>
+        <w:t xml:space="preserve"> Chen</w:t>
       </w:r>
       <w:r>
         <w:t>（</w:t>
       </w:r>
       <w:r>
-        <w:t>2012</w:t>
-      </w:r>
-      <w:r>
-        <w:t>）則認為</w:t>
-      </w:r>
-      <w:proofErr w:type="gramStart"/>
-      <w:r>
-        <w:t>漂綠是</w:t>
-      </w:r>
-      <w:proofErr w:type="gramEnd"/>
-      <w:r>
-        <w:t>「只對環境問題做象徵性承諾，而不採取實質行動的行為」；</w:t>
-      </w:r>
-      <w:r>
-        <w:t>Yu</w:t>
-      </w:r>
-      <w:r>
-        <w:t>、</w:t>
-      </w:r>
-      <w:proofErr w:type="spellStart"/>
-      <w:r>
-        <w:t>Luu</w:t>
-      </w:r>
-      <w:proofErr w:type="spellEnd"/>
-      <w:r>
-        <w:t xml:space="preserve"> </w:t>
-      </w:r>
-      <w:r>
-        <w:t>與</w:t>
-      </w:r>
-      <w:r>
-        <w:t xml:space="preserve"> Chen</w:t>
-      </w:r>
-      <w:r>
-        <w:t>（</w:t>
-      </w:r>
-      <w:r>
         <w:t>2020</w:t>
       </w:r>
       <w:r>
-        <w:t>）進一步將</w:t>
-      </w:r>
-      <w:proofErr w:type="gramStart"/>
-      <w:r>
-        <w:t>漂綠操作化</w:t>
-      </w:r>
-      <w:proofErr w:type="gramEnd"/>
-      <w:r>
-        <w:t>定義為「揭露大量</w:t>
+        <w:t>）進一步將漂綠操作化定義為「揭露大量</w:t>
       </w:r>
       <w:r>
         <w:t xml:space="preserve"> ESG </w:t>
@@ -5101,51 +4839,19 @@
         <w:t xml:space="preserve"> 113 </w:t>
       </w:r>
       <w:r>
-        <w:t>年發布之「金融機構</w:t>
-      </w:r>
-      <w:proofErr w:type="gramStart"/>
-      <w:r>
-        <w:t>防漂綠參考</w:t>
-      </w:r>
-      <w:proofErr w:type="gramEnd"/>
-      <w:r>
-        <w:t>指引」中，</w:t>
-      </w:r>
-      <w:proofErr w:type="gramStart"/>
-      <w:r>
-        <w:t>將漂綠定義</w:t>
-      </w:r>
-      <w:proofErr w:type="gramEnd"/>
-      <w:r>
-        <w:t>為「在永續相關之聲明、行動或陳述中，提供無法令人清楚理解或過於誇大之訊息，或僅選擇性揭露正面影響或缺乏證據支持其永續特徵之訊息，進而可能誤導判斷」（金管會，民</w:t>
+        <w:t>年發布之「金融機構防漂綠參考指引」中，將漂綠定義為「在永續相關之聲明、行動或陳述中，提供無法令人清楚理解或過於誇大之訊息，或僅選擇性揭露正面影響或缺乏證據支持其永續特徵之訊息，進而可能誤導判斷」（金管會，民</w:t>
       </w:r>
       <w:r>
         <w:t xml:space="preserve"> 113a</w:t>
       </w:r>
       <w:r>
-        <w:t>）。綜合以上文獻，本研究</w:t>
-      </w:r>
-      <w:proofErr w:type="gramStart"/>
-      <w:r>
-        <w:t>將漂綠定義</w:t>
-      </w:r>
-      <w:proofErr w:type="gramEnd"/>
-      <w:r>
-        <w:t>為：企業在</w:t>
+        <w:t>）。綜合以上文獻，本研究將漂綠定義為：企業在</w:t>
       </w:r>
       <w:r>
         <w:t xml:space="preserve"> ESG </w:t>
       </w:r>
       <w:r>
-        <w:t>資訊揭露上呈現正面形象，但其實際</w:t>
-      </w:r>
-      <w:proofErr w:type="gramStart"/>
-      <w:r>
-        <w:t>採</w:t>
-      </w:r>
-      <w:proofErr w:type="gramEnd"/>
-      <w:r>
-        <w:t>行方式與揭露內容之間存在顯著落差的行為。</w:t>
+        <w:t>資訊揭露上呈現正面形象，但其實際採行方式與揭露內容之間存在顯著落差的行為。</w:t>
       </w:r>
     </w:p>
     <w:p>
@@ -5293,31 +4999,13 @@
                 <w:sz w:val="22"/>
               </w:rPr>
             </w:pPr>
-            <w:proofErr w:type="spellStart"/>
             <w:r>
               <w:rPr>
                 <w:sz w:val="22"/>
                 <w:szCs w:val="20"/>
               </w:rPr>
-              <w:t>Delmas</w:t>
-            </w:r>
-            <w:proofErr w:type="spellEnd"/>
-            <w:r>
-              <w:rPr>
-                <w:sz w:val="22"/>
-                <w:szCs w:val="20"/>
-              </w:rPr>
-              <w:t xml:space="preserve"> &amp; </w:t>
-            </w:r>
-            <w:proofErr w:type="spellStart"/>
-            <w:r>
-              <w:rPr>
-                <w:sz w:val="22"/>
-                <w:szCs w:val="20"/>
-              </w:rPr>
-              <w:t>Burbano</w:t>
-            </w:r>
-            <w:proofErr w:type="spellEnd"/>
+              <w:t>Delmas &amp; Burbano</w:t>
+            </w:r>
           </w:p>
         </w:tc>
         <w:tc>
@@ -5586,23 +5274,7 @@
                 <w:sz w:val="22"/>
                 <w:szCs w:val="20"/>
               </w:rPr>
-              <w:t xml:space="preserve">Yu, </w:t>
-            </w:r>
-            <w:proofErr w:type="spellStart"/>
-            <w:r>
-              <w:rPr>
-                <w:sz w:val="22"/>
-                <w:szCs w:val="20"/>
-              </w:rPr>
-              <w:t>Luu</w:t>
-            </w:r>
-            <w:proofErr w:type="spellEnd"/>
-            <w:r>
-              <w:rPr>
-                <w:sz w:val="22"/>
-                <w:szCs w:val="20"/>
-              </w:rPr>
-              <w:t xml:space="preserve"> &amp; Chen</w:t>
+              <w:t>Yu, Luu &amp; Chen</w:t>
             </w:r>
           </w:p>
         </w:tc>
@@ -5858,47 +5530,29 @@
                 <w:sz w:val="22"/>
                 <w:szCs w:val="20"/>
               </w:rPr>
-              <w:t>資訊揭露上呈現正面形象，但實際</w:t>
-            </w:r>
-            <w:proofErr w:type="gramStart"/>
+              <w:t>資訊揭露上呈現正面形象，但實際採行方式與揭露內容之間存在顯著落差的行為</w:t>
+            </w:r>
+          </w:p>
+        </w:tc>
+        <w:tc>
+          <w:tcPr>
+            <w:tcW w:w="1000" w:type="pct"/>
+            <w:vAlign w:val="center"/>
+          </w:tcPr>
+          <w:p>
+            <w:pPr>
+              <w:spacing w:line="276" w:lineRule="auto"/>
+              <w:jc w:val="both"/>
+              <w:rPr>
+                <w:sz w:val="22"/>
+              </w:rPr>
+            </w:pPr>
             <w:r>
               <w:rPr>
                 <w:bCs/>
                 <w:sz w:val="22"/>
                 <w:szCs w:val="20"/>
               </w:rPr>
-              <w:t>採</w:t>
-            </w:r>
-            <w:proofErr w:type="gramEnd"/>
-            <w:r>
-              <w:rPr>
-                <w:bCs/>
-                <w:sz w:val="22"/>
-                <w:szCs w:val="20"/>
-              </w:rPr>
-              <w:t>行方式與揭露內容之間存在顯著落差的行為</w:t>
-            </w:r>
-          </w:p>
-        </w:tc>
-        <w:tc>
-          <w:tcPr>
-            <w:tcW w:w="1000" w:type="pct"/>
-            <w:vAlign w:val="center"/>
-          </w:tcPr>
-          <w:p>
-            <w:pPr>
-              <w:spacing w:line="276" w:lineRule="auto"/>
-              <w:jc w:val="both"/>
-              <w:rPr>
-                <w:sz w:val="22"/>
-              </w:rPr>
-            </w:pPr>
-            <w:r>
-              <w:rPr>
-                <w:bCs/>
-                <w:sz w:val="22"/>
-                <w:szCs w:val="20"/>
-              </w:rPr>
               <w:t>揭露與行動落差</w:t>
             </w:r>
           </w:p>
@@ -5929,23 +5583,7 @@
           <w:b/>
           <w:bCs/>
         </w:rPr>
-        <w:t xml:space="preserve">　</w:t>
-      </w:r>
-      <w:proofErr w:type="gramStart"/>
-      <w:r>
-        <w:rPr>
-          <w:b/>
-          <w:bCs/>
-        </w:rPr>
-        <w:t>漂綠之</w:t>
-      </w:r>
-      <w:proofErr w:type="gramEnd"/>
-      <w:r>
-        <w:rPr>
-          <w:b/>
-          <w:bCs/>
-        </w:rPr>
-        <w:t>學術定義彙整</w:t>
+        <w:t xml:space="preserve">　漂綠之學術定義彙整</w:t>
       </w:r>
     </w:p>
     <w:p>
@@ -5969,23 +5607,7 @@
           <w:b/>
           <w:bCs/>
         </w:rPr>
-        <w:t>（三）</w:t>
-      </w:r>
-      <w:proofErr w:type="gramStart"/>
-      <w:r>
-        <w:rPr>
-          <w:b/>
-          <w:bCs/>
-        </w:rPr>
-        <w:t>漂綠與</w:t>
-      </w:r>
-      <w:proofErr w:type="gramEnd"/>
-      <w:r>
-        <w:rPr>
-          <w:b/>
-          <w:bCs/>
-        </w:rPr>
-        <w:t>法規規避之區辨</w:t>
+        <w:t>（三）漂綠與法規規避之區辨</w:t>
       </w:r>
       <w:bookmarkEnd w:id="10"/>
     </w:p>
@@ -5995,27 +5617,14 @@
         <w:ind w:firstLine="482"/>
         <w:jc w:val="both"/>
       </w:pPr>
-      <w:proofErr w:type="gramStart"/>
-      <w:r>
-        <w:t>漂綠與</w:t>
-      </w:r>
-      <w:proofErr w:type="gramEnd"/>
-      <w:r>
-        <w:t>法規規避（</w:t>
+      <w:r>
+        <w:t>漂綠與法規規避（</w:t>
       </w:r>
       <w:r>
         <w:t>regulatory avoidance</w:t>
       </w:r>
       <w:r>
-        <w:t>）雖常被混淆，但本質上屬於不同概念。法規規避係指企業透過法律漏洞或技術手段迴避法規義務，屬於「不做」的範疇；</w:t>
-      </w:r>
-      <w:proofErr w:type="gramStart"/>
-      <w:r>
-        <w:t>漂綠則</w:t>
-      </w:r>
-      <w:proofErr w:type="gramEnd"/>
-      <w:r>
-        <w:t>是企業表面上「有做」，但實際作為與對外宣稱之間存在落差，屬於「做假或做表面」的範疇。本研究聚焦之對象為已推動</w:t>
+        <w:t>）雖常被混淆，但本質上屬於不同概念。法規規避係指企業透過法律漏洞或技術手段迴避法規義務，屬於「不做」的範疇；漂綠則是企業表面上「有做」，但實際作為與對外宣稱之間存在落差，屬於「做假或做表面」的範疇。本研究聚焦之對象為已推動</w:t>
       </w:r>
       <w:r>
         <w:t xml:space="preserve"> ESG </w:t>
@@ -6027,15 +5636,7 @@
         <w:t xml:space="preserve"> ESG </w:t>
       </w:r>
       <w:r>
-        <w:t>資訊者），探討其</w:t>
-      </w:r>
-      <w:proofErr w:type="gramStart"/>
-      <w:r>
-        <w:t>採</w:t>
-      </w:r>
-      <w:proofErr w:type="gramEnd"/>
-      <w:r>
-        <w:t>行方式是否為實質，而非是否規避法規。兩者之比較如表</w:t>
+        <w:t>資訊者），探討其採行方式是否為實質，而非是否規避法規。兩者之比較如表</w:t>
       </w:r>
       <w:r>
         <w:t xml:space="preserve"> 2 </w:t>
@@ -6103,69 +5704,111 @@
               <w:spacing w:line="276" w:lineRule="auto"/>
               <w:jc w:val="both"/>
             </w:pPr>
-            <w:proofErr w:type="gramStart"/>
             <w:r>
               <w:rPr>
                 <w:b/>
                 <w:bCs/>
               </w:rPr>
-              <w:t>漂綠</w:t>
-            </w:r>
-            <w:proofErr w:type="gramEnd"/>
+              <w:t>漂綠（</w:t>
+            </w:r>
             <w:r>
               <w:rPr>
                 <w:b/>
                 <w:bCs/>
               </w:rPr>
-              <w:t>（</w:t>
+              <w:t>Greenwashing</w:t>
             </w:r>
             <w:r>
               <w:rPr>
                 <w:b/>
                 <w:bCs/>
               </w:rPr>
-              <w:t>Greenwashing</w:t>
-            </w:r>
+              <w:t>）</w:t>
+            </w:r>
+          </w:p>
+        </w:tc>
+        <w:tc>
+          <w:tcPr>
+            <w:tcW w:w="2133" w:type="pct"/>
+            <w:shd w:val="clear" w:color="auto" w:fill="D9E2F3"/>
+            <w:vAlign w:val="center"/>
+          </w:tcPr>
+          <w:p>
+            <w:pPr>
+              <w:spacing w:line="276" w:lineRule="auto"/>
+              <w:jc w:val="both"/>
+            </w:pPr>
             <w:r>
               <w:rPr>
                 <w:b/>
                 <w:bCs/>
               </w:rPr>
-              <w:t>）</w:t>
-            </w:r>
-          </w:p>
-        </w:tc>
-        <w:tc>
-          <w:tcPr>
-            <w:tcW w:w="2133" w:type="pct"/>
-            <w:shd w:val="clear" w:color="auto" w:fill="D9E2F3"/>
-            <w:vAlign w:val="center"/>
-          </w:tcPr>
-          <w:p>
-            <w:pPr>
-              <w:spacing w:line="276" w:lineRule="auto"/>
-              <w:jc w:val="both"/>
-            </w:pPr>
+              <w:t>法規規避（</w:t>
+            </w:r>
             <w:r>
               <w:rPr>
                 <w:b/>
                 <w:bCs/>
               </w:rPr>
-              <w:t>法規規避（</w:t>
+              <w:t>Regulatory Avoidance</w:t>
             </w:r>
             <w:r>
               <w:rPr>
                 <w:b/>
                 <w:bCs/>
               </w:rPr>
-              <w:t>Regulatory Avoidance</w:t>
-            </w:r>
+              <w:t>）</w:t>
+            </w:r>
+          </w:p>
+        </w:tc>
+      </w:tr>
+      <w:tr>
+        <w:tc>
+          <w:tcPr>
+            <w:tcW w:w="734" w:type="pct"/>
+            <w:vAlign w:val="center"/>
+          </w:tcPr>
+          <w:p>
+            <w:pPr>
+              <w:spacing w:line="276" w:lineRule="auto"/>
+              <w:jc w:val="both"/>
+            </w:pPr>
             <w:r>
               <w:rPr>
                 <w:b/>
                 <w:bCs/>
               </w:rPr>
-              <w:t>）</w:t>
+              <w:t>核心行為</w:t>
+            </w:r>
+          </w:p>
+        </w:tc>
+        <w:tc>
+          <w:tcPr>
+            <w:tcW w:w="2133" w:type="pct"/>
+            <w:vAlign w:val="center"/>
+          </w:tcPr>
+          <w:p>
+            <w:pPr>
+              <w:spacing w:line="276" w:lineRule="auto"/>
+              <w:jc w:val="both"/>
+            </w:pPr>
+            <w:r>
+              <w:t>有做但做假或做表面，對外誇大永續表現</w:t>
+            </w:r>
+          </w:p>
+        </w:tc>
+        <w:tc>
+          <w:tcPr>
+            <w:tcW w:w="2133" w:type="pct"/>
+            <w:vAlign w:val="center"/>
+          </w:tcPr>
+          <w:p>
+            <w:pPr>
+              <w:spacing w:line="276" w:lineRule="auto"/>
+              <w:jc w:val="both"/>
+            </w:pPr>
+            <w:r>
+              <w:t>設法不做，透過法律漏洞迴避義務</w:t>
             </w:r>
           </w:p>
         </w:tc>
@@ -6186,7 +5829,7 @@
                 <w:b/>
                 <w:bCs/>
               </w:rPr>
-              <w:t>核心行為</w:t>
+              <w:t>對外表現</w:t>
             </w:r>
           </w:p>
         </w:tc>
@@ -6201,7 +5844,13 @@
               <w:jc w:val="both"/>
             </w:pPr>
             <w:r>
-              <w:t>有做但做假或做表面，對外誇大永續表現</w:t>
+              <w:t>積極揭露</w:t>
+            </w:r>
+            <w:r>
+              <w:t xml:space="preserve"> ESG </w:t>
+            </w:r>
+            <w:r>
+              <w:t>資訊，塑造永續形象</w:t>
             </w:r>
           </w:p>
         </w:tc>
@@ -6216,7 +5865,7 @@
               <w:jc w:val="both"/>
             </w:pPr>
             <w:r>
-              <w:t>設法不做，透過法律漏洞迴避義務</w:t>
+              <w:t>低調迴避，盡量不揭露或延遲揭露</w:t>
             </w:r>
           </w:p>
         </w:tc>
@@ -6237,7 +5886,7 @@
                 <w:b/>
                 <w:bCs/>
               </w:rPr>
-              <w:t>對外表現</w:t>
+              <w:t>實際作為</w:t>
             </w:r>
           </w:p>
         </w:tc>
@@ -6252,28 +5901,28 @@
               <w:jc w:val="both"/>
             </w:pPr>
             <w:r>
-              <w:t>積極揭露</w:t>
+              <w:t>揭露內容與實際績效存在落差</w:t>
+            </w:r>
+          </w:p>
+        </w:tc>
+        <w:tc>
+          <w:tcPr>
+            <w:tcW w:w="2133" w:type="pct"/>
+            <w:vAlign w:val="center"/>
+          </w:tcPr>
+          <w:p>
+            <w:pPr>
+              <w:spacing w:line="276" w:lineRule="auto"/>
+              <w:jc w:val="both"/>
+            </w:pPr>
+            <w:r>
+              <w:t>未依規定執行</w:t>
             </w:r>
             <w:r>
               <w:t xml:space="preserve"> ESG </w:t>
             </w:r>
             <w:r>
-              <w:t>資訊，塑造永續形象</w:t>
-            </w:r>
-          </w:p>
-        </w:tc>
-        <w:tc>
-          <w:tcPr>
-            <w:tcW w:w="2133" w:type="pct"/>
-            <w:vAlign w:val="center"/>
-          </w:tcPr>
-          <w:p>
-            <w:pPr>
-              <w:spacing w:line="276" w:lineRule="auto"/>
-              <w:jc w:val="both"/>
-            </w:pPr>
-            <w:r>
-              <w:t>低調迴避，盡量不揭露或延遲揭露</w:t>
+              <w:t>相關作業</w:t>
             </w:r>
           </w:p>
         </w:tc>
@@ -6294,7 +5943,7 @@
                 <w:b/>
                 <w:bCs/>
               </w:rPr>
-              <w:t>實際作為</w:t>
+              <w:t>合法性</w:t>
             </w:r>
           </w:p>
         </w:tc>
@@ -6309,7 +5958,7 @@
               <w:jc w:val="both"/>
             </w:pPr>
             <w:r>
-              <w:t>揭露內容與實際績效存在落差</w:t>
+              <w:t>形式上可能合法，但有道德與誠信疑慮</w:t>
             </w:r>
           </w:p>
         </w:tc>
@@ -6324,13 +5973,7 @@
               <w:jc w:val="both"/>
             </w:pPr>
             <w:r>
-              <w:t>未依規定執行</w:t>
-            </w:r>
-            <w:r>
-              <w:t xml:space="preserve"> ESG </w:t>
-            </w:r>
-            <w:r>
-              <w:t>相關作業</w:t>
+              <w:t>可能合法（鑽漏洞）或違法</w:t>
             </w:r>
           </w:p>
         </w:tc>
@@ -6351,7 +5994,7 @@
                 <w:b/>
                 <w:bCs/>
               </w:rPr>
-              <w:t>合法性</w:t>
+              <w:t>誤導對象</w:t>
             </w:r>
           </w:p>
         </w:tc>
@@ -6366,7 +6009,7 @@
               <w:jc w:val="both"/>
             </w:pPr>
             <w:r>
-              <w:t>形式上可能合法，但有道德與誠信疑慮</w:t>
+              <w:t>投資人、消費者、利害關係人</w:t>
             </w:r>
           </w:p>
         </w:tc>
@@ -6381,7 +6024,7 @@
               <w:jc w:val="both"/>
             </w:pPr>
             <w:r>
-              <w:t>可能合法（鑽漏洞）或違法</w:t>
+              <w:t>主管機關</w:t>
             </w:r>
           </w:p>
         </w:tc>
@@ -6402,7 +6045,14 @@
                 <w:b/>
                 <w:bCs/>
               </w:rPr>
-              <w:t>誤導對象</w:t>
+              <w:t xml:space="preserve">ESG </w:t>
+            </w:r>
+            <w:r>
+              <w:rPr>
+                <w:b/>
+                <w:bCs/>
+              </w:rPr>
+              <w:t>報告書</w:t>
             </w:r>
           </w:p>
         </w:tc>
@@ -6417,7 +6067,7 @@
               <w:jc w:val="both"/>
             </w:pPr>
             <w:r>
-              <w:t>投資人、消費者、利害關係人</w:t>
+              <w:t>有編製，但內容可能誇大或選擇性揭露</w:t>
             </w:r>
           </w:p>
         </w:tc>
@@ -6432,7 +6082,7 @@
               <w:jc w:val="both"/>
             </w:pPr>
             <w:r>
-              <w:t>主管機關</w:t>
+              <w:t>未編製，或未依規定期限申報</w:t>
             </w:r>
           </w:p>
         </w:tc>
@@ -6453,64 +6103,6 @@
                 <w:b/>
                 <w:bCs/>
               </w:rPr>
-              <w:t xml:space="preserve">ESG </w:t>
-            </w:r>
-            <w:r>
-              <w:rPr>
-                <w:b/>
-                <w:bCs/>
-              </w:rPr>
-              <w:t>報告書</w:t>
-            </w:r>
-          </w:p>
-        </w:tc>
-        <w:tc>
-          <w:tcPr>
-            <w:tcW w:w="2133" w:type="pct"/>
-            <w:vAlign w:val="center"/>
-          </w:tcPr>
-          <w:p>
-            <w:pPr>
-              <w:spacing w:line="276" w:lineRule="auto"/>
-              <w:jc w:val="both"/>
-            </w:pPr>
-            <w:r>
-              <w:t>有編製，但內容可能誇大或選擇性揭露</w:t>
-            </w:r>
-          </w:p>
-        </w:tc>
-        <w:tc>
-          <w:tcPr>
-            <w:tcW w:w="2133" w:type="pct"/>
-            <w:vAlign w:val="center"/>
-          </w:tcPr>
-          <w:p>
-            <w:pPr>
-              <w:spacing w:line="276" w:lineRule="auto"/>
-              <w:jc w:val="both"/>
-            </w:pPr>
-            <w:r>
-              <w:t>未編製，或未依規定期限申報</w:t>
-            </w:r>
-          </w:p>
-        </w:tc>
-      </w:tr>
-      <w:tr>
-        <w:tc>
-          <w:tcPr>
-            <w:tcW w:w="734" w:type="pct"/>
-            <w:vAlign w:val="center"/>
-          </w:tcPr>
-          <w:p>
-            <w:pPr>
-              <w:spacing w:line="276" w:lineRule="auto"/>
-              <w:jc w:val="both"/>
-            </w:pPr>
-            <w:r>
-              <w:rPr>
-                <w:b/>
-                <w:bCs/>
-              </w:rPr>
               <w:t>本研究定位</w:t>
             </w:r>
           </w:p>
@@ -6571,21 +6163,7 @@
         <w:rPr>
           <w:rFonts w:hint="eastAsia"/>
         </w:rPr>
-        <w:t xml:space="preserve">　</w:t>
-      </w:r>
-      <w:proofErr w:type="gramStart"/>
-      <w:r>
-        <w:rPr>
-          <w:rFonts w:hint="eastAsia"/>
-        </w:rPr>
-        <w:t>漂綠與</w:t>
-      </w:r>
-      <w:proofErr w:type="gramEnd"/>
-      <w:r>
-        <w:rPr>
-          <w:rFonts w:hint="eastAsia"/>
-        </w:rPr>
-        <w:t>法規規避之比較</w:t>
+        <w:t xml:space="preserve">　漂綠與法規規避之比較</w:t>
       </w:r>
     </w:p>
     <w:p>
@@ -6617,23 +6195,7 @@
         <w:t xml:space="preserve"> 2 </w:t>
       </w:r>
       <w:r>
-        <w:t>所示，本研究的討論範疇</w:t>
-      </w:r>
-      <w:proofErr w:type="gramStart"/>
-      <w:r>
-        <w:t>屬於漂綠議題</w:t>
-      </w:r>
-      <w:proofErr w:type="gramEnd"/>
-      <w:r>
-        <w:t>，而非法規規避。此一區分有助於明確界定本研究之研究邊界，使後續分析聚焦於「有做但做假」</w:t>
-      </w:r>
-      <w:proofErr w:type="gramStart"/>
-      <w:r>
-        <w:t>的漂綠議題</w:t>
-      </w:r>
-      <w:proofErr w:type="gramEnd"/>
-      <w:r>
-        <w:t>，而非「完全不做」的法規規避問題。</w:t>
+        <w:t>所示，本研究的討論範疇屬於漂綠議題，而非法規規避。此一區分有助於明確界定本研究之研究邊界，使後續分析聚焦於「有做但做假」的漂綠議題，而非「完全不做」的法規規避問題。</w:t>
       </w:r>
     </w:p>
     <w:p>
@@ -6657,21 +6219,12 @@
         </w:rPr>
         <w:t xml:space="preserve">ESG </w:t>
       </w:r>
-      <w:proofErr w:type="gramStart"/>
       <w:r>
         <w:rPr>
           <w:b/>
           <w:bCs/>
         </w:rPr>
-        <w:t>與漂綠議題</w:t>
-      </w:r>
-      <w:proofErr w:type="gramEnd"/>
-      <w:r>
-        <w:rPr>
-          <w:b/>
-          <w:bCs/>
-        </w:rPr>
-        <w:t>之發展沿革</w:t>
+        <w:t>與漂綠議題之發展沿革</w:t>
       </w:r>
       <w:bookmarkEnd w:id="11"/>
     </w:p>
@@ -6712,13 +6265,8 @@
         <w:ind w:firstLine="482"/>
         <w:jc w:val="both"/>
       </w:pPr>
-      <w:proofErr w:type="gramStart"/>
-      <w:r>
-        <w:t>漂綠一詞</w:t>
-      </w:r>
-      <w:proofErr w:type="gramEnd"/>
-      <w:r>
-        <w:t>最早於</w:t>
+      <w:r>
+        <w:t>漂綠一詞最早於</w:t>
       </w:r>
       <w:r>
         <w:t xml:space="preserve"> 1986 </w:t>
@@ -6726,32 +6274,11 @@
       <w:r>
         <w:t>年被提出，用以描述企業為自身利益而進行的虛假環保行為（</w:t>
       </w:r>
-      <w:proofErr w:type="spellStart"/>
-      <w:r>
-        <w:t>Delmas</w:t>
-      </w:r>
-      <w:proofErr w:type="spellEnd"/>
-      <w:r>
-        <w:t xml:space="preserve"> &amp; </w:t>
-      </w:r>
-      <w:proofErr w:type="spellStart"/>
-      <w:r>
-        <w:t>Burbano</w:t>
-      </w:r>
-      <w:proofErr w:type="spellEnd"/>
-      <w:r>
-        <w:t>, 2011</w:t>
-      </w:r>
-      <w:r>
-        <w:t>）。早期</w:t>
-      </w:r>
-      <w:proofErr w:type="gramStart"/>
-      <w:r>
-        <w:t>的漂綠行為</w:t>
-      </w:r>
-      <w:proofErr w:type="gramEnd"/>
-      <w:r>
-        <w:t>多表現為企業在廣告或產品標示中誇大環保效益，研究範圍以歐美消費市場為主。</w:t>
+      <w:r>
+        <w:t>Delmas &amp; Burbano, 2011</w:t>
+      </w:r>
+      <w:r>
+        <w:t>）。早期的漂綠行為多表現為企業在廣告或產品標示中誇大環保效益，研究範圍以歐美消費市場為主。</w:t>
       </w:r>
       <w:r>
         <w:t xml:space="preserve">2004 </w:t>
@@ -6817,37 +6344,13 @@
         <w:t xml:space="preserve">2015 </w:t>
       </w:r>
       <w:r>
-        <w:t>年《巴黎協定》的簽署標誌著</w:t>
-      </w:r>
-      <w:proofErr w:type="gramStart"/>
-      <w:r>
-        <w:t>全球減碳進入</w:t>
-      </w:r>
-      <w:proofErr w:type="gramEnd"/>
-      <w:r>
-        <w:t>制度化階段。同年，金融穩定委員會成立氣候相關財務揭露工作小組（</w:t>
+        <w:t>年《巴黎協定》的簽署標誌著全球減碳進入制度化階段。同年，金融穩定委員會成立氣候相關財務揭露工作小組（</w:t>
       </w:r>
       <w:r>
         <w:t>TCFD</w:t>
       </w:r>
       <w:r>
-        <w:t>），要求企業揭露氣候風險對財務的影響。在此背景下，</w:t>
-      </w:r>
-      <w:proofErr w:type="gramStart"/>
-      <w:r>
-        <w:t>漂綠研究</w:t>
-      </w:r>
-      <w:proofErr w:type="gramEnd"/>
-      <w:r>
-        <w:t>的焦點從個別企業的虛假聲明，轉向制度壓力下的系統性脫</w:t>
-      </w:r>
-      <w:proofErr w:type="gramStart"/>
-      <w:r>
-        <w:t>鉤</w:t>
-      </w:r>
-      <w:proofErr w:type="gramEnd"/>
-      <w:r>
-        <w:t>現象。</w:t>
+        <w:t>），要求企業揭露氣候風險對財務的影響。在此背景下，漂綠研究的焦點從個別企業的虛假聲明，轉向制度壓力下的系統性脫鉤現象。</w:t>
       </w:r>
       <w:r>
         <w:t xml:space="preserve">Walker </w:t>
@@ -6883,15 +6386,7 @@
         <w:t>2015</w:t>
       </w:r>
       <w:r>
-        <w:t>）分析了政府監管在抑制</w:t>
-      </w:r>
-      <w:proofErr w:type="gramStart"/>
-      <w:r>
-        <w:t>企業漂綠行為</w:t>
-      </w:r>
-      <w:proofErr w:type="gramEnd"/>
-      <w:r>
-        <w:t>中的角色；</w:t>
+        <w:t>）分析了政府監管在抑制企業漂綠行為中的角色；</w:t>
       </w:r>
       <w:r>
         <w:t xml:space="preserve">Yu </w:t>
@@ -6903,15 +6398,7 @@
         <w:t>2020</w:t>
       </w:r>
       <w:r>
-        <w:t>）將</w:t>
-      </w:r>
-      <w:proofErr w:type="gramStart"/>
-      <w:r>
-        <w:t>漂綠操作化</w:t>
-      </w:r>
-      <w:proofErr w:type="gramEnd"/>
-      <w:r>
-        <w:t>定義為「揭露大量</w:t>
+        <w:t>）將漂綠操作化定義為「揭露大量</w:t>
       </w:r>
       <w:r>
         <w:t xml:space="preserve"> ESG </w:t>
@@ -6973,13 +6460,8 @@
         <w:t>年金管會發布「公司治理</w:t>
       </w:r>
       <w:r>
-        <w:t xml:space="preserve"> 3.0</w:t>
-      </w:r>
-      <w:proofErr w:type="gramStart"/>
-      <w:r>
-        <w:t>—</w:t>
-      </w:r>
-      <w:proofErr w:type="gramEnd"/>
+        <w:t xml:space="preserve"> 3.0—</w:t>
+      </w:r>
       <w:r>
         <w:t>永續發展藍圖」；</w:t>
       </w:r>
@@ -7128,93 +6610,37 @@
         <w:t xml:space="preserve"> 114 </w:t>
       </w:r>
       <w:r>
-        <w:t>年起全體上市櫃公司</w:t>
-      </w:r>
-      <w:proofErr w:type="gramStart"/>
-      <w:r>
-        <w:t>均須編製永</w:t>
-      </w:r>
-      <w:proofErr w:type="gramEnd"/>
-      <w:r>
-        <w:t>續報告書（金管會，民</w:t>
+        <w:t>年起全體上市櫃公司均須編製永續報告書（金管會，民</w:t>
       </w:r>
       <w:r>
         <w:t xml:space="preserve"> 113b</w:t>
       </w:r>
       <w:r>
-        <w:t>）。在</w:t>
-      </w:r>
-      <w:proofErr w:type="gramStart"/>
-      <w:r>
-        <w:t>防漂綠方面</w:t>
-      </w:r>
-      <w:proofErr w:type="gramEnd"/>
-      <w:r>
-        <w:t>，金管會於民國</w:t>
+        <w:t>）。在防漂綠方面，金管會於民國</w:t>
       </w:r>
       <w:r>
         <w:t xml:space="preserve"> 113 </w:t>
       </w:r>
       <w:r>
-        <w:t>年發布「金融機構</w:t>
-      </w:r>
-      <w:proofErr w:type="gramStart"/>
-      <w:r>
-        <w:t>防漂綠參考</w:t>
-      </w:r>
-      <w:proofErr w:type="gramEnd"/>
-      <w:r>
-        <w:t>指引」（金管會，民</w:t>
+        <w:t>年發布「金融機構防漂綠參考指引」（金管會，民</w:t>
       </w:r>
       <w:r>
         <w:t xml:space="preserve"> 113a</w:t>
       </w:r>
       <w:r>
-        <w:t>）。學術研究方面，鄭杭</w:t>
-      </w:r>
-      <w:proofErr w:type="gramStart"/>
-      <w:r>
-        <w:t>葭</w:t>
-      </w:r>
-      <w:proofErr w:type="gramEnd"/>
-      <w:r>
-        <w:t>（民</w:t>
+        <w:t>）。學術研究方面，鄭杭葭（民</w:t>
       </w:r>
       <w:r>
         <w:t xml:space="preserve"> 112</w:t>
       </w:r>
       <w:r>
-        <w:t>）建構臺灣</w:t>
-      </w:r>
-      <w:proofErr w:type="gramStart"/>
-      <w:r>
-        <w:t>企業漂綠指數</w:t>
-      </w:r>
-      <w:proofErr w:type="gramEnd"/>
-      <w:r>
-        <w:t>；</w:t>
-      </w:r>
-      <w:proofErr w:type="gramStart"/>
-      <w:r>
-        <w:t>明道增</w:t>
-      </w:r>
-      <w:proofErr w:type="gramEnd"/>
-      <w:r>
-        <w:t>（民</w:t>
+        <w:t>）建構臺灣企業漂綠指數；明道增（民</w:t>
       </w:r>
       <w:r>
         <w:t xml:space="preserve"> 113</w:t>
       </w:r>
       <w:r>
-        <w:t>）</w:t>
-      </w:r>
-      <w:proofErr w:type="gramStart"/>
-      <w:r>
-        <w:t>建置漂綠行為</w:t>
-      </w:r>
-      <w:proofErr w:type="gramEnd"/>
-      <w:r>
-        <w:t>評估框架；胡詠晴（民</w:t>
+        <w:t>）建置漂綠行為評估框架；胡詠晴（民</w:t>
       </w:r>
       <w:r>
         <w:t xml:space="preserve"> 114</w:t>
@@ -7225,13 +6651,8 @@
       <w:r>
         <w:t xml:space="preserve"> ESG </w:t>
       </w:r>
-      <w:proofErr w:type="gramStart"/>
-      <w:r>
-        <w:t>採</w:t>
-      </w:r>
-      <w:proofErr w:type="gramEnd"/>
-      <w:r>
-        <w:t>行行為落差。</w:t>
+      <w:r>
+        <w:t>採行行為落差。</w:t>
       </w:r>
     </w:p>
     <w:p>
@@ -7261,7 +6682,7 @@
                   <pic:blipFill>
                     <a:blip r:embed="rId10">
                       <a:extLst>
-                        <a:ext uri="{28A0092B-C50C-407E-A947-70E740481C1C}" cy="1843847">
+                        <a:ext uri="{28A0092B-C50C-407E-A947-70E740481C1C}">
                           <a14:useLocalDpi xmlns:a14="http://schemas.microsoft.com/office/drawing/2010/main" val="0"/>
                         </a:ext>
                       </a:extLst>
@@ -7301,6 +6722,7 @@
           <w:bCs/>
           <w:color w:val="FF0000"/>
         </w:rPr>
+        <w:lastRenderedPageBreak/>
         <w:t>圖</w:t>
       </w:r>
       <w:r>
@@ -7327,23 +6749,13 @@
         </w:rPr>
         <w:t xml:space="preserve">ESG </w:t>
       </w:r>
-      <w:proofErr w:type="gramStart"/>
       <w:r>
         <w:rPr>
           <w:b/>
           <w:bCs/>
           <w:color w:val="FF0000"/>
         </w:rPr>
-        <w:t>與漂綠議題</w:t>
-      </w:r>
-      <w:proofErr w:type="gramEnd"/>
-      <w:r>
-        <w:rPr>
-          <w:b/>
-          <w:bCs/>
-          <w:color w:val="FF0000"/>
-        </w:rPr>
-        <w:t>之發展沿革時間軸</w:t>
+        <w:t>與漂綠議題之發展沿革時間軸</w:t>
       </w:r>
       <w:r>
         <w:rPr>
@@ -7412,15 +6824,7 @@
         <w:t>1983</w:t>
       </w:r>
       <w:r>
-        <w:t>）提出制度</w:t>
-      </w:r>
-      <w:proofErr w:type="gramStart"/>
-      <w:r>
-        <w:t>同形化</w:t>
-      </w:r>
-      <w:proofErr w:type="gramEnd"/>
-      <w:r>
-        <w:t>（</w:t>
+        <w:t>）提出制度同形化（</w:t>
       </w:r>
       <w:r>
         <w:t>institutional isomorphism</w:t>
@@ -7438,15 +6842,7 @@
         <w:t>mimetic pressure</w:t>
       </w:r>
       <w:r>
-        <w:t>），指組織面臨</w:t>
-      </w:r>
-      <w:proofErr w:type="gramStart"/>
-      <w:r>
-        <w:t>不確定性時傾向</w:t>
-      </w:r>
-      <w:proofErr w:type="gramEnd"/>
-      <w:r>
-        <w:t>模仿已成功組織的做法；規範性壓力（</w:t>
+        <w:t>），指組織面臨不確定性時傾向模仿已成功組織的做法；規範性壓力（</w:t>
       </w:r>
       <w:r>
         <w:t>normative pressure</w:t>
@@ -7480,23 +6876,7 @@
         <w:t xml:space="preserve"> TCFD </w:t>
       </w:r>
       <w:r>
-        <w:t>規範屬於規範性壓力。</w:t>
-      </w:r>
-      <w:proofErr w:type="gramStart"/>
-      <w:r>
-        <w:t>范</w:t>
-      </w:r>
-      <w:proofErr w:type="gramEnd"/>
-      <w:r>
-        <w:t>植</w:t>
-      </w:r>
-      <w:proofErr w:type="gramStart"/>
-      <w:r>
-        <w:t>閎</w:t>
-      </w:r>
-      <w:proofErr w:type="gramEnd"/>
-      <w:r>
-        <w:t>（民</w:t>
+        <w:t>規範屬於規範性壓力。范植閎（民</w:t>
       </w:r>
       <w:r>
         <w:t xml:space="preserve"> 114</w:t>
@@ -7530,23 +6910,7 @@
           <w:b/>
           <w:bCs/>
         </w:rPr>
-        <w:t>（二）脫</w:t>
-      </w:r>
-      <w:proofErr w:type="gramStart"/>
-      <w:r>
-        <w:rPr>
-          <w:b/>
-          <w:bCs/>
-        </w:rPr>
-        <w:t>鉤</w:t>
-      </w:r>
-      <w:proofErr w:type="gramEnd"/>
-      <w:r>
-        <w:rPr>
-          <w:b/>
-          <w:bCs/>
-        </w:rPr>
-        <w:t>理論</w:t>
+        <w:t>（二）脫鉤理論</w:t>
       </w:r>
       <w:bookmarkEnd w:id="17"/>
     </w:p>
@@ -7572,15 +6936,7 @@
         <w:t>1977</w:t>
       </w:r>
       <w:r>
-        <w:t>）提出「脫</w:t>
-      </w:r>
-      <w:proofErr w:type="gramStart"/>
-      <w:r>
-        <w:t>鉤</w:t>
-      </w:r>
-      <w:proofErr w:type="gramEnd"/>
-      <w:r>
-        <w:t>」（</w:t>
+        <w:t>）提出「脫鉤」（</w:t>
       </w:r>
       <w:r>
         <w:t>decoupling</w:t>
@@ -7592,15 +6948,7 @@
         <w:t xml:space="preserve"> ESG </w:t>
       </w:r>
       <w:r>
-        <w:t>領域，脫</w:t>
-      </w:r>
-      <w:proofErr w:type="gramStart"/>
-      <w:r>
-        <w:t>鉤</w:t>
-      </w:r>
-      <w:proofErr w:type="gramEnd"/>
-      <w:r>
-        <w:t>現象表現為企業在揭露文件中展現積極的永續形象，但內部實際作為卻未真正落實。</w:t>
+        <w:t>領域，脫鉤現象表現為企業在揭露文件中展現積極的永續形象，但內部實際作為卻未真正落實。</w:t>
       </w:r>
       <w:r>
         <w:t>Zhan</w:t>
@@ -7630,23 +6978,10 @@
         <w:t xml:space="preserve"> ESG </w:t>
       </w:r>
       <w:r>
-        <w:t>脫</w:t>
-      </w:r>
-      <w:proofErr w:type="gramStart"/>
-      <w:r>
-        <w:t>鉤</w:t>
-      </w:r>
-      <w:proofErr w:type="gramEnd"/>
-      <w:r>
-        <w:t>會損害企業聲譽並增加資本成本。</w:t>
-      </w:r>
-      <w:proofErr w:type="spellStart"/>
-      <w:r>
-        <w:t>Bothello</w:t>
-      </w:r>
-      <w:proofErr w:type="spellEnd"/>
-      <w:r>
-        <w:t xml:space="preserve"> </w:t>
+        <w:t>脫鉤會損害企業聲譽並增加資本成本。</w:t>
+      </w:r>
+      <w:r>
+        <w:t xml:space="preserve">Bothello </w:t>
       </w:r>
       <w:r>
         <w:t>等人（</w:t>
@@ -7661,23 +6996,7 @@
         <w:t xml:space="preserve"> CSR </w:t>
       </w:r>
       <w:r>
-        <w:t>脫</w:t>
-      </w:r>
-      <w:proofErr w:type="gramStart"/>
-      <w:r>
-        <w:t>鉤</w:t>
-      </w:r>
-      <w:proofErr w:type="gramEnd"/>
-      <w:r>
-        <w:t>程度愈高之企業，其</w:t>
-      </w:r>
-      <w:proofErr w:type="gramStart"/>
-      <w:r>
-        <w:t>感知漂綠風險</w:t>
-      </w:r>
-      <w:proofErr w:type="gramEnd"/>
-      <w:r>
-        <w:t>亦顯著提高。</w:t>
+        <w:t>脫鉤程度愈高之企業，其感知漂綠風險亦顯著提高。</w:t>
       </w:r>
     </w:p>
     <w:p>
@@ -7705,36 +7024,116 @@
         <w:jc w:val="both"/>
       </w:pPr>
       <w:r>
-        <w:t>綜合制度理論與脫鉤理論，本研究建構之整合性理論框架對應三項研究問題如下：對應 RQ1，制度同形化理論預測組織在相同制度壓力下趨於同質（DiMaggio &amp; Powell, 1983），但實證觀察顯示金融業內部仍呈現實質與形式之採行分化，反映同形化理論之解釋極限，需以脫鉤理論（Meyer &amp; Rowan, 1977）補充說明組織為何在表面合規之外仍可能與實質作為脫節；對應 RQ2，脫鉤理論與既有國內外文獻共同提供區分實質採行與形式採行之判斷指標基礎（Delmas &amp; Burbano, 2011；Walker &amp; Wan, 2012；Yu et al., 2020；鄭杭葭，民 112；明道增，民 113），本研究將檢視其於臺灣金融業之適用性；對應 RQ3，臺灣特有之制度設計（金管會強制第三方確信、永續金融評鑑、TESG）為國際漂綠理論提供可能之補充或挑戰，呼應 Kim 與 Lyon（2015）對監管設計與揭露行為關聯之國際性議題。「制度壓力→採行動機→採行方式→漂綠風險」之概念性邏輯鏈仍作為本研究問題情境之背景脈絡，三項 RQ 則分別從不同切面對此情境進行探索。</w:t>
-      </w:r>
-      <w:proofErr w:type="gramStart"/>
-      <w:proofErr w:type="gramEnd"/>
-      <w:proofErr w:type="gramStart"/>
-      <w:proofErr w:type="gramEnd"/>
-      <w:proofErr w:type="gramStart"/>
-      <w:proofErr w:type="gramEnd"/>
-      <w:proofErr w:type="gramStart"/>
-      <w:proofErr w:type="gramEnd"/>
-      <w:proofErr w:type="gramStart"/>
-      <w:proofErr w:type="gramEnd"/>
-      <w:proofErr w:type="gramStart"/>
-      <w:proofErr w:type="gramEnd"/>
-      <w:proofErr w:type="gramStart"/>
-      <w:proofErr w:type="spellStart"/>
-      <w:proofErr w:type="gramEnd"/>
-      <w:proofErr w:type="spellEnd"/>
-      <w:proofErr w:type="spellStart"/>
-      <w:proofErr w:type="spellEnd"/>
-      <w:proofErr w:type="gramStart"/>
-      <w:proofErr w:type="gramEnd"/>
-      <w:proofErr w:type="gramStart"/>
-      <w:proofErr w:type="gramEnd"/>
-      <w:proofErr w:type="gramStart"/>
-      <w:proofErr w:type="gramEnd"/>
-      <w:proofErr w:type="gramStart"/>
-      <w:proofErr w:type="gramEnd"/>
-      <w:proofErr w:type="gramStart"/>
-      <w:proofErr w:type="gramEnd"/>
+        <w:t>綜合制度理論與脫鉤理論，本研究建構之整合性理論框架對應三項研究問題如下：對應</w:t>
+      </w:r>
+      <w:r>
+        <w:t xml:space="preserve"> RQ1</w:t>
+      </w:r>
+      <w:r>
+        <w:t>，制度同形化理論預測組織在相同制度壓力下趨於同質（</w:t>
+      </w:r>
+      <w:r>
+        <w:t>DiMaggio &amp; Powell, 1983</w:t>
+      </w:r>
+      <w:r>
+        <w:t>），但實證觀察顯示金融業內部仍呈現實質與形式之採行分化，反映同形化理論之解釋極限，需以脫鉤理論（</w:t>
+      </w:r>
+      <w:r>
+        <w:t>Meyer &amp; Rowan, 1977</w:t>
+      </w:r>
+      <w:r>
+        <w:t>）補充說明組織為何在表面合規之外仍可能與實質作為脫節；對應</w:t>
+      </w:r>
+      <w:r>
+        <w:t xml:space="preserve"> RQ2</w:t>
+      </w:r>
+      <w:r>
+        <w:t>，脫鉤理論與既有國內外文獻共同提供區分實質採行與形式採行之判斷指標基礎（</w:t>
+      </w:r>
+      <w:r>
+        <w:t>Delmas &amp; Burbano, 2011</w:t>
+      </w:r>
+      <w:r>
+        <w:t>；</w:t>
+      </w:r>
+      <w:r>
+        <w:t>Walker &amp; Wan, 2012</w:t>
+      </w:r>
+      <w:r>
+        <w:t>；</w:t>
+      </w:r>
+      <w:r>
+        <w:t>Yu et al., 2020</w:t>
+      </w:r>
+      <w:r>
+        <w:t>；鄭杭葭，民</w:t>
+      </w:r>
+      <w:r>
+        <w:t xml:space="preserve"> 112</w:t>
+      </w:r>
+      <w:r>
+        <w:t>；明道增，民</w:t>
+      </w:r>
+      <w:r>
+        <w:t xml:space="preserve"> 113</w:t>
+      </w:r>
+      <w:r>
+        <w:t>），本研究將檢視其於臺灣金融業之適用性；對應</w:t>
+      </w:r>
+      <w:r>
+        <w:t xml:space="preserve"> RQ3</w:t>
+      </w:r>
+      <w:r>
+        <w:t>，臺灣特有之制度設計（金管會強制第三方確信、永續金融評鑑、</w:t>
+      </w:r>
+      <w:r>
+        <w:t>TESG</w:t>
+      </w:r>
+      <w:r>
+        <w:t>）為國際漂綠理論提供可能之補充或挑戰，呼應</w:t>
+      </w:r>
+      <w:r>
+        <w:t xml:space="preserve"> Kim </w:t>
+      </w:r>
+      <w:r>
+        <w:t>與</w:t>
+      </w:r>
+      <w:r>
+        <w:t xml:space="preserve"> Lyon</w:t>
+      </w:r>
+      <w:r>
+        <w:t>（</w:t>
+      </w:r>
+      <w:r>
+        <w:t>2015</w:t>
+      </w:r>
+      <w:r>
+        <w:t>）對監管設計與揭露行為關聯之國際性議題。「制度壓力</w:t>
+      </w:r>
+      <w:r>
+        <w:t>→</w:t>
+      </w:r>
+      <w:r>
+        <w:t>採行動機</w:t>
+      </w:r>
+      <w:r>
+        <w:t>→</w:t>
+      </w:r>
+      <w:r>
+        <w:t>採行方式</w:t>
+      </w:r>
+      <w:r>
+        <w:t>→</w:t>
+      </w:r>
+      <w:r>
+        <w:t>漂綠風險」之概念性邏輯鏈仍作為本研究問題情境之背景脈絡，三項</w:t>
+      </w:r>
+      <w:r>
+        <w:t xml:space="preserve"> RQ </w:t>
+      </w:r>
+      <w:r>
+        <w:t>則分別從不同切面對此情境進行探索。</w:t>
+      </w:r>
     </w:p>
     <w:p>
       <w:pPr>
@@ -7785,42 +7184,13 @@
         <w:t>theoretical review</w:t>
       </w:r>
       <w:r>
-        <w:t>）方法，以制度理論與脫</w:t>
-      </w:r>
-      <w:proofErr w:type="gramStart"/>
-      <w:r>
-        <w:t>鉤</w:t>
-      </w:r>
-      <w:proofErr w:type="gramEnd"/>
-      <w:r>
-        <w:t>理論為分析框架，系統性地整理與歸納國內外與</w:t>
+        <w:t>）方法，以制度理論與脫鉤理論為分析框架，系統性地整理與歸納國內外與</w:t>
       </w:r>
       <w:r>
         <w:t xml:space="preserve"> ESG </w:t>
       </w:r>
-      <w:proofErr w:type="gramStart"/>
-      <w:r>
-        <w:t>採</w:t>
-      </w:r>
-      <w:proofErr w:type="gramEnd"/>
-      <w:r>
-        <w:t>行行為</w:t>
-      </w:r>
-      <w:proofErr w:type="gramStart"/>
-      <w:r>
-        <w:t>及漂綠風險</w:t>
-      </w:r>
-      <w:proofErr w:type="gramEnd"/>
-      <w:r>
-        <w:t>相關之學術文獻。選擇理論導向回顧之理由在於：本研究之目的並非窮盡</w:t>
-      </w:r>
-      <w:proofErr w:type="gramStart"/>
-      <w:r>
-        <w:t>所有漂綠相關</w:t>
-      </w:r>
-      <w:proofErr w:type="gramEnd"/>
-      <w:r>
-        <w:t>文獻，而是以制度理論為視角，聚焦於</w:t>
+      <w:r>
+        <w:t>採行行為及漂綠風險相關之學術文獻。選擇理論導向回顧之理由在於：本研究之目的並非窮盡所有漂綠相關文獻，而是以制度理論為視角，聚焦於</w:t>
       </w:r>
       <w:r>
         <w:t>「制度壓力</w:t>
@@ -7828,35 +7198,20 @@
       <w:r>
         <w:t>→</w:t>
       </w:r>
-      <w:proofErr w:type="gramStart"/>
-      <w:r>
-        <w:t>採</w:t>
-      </w:r>
-      <w:proofErr w:type="gramEnd"/>
-      <w:r>
-        <w:t>行動機</w:t>
+      <w:r>
+        <w:t>採行動機</w:t>
       </w:r>
       <w:r>
         <w:t>→</w:t>
       </w:r>
-      <w:proofErr w:type="gramStart"/>
-      <w:r>
-        <w:t>採</w:t>
-      </w:r>
-      <w:proofErr w:type="gramEnd"/>
-      <w:r>
-        <w:t>行方式</w:t>
+      <w:r>
+        <w:t>採行方式</w:t>
       </w:r>
       <w:r>
         <w:t>→</w:t>
       </w:r>
-      <w:proofErr w:type="gramStart"/>
-      <w:r>
-        <w:t>漂綠風險</w:t>
-      </w:r>
-      <w:proofErr w:type="gramEnd"/>
-      <w:r>
-        <w:t>」此一特定</w:t>
+      <w:r>
+        <w:t>漂綠風險」此一特定</w:t>
       </w:r>
       <w:r>
         <w:t>概念性</w:t>
@@ -7923,23 +7278,7 @@
         <w:t xml:space="preserve"> Google Scholar</w:t>
       </w:r>
       <w:r>
-        <w:t>；中文資料庫包括臺灣</w:t>
-      </w:r>
-      <w:proofErr w:type="gramStart"/>
-      <w:r>
-        <w:t>碩</w:t>
-      </w:r>
-      <w:proofErr w:type="gramEnd"/>
-      <w:r>
-        <w:t>博士論文知識加值系統、華</w:t>
-      </w:r>
-      <w:proofErr w:type="gramStart"/>
-      <w:r>
-        <w:t>藝線上</w:t>
-      </w:r>
-      <w:proofErr w:type="gramEnd"/>
-      <w:r>
-        <w:t>圖書館與政大機構典藏；官方文件來源為金融監督管理委員會全球資訊網。英文關鍵字為</w:t>
+        <w:t>；中文資料庫包括臺灣碩博士論文知識加值系統、華藝線上圖書館與政大機構典藏；官方文件來源為金融監督管理委員會全球資訊網。英文關鍵字為</w:t>
       </w:r>
       <w:r>
         <w:t xml:space="preserve"> greenwashing</w:t>
@@ -7975,15 +7314,7 @@
         <w:t xml:space="preserve">symbolic action </w:t>
       </w:r>
       <w:r>
-        <w:t>等組合；中文關鍵字為「</w:t>
-      </w:r>
-      <w:proofErr w:type="gramStart"/>
-      <w:r>
-        <w:t>漂綠</w:t>
-      </w:r>
-      <w:proofErr w:type="gramEnd"/>
-      <w:r>
-        <w:t>」、「</w:t>
+        <w:t>等組合；中文關鍵字為「漂綠」、「</w:t>
       </w:r>
       <w:r>
         <w:t xml:space="preserve">ESG </w:t>
@@ -8038,21 +7369,8 @@
       <w:r>
         <w:t xml:space="preserve"> ESG </w:t>
       </w:r>
-      <w:proofErr w:type="gramStart"/>
-      <w:r>
-        <w:t>採</w:t>
-      </w:r>
-      <w:proofErr w:type="gramEnd"/>
-      <w:r>
-        <w:t>行行為、</w:t>
-      </w:r>
-      <w:proofErr w:type="gramStart"/>
-      <w:r>
-        <w:t>漂綠</w:t>
-      </w:r>
-      <w:proofErr w:type="gramEnd"/>
-      <w:r>
-        <w:t>、制度壓力、</w:t>
+      <w:r>
+        <w:t>採行行為、漂綠、制度壓力、</w:t>
       </w:r>
       <w:r>
         <w:t xml:space="preserve">ESG </w:t>
@@ -8068,23 +7386,7 @@
       </w:r>
       <w:r>
         <w:lastRenderedPageBreak/>
-        <w:t>未</w:t>
-      </w:r>
-      <w:proofErr w:type="gramStart"/>
-      <w:r>
-        <w:t>涉及漂綠議題</w:t>
-      </w:r>
-      <w:proofErr w:type="gramEnd"/>
-      <w:r>
-        <w:t>者。語言限定為中文與英文。在理論適用性方面，以制度理論、脫</w:t>
-      </w:r>
-      <w:proofErr w:type="gramStart"/>
-      <w:r>
-        <w:t>鉤</w:t>
-      </w:r>
-      <w:proofErr w:type="gramEnd"/>
-      <w:r>
-        <w:t>理論、正當性理論為分析框架之研究優先納入。</w:t>
+        <w:t>未涉及漂綠議題者。語言限定為中文與英文。在理論適用性方面，以制度理論、脫鉤理論、正當性理論為分析框架之研究優先納入。</w:t>
       </w:r>
     </w:p>
     <w:p>
@@ -8145,7 +7447,21 @@
           <w:b/>
           <w:bCs/>
         </w:rPr>
-        <w:t>表 3　納入文獻之基本資訊彙整</w:t>
+        <w:t>表</w:t>
+      </w:r>
+      <w:r>
+        <w:rPr>
+          <w:b/>
+          <w:bCs/>
+        </w:rPr>
+        <w:t xml:space="preserve"> 3</w:t>
+      </w:r>
+      <w:r>
+        <w:rPr>
+          <w:b/>
+          <w:bCs/>
+        </w:rPr>
+        <w:t xml:space="preserve">　納入文獻之基本資訊彙整</w:t>
       </w:r>
     </w:p>
     <w:tbl>
@@ -8664,23 +7980,7 @@
                 <w:sz w:val="20"/>
                 <w:szCs w:val="20"/>
               </w:rPr>
-              <w:t>脫</w:t>
-            </w:r>
-            <w:proofErr w:type="gramStart"/>
-            <w:r>
-              <w:rPr>
-                <w:sz w:val="20"/>
-                <w:szCs w:val="20"/>
-              </w:rPr>
-              <w:t>鉤</w:t>
-            </w:r>
-            <w:proofErr w:type="gramEnd"/>
-            <w:r>
-              <w:rPr>
-                <w:sz w:val="20"/>
-                <w:szCs w:val="20"/>
-              </w:rPr>
-              <w:t>理論</w:t>
+              <w:t>脫鉤理論</w:t>
             </w:r>
           </w:p>
         </w:tc>
@@ -8718,23 +8018,7 @@
                 <w:sz w:val="20"/>
                 <w:szCs w:val="20"/>
               </w:rPr>
-              <w:t>提出組織「脫</w:t>
-            </w:r>
-            <w:proofErr w:type="gramStart"/>
-            <w:r>
-              <w:rPr>
-                <w:sz w:val="20"/>
-                <w:szCs w:val="20"/>
-              </w:rPr>
-              <w:t>鉤</w:t>
-            </w:r>
-            <w:proofErr w:type="gramEnd"/>
-            <w:r>
-              <w:rPr>
-                <w:sz w:val="20"/>
-                <w:szCs w:val="20"/>
-              </w:rPr>
-              <w:t>」概念，正式結構與實際活動脫節</w:t>
+              <w:t>提出組織「脫鉤」概念，正式結構與實際活動脫節</w:t>
             </w:r>
           </w:p>
         </w:tc>
@@ -8773,37 +8057,12 @@
               <w:spacing w:line="276" w:lineRule="auto"/>
               <w:jc w:val="both"/>
             </w:pPr>
-            <w:proofErr w:type="spellStart"/>
-            <w:r>
-              <w:rPr>
-                <w:sz w:val="20"/>
-                <w:szCs w:val="20"/>
-              </w:rPr>
-              <w:t>Delmas</w:t>
-            </w:r>
-            <w:proofErr w:type="spellEnd"/>
-            <w:r>
-              <w:rPr>
-                <w:sz w:val="20"/>
-                <w:szCs w:val="20"/>
-              </w:rPr>
-              <w:t xml:space="preserve"> &amp; </w:t>
-            </w:r>
-            <w:proofErr w:type="spellStart"/>
-            <w:r>
-              <w:rPr>
-                <w:sz w:val="20"/>
-                <w:szCs w:val="20"/>
-              </w:rPr>
-              <w:t>Burbano</w:t>
-            </w:r>
-            <w:proofErr w:type="spellEnd"/>
-            <w:r>
-              <w:rPr>
-                <w:sz w:val="20"/>
-                <w:szCs w:val="20"/>
-              </w:rPr>
-              <w:t xml:space="preserve"> (2011)</w:t>
+            <w:r>
+              <w:rPr>
+                <w:sz w:val="20"/>
+                <w:szCs w:val="20"/>
+              </w:rPr>
+              <w:t>Delmas &amp; Burbano (2011)</w:t>
             </w:r>
           </w:p>
         </w:tc>
@@ -8898,39 +8157,7 @@
                 <w:sz w:val="20"/>
                 <w:szCs w:val="20"/>
               </w:rPr>
-              <w:t>建</w:t>
-            </w:r>
-            <w:proofErr w:type="gramStart"/>
-            <w:r>
-              <w:rPr>
-                <w:sz w:val="20"/>
-                <w:szCs w:val="20"/>
-              </w:rPr>
-              <w:t>構漂綠驅動</w:t>
-            </w:r>
-            <w:proofErr w:type="gramEnd"/>
-            <w:r>
-              <w:rPr>
-                <w:sz w:val="20"/>
-                <w:szCs w:val="20"/>
-              </w:rPr>
-              <w:t>因素</w:t>
-            </w:r>
-            <w:proofErr w:type="gramStart"/>
-            <w:r>
-              <w:rPr>
-                <w:sz w:val="20"/>
-                <w:szCs w:val="20"/>
-              </w:rPr>
-              <w:t>三</w:t>
-            </w:r>
-            <w:proofErr w:type="gramEnd"/>
-            <w:r>
-              <w:rPr>
-                <w:sz w:val="20"/>
-                <w:szCs w:val="20"/>
-              </w:rPr>
-              <w:t>層次架構（外部</w:t>
+              <w:t>建構漂綠驅動因素三層次架構（外部</w:t>
             </w:r>
             <w:r>
               <w:rPr>
@@ -9236,23 +8463,7 @@
                 <w:sz w:val="20"/>
                 <w:szCs w:val="20"/>
               </w:rPr>
-              <w:t>政府監管</w:t>
-            </w:r>
-            <w:proofErr w:type="gramStart"/>
-            <w:r>
-              <w:rPr>
-                <w:sz w:val="20"/>
-                <w:szCs w:val="20"/>
-              </w:rPr>
-              <w:t>抑制漂綠</w:t>
-            </w:r>
-            <w:proofErr w:type="gramEnd"/>
-            <w:r>
-              <w:rPr>
-                <w:sz w:val="20"/>
-                <w:szCs w:val="20"/>
-              </w:rPr>
-              <w:t>，但也可能導致不當謙遜揭露</w:t>
+              <w:t>政府監管抑制漂綠，但也可能導致不當謙遜揭露</w:t>
             </w:r>
           </w:p>
         </w:tc>
@@ -9442,23 +8653,7 @@
                 <w:sz w:val="20"/>
                 <w:szCs w:val="20"/>
               </w:rPr>
-              <w:t xml:space="preserve">Yu, </w:t>
-            </w:r>
-            <w:proofErr w:type="spellStart"/>
-            <w:r>
-              <w:rPr>
-                <w:sz w:val="20"/>
-                <w:szCs w:val="20"/>
-              </w:rPr>
-              <w:t>Luu</w:t>
-            </w:r>
-            <w:proofErr w:type="spellEnd"/>
-            <w:r>
-              <w:rPr>
-                <w:sz w:val="20"/>
-                <w:szCs w:val="20"/>
-              </w:rPr>
-              <w:t xml:space="preserve"> &amp; Chen (2020)</w:t>
+              <w:t>Yu, Luu &amp; Chen (2020)</w:t>
             </w:r>
           </w:p>
         </w:tc>
@@ -9548,21 +8743,12 @@
               <w:spacing w:line="276" w:lineRule="auto"/>
               <w:jc w:val="both"/>
             </w:pPr>
-            <w:proofErr w:type="gramStart"/>
-            <w:r>
-              <w:rPr>
-                <w:sz w:val="20"/>
-                <w:szCs w:val="20"/>
-              </w:rPr>
-              <w:t>將漂綠操作</w:t>
-            </w:r>
-            <w:proofErr w:type="gramEnd"/>
-            <w:r>
-              <w:rPr>
-                <w:sz w:val="20"/>
-                <w:szCs w:val="20"/>
-              </w:rPr>
-              <w:t>化為「揭露量大但績效差」</w:t>
+            <w:r>
+              <w:rPr>
+                <w:sz w:val="20"/>
+                <w:szCs w:val="20"/>
+              </w:rPr>
+              <w:t>將漂綠操作化為「揭露量大但績效差」</w:t>
             </w:r>
           </w:p>
         </w:tc>
@@ -9696,31 +8882,13 @@
               <w:spacing w:line="276" w:lineRule="auto"/>
               <w:jc w:val="both"/>
             </w:pPr>
-            <w:proofErr w:type="gramStart"/>
-            <w:r>
-              <w:rPr>
-                <w:sz w:val="20"/>
-                <w:szCs w:val="20"/>
-              </w:rPr>
-              <w:t>漂綠行為</w:t>
-            </w:r>
-            <w:proofErr w:type="gramEnd"/>
-            <w:r>
-              <w:rPr>
-                <w:sz w:val="20"/>
-                <w:szCs w:val="20"/>
-              </w:rPr>
-              <w:t>具產業內</w:t>
-            </w:r>
-            <w:proofErr w:type="gramStart"/>
-            <w:r>
-              <w:rPr>
-                <w:sz w:val="20"/>
-                <w:szCs w:val="20"/>
-              </w:rPr>
-              <w:t>模仿同構趨勢</w:t>
-            </w:r>
-            <w:proofErr w:type="gramEnd"/>
+            <w:r>
+              <w:rPr>
+                <w:sz w:val="20"/>
+                <w:szCs w:val="20"/>
+              </w:rPr>
+              <w:t>漂綠行為具產業內模仿同構趨勢</w:t>
+            </w:r>
           </w:p>
         </w:tc>
       </w:tr>
@@ -9758,21 +8926,12 @@
               <w:spacing w:line="276" w:lineRule="auto"/>
               <w:jc w:val="both"/>
             </w:pPr>
-            <w:proofErr w:type="spellStart"/>
-            <w:r>
-              <w:rPr>
-                <w:sz w:val="20"/>
-                <w:szCs w:val="20"/>
-              </w:rPr>
-              <w:t>Nemes</w:t>
-            </w:r>
-            <w:proofErr w:type="spellEnd"/>
-            <w:r>
-              <w:rPr>
-                <w:sz w:val="20"/>
-                <w:szCs w:val="20"/>
-              </w:rPr>
-              <w:t xml:space="preserve"> et al. (2022)</w:t>
+            <w:r>
+              <w:rPr>
+                <w:sz w:val="20"/>
+                <w:szCs w:val="20"/>
+              </w:rPr>
+              <w:t>Nemes et al. (2022)</w:t>
             </w:r>
           </w:p>
         </w:tc>
@@ -9867,23 +9026,7 @@
                 <w:sz w:val="20"/>
                 <w:szCs w:val="20"/>
               </w:rPr>
-              <w:t>建構</w:t>
-            </w:r>
-            <w:proofErr w:type="gramStart"/>
-            <w:r>
-              <w:rPr>
-                <w:sz w:val="20"/>
-                <w:szCs w:val="20"/>
-              </w:rPr>
-              <w:t>國際漂綠評估</w:t>
-            </w:r>
-            <w:proofErr w:type="gramEnd"/>
-            <w:r>
-              <w:rPr>
-                <w:sz w:val="20"/>
-                <w:szCs w:val="20"/>
-              </w:rPr>
-              <w:t>整合框架</w:t>
+              <w:t>建構國際漂綠評估整合框架</w:t>
             </w:r>
           </w:p>
         </w:tc>
@@ -9929,21 +9072,12 @@
               <w:spacing w:line="276" w:lineRule="auto"/>
               <w:jc w:val="both"/>
             </w:pPr>
-            <w:proofErr w:type="spellStart"/>
-            <w:r>
-              <w:rPr>
-                <w:sz w:val="20"/>
-                <w:szCs w:val="20"/>
-              </w:rPr>
-              <w:t>Bothello</w:t>
-            </w:r>
-            <w:proofErr w:type="spellEnd"/>
-            <w:r>
-              <w:rPr>
-                <w:sz w:val="20"/>
-                <w:szCs w:val="20"/>
-              </w:rPr>
-              <w:t xml:space="preserve"> et al. (2023)</w:t>
+            <w:r>
+              <w:rPr>
+                <w:sz w:val="20"/>
+                <w:szCs w:val="20"/>
+              </w:rPr>
+              <w:t>Bothello et al. (2023)</w:t>
             </w:r>
           </w:p>
         </w:tc>
@@ -10059,17 +9193,8 @@
                 <w:sz w:val="20"/>
                 <w:szCs w:val="20"/>
               </w:rPr>
-              <w:t>脫</w:t>
-            </w:r>
-            <w:proofErr w:type="gramStart"/>
-            <w:r>
-              <w:rPr>
-                <w:sz w:val="20"/>
-                <w:szCs w:val="20"/>
-              </w:rPr>
-              <w:t>鉤</w:t>
-            </w:r>
-            <w:proofErr w:type="gramEnd"/>
+              <w:t>脫鉤</w:t>
+            </w:r>
             <w:r>
               <w:rPr>
                 <w:sz w:val="20"/>
@@ -10077,21 +9202,12 @@
               </w:rPr>
               <w:t>→</w:t>
             </w:r>
-            <w:proofErr w:type="gramStart"/>
-            <w:r>
-              <w:rPr>
-                <w:sz w:val="20"/>
-                <w:szCs w:val="20"/>
-              </w:rPr>
-              <w:t>漂綠感知</w:t>
-            </w:r>
-            <w:proofErr w:type="gramEnd"/>
-            <w:r>
-              <w:rPr>
-                <w:sz w:val="20"/>
-                <w:szCs w:val="20"/>
-              </w:rPr>
-              <w:t>提高</w:t>
+            <w:r>
+              <w:rPr>
+                <w:sz w:val="20"/>
+                <w:szCs w:val="20"/>
+              </w:rPr>
+              <w:t>漂綠感知提高</w:t>
             </w:r>
           </w:p>
         </w:tc>
@@ -10232,21 +9348,12 @@
               <w:spacing w:line="276" w:lineRule="auto"/>
               <w:jc w:val="both"/>
             </w:pPr>
-            <w:proofErr w:type="gramStart"/>
-            <w:r>
-              <w:rPr>
-                <w:sz w:val="20"/>
-                <w:szCs w:val="20"/>
-              </w:rPr>
-              <w:t>漂綠研究</w:t>
-            </w:r>
-            <w:proofErr w:type="gramEnd"/>
-            <w:r>
-              <w:rPr>
-                <w:sz w:val="20"/>
-                <w:szCs w:val="20"/>
-              </w:rPr>
-              <w:t>最新文獻綜述與未來議程</w:t>
+            <w:r>
+              <w:rPr>
+                <w:sz w:val="20"/>
+                <w:szCs w:val="20"/>
+              </w:rPr>
+              <w:t>漂綠研究最新文獻綜述與未來議程</w:t>
             </w:r>
           </w:p>
         </w:tc>
@@ -10297,23 +9404,7 @@
                 <w:sz w:val="20"/>
                 <w:szCs w:val="20"/>
               </w:rPr>
-              <w:t xml:space="preserve">Hsiao &amp; </w:t>
-            </w:r>
-            <w:proofErr w:type="spellStart"/>
-            <w:r>
-              <w:rPr>
-                <w:sz w:val="20"/>
-                <w:szCs w:val="20"/>
-              </w:rPr>
-              <w:t>Shiu</w:t>
-            </w:r>
-            <w:proofErr w:type="spellEnd"/>
-            <w:r>
-              <w:rPr>
-                <w:sz w:val="20"/>
-                <w:szCs w:val="20"/>
-              </w:rPr>
-              <w:t xml:space="preserve"> (2025)</w:t>
+              <w:t>Hsiao &amp; Shiu (2025)</w:t>
             </w:r>
           </w:p>
         </w:tc>
@@ -10445,7 +9536,6 @@
               </w:rPr>
               <w:t>↑</w:t>
             </w:r>
-            <w:proofErr w:type="gramStart"/>
             <w:r>
               <w:rPr>
                 <w:sz w:val="20"/>
@@ -10453,7 +9543,6 @@
               </w:rPr>
               <w:t>減碳實務</w:t>
             </w:r>
-            <w:proofErr w:type="gramEnd"/>
             <w:r>
               <w:rPr>
                 <w:sz w:val="20"/>
@@ -10567,23 +9656,7 @@
                 <w:sz w:val="20"/>
                 <w:szCs w:val="20"/>
               </w:rPr>
-              <w:t>脫</w:t>
-            </w:r>
-            <w:proofErr w:type="gramStart"/>
-            <w:r>
-              <w:rPr>
-                <w:sz w:val="20"/>
-                <w:szCs w:val="20"/>
-              </w:rPr>
-              <w:t>鉤</w:t>
-            </w:r>
-            <w:proofErr w:type="gramEnd"/>
-            <w:r>
-              <w:rPr>
-                <w:sz w:val="20"/>
-                <w:szCs w:val="20"/>
-              </w:rPr>
-              <w:t>理論</w:t>
+              <w:t>脫鉤理論</w:t>
             </w:r>
           </w:p>
         </w:tc>
@@ -10628,23 +9701,7 @@
                 <w:sz w:val="20"/>
                 <w:szCs w:val="20"/>
               </w:rPr>
-              <w:t>脫</w:t>
-            </w:r>
-            <w:proofErr w:type="gramStart"/>
-            <w:r>
-              <w:rPr>
-                <w:sz w:val="20"/>
-                <w:szCs w:val="20"/>
-              </w:rPr>
-              <w:t>鉤</w:t>
-            </w:r>
-            <w:proofErr w:type="gramEnd"/>
-            <w:r>
-              <w:rPr>
-                <w:sz w:val="20"/>
-                <w:szCs w:val="20"/>
-              </w:rPr>
-              <w:t>損害聲譽、增加資本成本</w:t>
+              <w:t>脫鉤損害聲譽、增加資本成本</w:t>
             </w:r>
           </w:p>
         </w:tc>
@@ -10695,23 +9752,7 @@
                 <w:sz w:val="20"/>
                 <w:szCs w:val="20"/>
               </w:rPr>
-              <w:t>鄭杭</w:t>
-            </w:r>
-            <w:proofErr w:type="gramStart"/>
-            <w:r>
-              <w:rPr>
-                <w:sz w:val="20"/>
-                <w:szCs w:val="20"/>
-              </w:rPr>
-              <w:t>葭</w:t>
-            </w:r>
-            <w:proofErr w:type="gramEnd"/>
-            <w:r>
-              <w:rPr>
-                <w:sz w:val="20"/>
-                <w:szCs w:val="20"/>
-              </w:rPr>
-              <w:t>（民</w:t>
+              <w:t>鄭杭葭（民</w:t>
             </w:r>
             <w:r>
               <w:rPr>
@@ -10739,7 +9780,6 @@
               <w:spacing w:line="276" w:lineRule="auto"/>
               <w:jc w:val="center"/>
             </w:pPr>
-            <w:proofErr w:type="gramStart"/>
             <w:r>
               <w:rPr>
                 <w:sz w:val="20"/>
@@ -10747,7 +9787,6 @@
               </w:rPr>
               <w:t>碩論</w:t>
             </w:r>
-            <w:proofErr w:type="gramEnd"/>
           </w:p>
         </w:tc>
         <w:tc>
@@ -10852,7 +9891,6 @@
               </w:rPr>
               <w:t>→</w:t>
             </w:r>
-            <w:proofErr w:type="gramStart"/>
             <w:r>
               <w:rPr>
                 <w:sz w:val="20"/>
@@ -10860,7 +9898,6 @@
               </w:rPr>
               <w:t>漂綠衡量</w:t>
             </w:r>
-            <w:proofErr w:type="gramEnd"/>
           </w:p>
         </w:tc>
       </w:tr>
@@ -10905,21 +9942,12 @@
               <w:spacing w:line="276" w:lineRule="auto"/>
               <w:jc w:val="both"/>
             </w:pPr>
-            <w:proofErr w:type="gramStart"/>
-            <w:r>
-              <w:rPr>
-                <w:sz w:val="20"/>
-                <w:szCs w:val="20"/>
-              </w:rPr>
-              <w:t>明道增</w:t>
-            </w:r>
-            <w:proofErr w:type="gramEnd"/>
-            <w:r>
-              <w:rPr>
-                <w:sz w:val="20"/>
-                <w:szCs w:val="20"/>
-              </w:rPr>
-              <w:t>（民</w:t>
+            <w:r>
+              <w:rPr>
+                <w:sz w:val="20"/>
+                <w:szCs w:val="20"/>
+              </w:rPr>
+              <w:t>明道增（民</w:t>
             </w:r>
             <w:r>
               <w:rPr>
@@ -10947,7 +9975,6 @@
               <w:spacing w:line="276" w:lineRule="auto"/>
               <w:jc w:val="center"/>
             </w:pPr>
-            <w:proofErr w:type="gramStart"/>
             <w:r>
               <w:rPr>
                 <w:sz w:val="20"/>
@@ -10955,7 +9982,6 @@
               </w:rPr>
               <w:t>碩論</w:t>
             </w:r>
-            <w:proofErr w:type="gramEnd"/>
           </w:p>
         </w:tc>
         <w:tc>
@@ -11030,23 +10056,7 @@
                 <w:sz w:val="20"/>
                 <w:szCs w:val="20"/>
               </w:rPr>
-              <w:t>建置臺灣</w:t>
-            </w:r>
-            <w:proofErr w:type="gramStart"/>
-            <w:r>
-              <w:rPr>
-                <w:sz w:val="20"/>
-                <w:szCs w:val="20"/>
-              </w:rPr>
-              <w:t>企業漂綠行為</w:t>
-            </w:r>
-            <w:proofErr w:type="gramEnd"/>
-            <w:r>
-              <w:rPr>
-                <w:sz w:val="20"/>
-                <w:szCs w:val="20"/>
-              </w:rPr>
-              <w:t>評估框架</w:t>
+              <w:t>建置臺灣企業漂綠行為評估框架</w:t>
             </w:r>
           </w:p>
         </w:tc>
@@ -11092,37 +10102,12 @@
               <w:spacing w:line="276" w:lineRule="auto"/>
               <w:jc w:val="both"/>
             </w:pPr>
-            <w:proofErr w:type="gramStart"/>
-            <w:r>
-              <w:rPr>
-                <w:sz w:val="20"/>
-                <w:szCs w:val="20"/>
-              </w:rPr>
-              <w:t>范</w:t>
-            </w:r>
-            <w:proofErr w:type="gramEnd"/>
-            <w:r>
-              <w:rPr>
-                <w:sz w:val="20"/>
-                <w:szCs w:val="20"/>
-              </w:rPr>
-              <w:t>植</w:t>
-            </w:r>
-            <w:proofErr w:type="gramStart"/>
-            <w:r>
-              <w:rPr>
-                <w:sz w:val="20"/>
-                <w:szCs w:val="20"/>
-              </w:rPr>
-              <w:t>閎</w:t>
-            </w:r>
-            <w:proofErr w:type="gramEnd"/>
-            <w:r>
-              <w:rPr>
-                <w:sz w:val="20"/>
-                <w:szCs w:val="20"/>
-              </w:rPr>
-              <w:t>（民</w:t>
+            <w:r>
+              <w:rPr>
+                <w:sz w:val="20"/>
+                <w:szCs w:val="20"/>
+              </w:rPr>
+              <w:t>范植閎（民</w:t>
             </w:r>
             <w:r>
               <w:rPr>
@@ -11150,7 +10135,6 @@
               <w:spacing w:line="276" w:lineRule="auto"/>
               <w:jc w:val="center"/>
             </w:pPr>
-            <w:proofErr w:type="gramStart"/>
             <w:r>
               <w:rPr>
                 <w:sz w:val="20"/>
@@ -11158,7 +10142,6 @@
               </w:rPr>
               <w:t>碩論</w:t>
             </w:r>
-            <w:proofErr w:type="gramEnd"/>
           </w:p>
         </w:tc>
         <w:tc>
@@ -11333,7 +10316,6 @@
               <w:spacing w:line="276" w:lineRule="auto"/>
               <w:jc w:val="center"/>
             </w:pPr>
-            <w:proofErr w:type="gramStart"/>
             <w:r>
               <w:rPr>
                 <w:sz w:val="20"/>
@@ -11341,7 +10323,6 @@
               </w:rPr>
               <w:t>碩論</w:t>
             </w:r>
-            <w:proofErr w:type="gramEnd"/>
           </w:p>
         </w:tc>
         <w:tc>
@@ -11481,27 +10462,7 @@
           <w:szCs w:val="28"/>
         </w:rPr>
         <w:lastRenderedPageBreak/>
-        <w:t>伍、</w:t>
-      </w:r>
-      <w:proofErr w:type="gramStart"/>
-      <w:r>
-        <w:rPr>
-          <w:b/>
-          <w:bCs/>
-          <w:sz w:val="28"/>
-          <w:szCs w:val="28"/>
-        </w:rPr>
-        <w:t>主題綜整與</w:t>
-      </w:r>
-      <w:proofErr w:type="gramEnd"/>
-      <w:r>
-        <w:rPr>
-          <w:b/>
-          <w:bCs/>
-          <w:sz w:val="28"/>
-          <w:szCs w:val="28"/>
-        </w:rPr>
-        <w:t>架構建構</w:t>
+        <w:t>伍、主題綜整與架構建構</w:t>
       </w:r>
       <w:bookmarkEnd w:id="24"/>
     </w:p>
@@ -11547,10 +10508,20 @@
         <w:jc w:val="both"/>
       </w:pPr>
       <w:r>
-        <w:t>（1）同壓力下的採行分化（對應 RQ1）；</w:t>
-      </w:r>
-      <w:proofErr w:type="gramStart"/>
-      <w:proofErr w:type="gramEnd"/>
+        <w:t>（</w:t>
+      </w:r>
+      <w:r>
+        <w:t>1</w:t>
+      </w:r>
+      <w:r>
+        <w:t>）同壓力下的採行分化（對應</w:t>
+      </w:r>
+      <w:r>
+        <w:t xml:space="preserve"> RQ1</w:t>
+      </w:r>
+      <w:r>
+        <w:t>）；</w:t>
+      </w:r>
     </w:p>
     <w:p>
       <w:pPr>
@@ -11559,12 +10530,20 @@
         <w:jc w:val="both"/>
       </w:pPr>
       <w:r>
-        <w:t>（2）判斷指標的文獻整合與在地適用（對應 RQ2）；</w:t>
-      </w:r>
-      <w:proofErr w:type="gramStart"/>
-      <w:proofErr w:type="gramEnd"/>
-      <w:proofErr w:type="gramStart"/>
-      <w:proofErr w:type="gramEnd"/>
+        <w:t>（</w:t>
+      </w:r>
+      <w:r>
+        <w:t>2</w:t>
+      </w:r>
+      <w:r>
+        <w:t>）判斷指標的文獻整合與在地適用（對應</w:t>
+      </w:r>
+      <w:r>
+        <w:t xml:space="preserve"> RQ2</w:t>
+      </w:r>
+      <w:r>
+        <w:t>）；</w:t>
+      </w:r>
     </w:p>
     <w:p>
       <w:pPr>
@@ -11573,10 +10552,20 @@
         <w:jc w:val="both"/>
       </w:pPr>
       <w:r>
-        <w:t>（3）臺灣特有制度對國際理論之補充（對應 RQ3）。以下分別就各主題之子發現進行綜合整理。</w:t>
-      </w:r>
-      <w:proofErr w:type="gramStart"/>
-      <w:proofErr w:type="gramEnd"/>
+        <w:t>（</w:t>
+      </w:r>
+      <w:r>
+        <w:t>3</w:t>
+      </w:r>
+      <w:r>
+        <w:t>）臺灣特有制度對國際理論之補充（對應</w:t>
+      </w:r>
+      <w:r>
+        <w:t xml:space="preserve"> RQ3</w:t>
+      </w:r>
+      <w:r>
+        <w:t>）。以下分別就各主題之子發現進行綜合整理。</w:t>
+      </w:r>
     </w:p>
     <w:p>
       <w:pPr>
@@ -11609,8 +10598,6 @@
         </w:rPr>
         <w:t>（一）同壓力下的採行分化：制度同形化之解釋極限</w:t>
       </w:r>
-      <w:proofErr w:type="gramStart"/>
-      <w:proofErr w:type="gramEnd"/>
       <w:bookmarkEnd w:id="27"/>
     </w:p>
     <w:p>
@@ -11635,25 +10622,7 @@
           <w:bCs/>
           <w:color w:val="FF0000"/>
         </w:rPr>
-        <w:t>強制性壓力對</w:t>
-      </w:r>
-      <w:proofErr w:type="gramStart"/>
-      <w:r>
-        <w:rPr>
-          <w:b/>
-          <w:bCs/>
-          <w:color w:val="FF0000"/>
-        </w:rPr>
-        <w:t>採</w:t>
-      </w:r>
-      <w:proofErr w:type="gramEnd"/>
-      <w:r>
-        <w:rPr>
-          <w:b/>
-          <w:bCs/>
-          <w:color w:val="FF0000"/>
-        </w:rPr>
-        <w:t>行動機的影響</w:t>
+        <w:t>強制性壓力對採行動機的影響</w:t>
       </w:r>
       <w:bookmarkEnd w:id="28"/>
     </w:p>
@@ -11739,75 +10708,31 @@
         <w:rPr>
           <w:color w:val="FF0000"/>
         </w:rPr>
-        <w:t>）的研究指出，政府監管對抑制</w:t>
-      </w:r>
-      <w:proofErr w:type="gramStart"/>
+        <w:t>）的研究指出，政府監管對抑制企業漂綠具有重要作用，但過度的監管壓力也可能導致企業採取「不當謙遜」（</w:t>
+      </w:r>
       <w:r>
         <w:rPr>
           <w:color w:val="FF0000"/>
         </w:rPr>
-        <w:t>企業漂綠具有</w:t>
-      </w:r>
-      <w:proofErr w:type="gramEnd"/>
+        <w:t>brownwash</w:t>
+      </w:r>
       <w:r>
         <w:rPr>
           <w:color w:val="FF0000"/>
         </w:rPr>
-        <w:t>重要作用，但過度的監管壓力也可能導致企業採取「不當謙遜」（</w:t>
-      </w:r>
-      <w:proofErr w:type="spellStart"/>
+        <w:t>）策略，選擇少揭露而非誠實揭露。此一發現對臺灣金融業具有啟示：金管會的強制要求雖有效驅動企業推動</w:t>
+      </w:r>
       <w:r>
         <w:rPr>
           <w:color w:val="FF0000"/>
         </w:rPr>
-        <w:t>brownwash</w:t>
-      </w:r>
-      <w:proofErr w:type="spellEnd"/>
+        <w:t xml:space="preserve"> ESG</w:t>
+      </w:r>
       <w:r>
         <w:rPr>
           <w:color w:val="FF0000"/>
         </w:rPr>
-        <w:t>）策略，選擇少揭露而非誠實揭露。此一發現對臺灣金融業具有啟示：金管會的強制要求雖有效驅動企業推動</w:t>
-      </w:r>
-      <w:r>
-        <w:rPr>
-          <w:color w:val="FF0000"/>
-        </w:rPr>
-        <w:t xml:space="preserve"> ESG</w:t>
-      </w:r>
-      <w:r>
-        <w:rPr>
-          <w:color w:val="FF0000"/>
-        </w:rPr>
-        <w:t>，但企業是否出於合</w:t>
-      </w:r>
-      <w:proofErr w:type="gramStart"/>
-      <w:r>
-        <w:rPr>
-          <w:color w:val="FF0000"/>
-        </w:rPr>
-        <w:t>規</w:t>
-      </w:r>
-      <w:proofErr w:type="gramEnd"/>
-      <w:r>
-        <w:rPr>
-          <w:color w:val="FF0000"/>
-        </w:rPr>
-        <w:t>動機而僅做形式</w:t>
-      </w:r>
-      <w:proofErr w:type="gramStart"/>
-      <w:r>
-        <w:rPr>
-          <w:color w:val="FF0000"/>
-        </w:rPr>
-        <w:t>採</w:t>
-      </w:r>
-      <w:proofErr w:type="gramEnd"/>
-      <w:r>
-        <w:rPr>
-          <w:color w:val="FF0000"/>
-        </w:rPr>
-        <w:t>行，值得進一步探討。</w:t>
+        <w:t>，但企業是否出於合規動機而僅做形式採行，值得進一步探討。</w:t>
       </w:r>
     </w:p>
     <w:p>
@@ -11832,25 +10757,7 @@
           <w:bCs/>
           <w:color w:val="FF0000"/>
         </w:rPr>
-        <w:t>模仿性與規範性壓力對</w:t>
-      </w:r>
-      <w:proofErr w:type="gramStart"/>
-      <w:r>
-        <w:rPr>
-          <w:b/>
-          <w:bCs/>
-          <w:color w:val="FF0000"/>
-        </w:rPr>
-        <w:t>採</w:t>
-      </w:r>
-      <w:proofErr w:type="gramEnd"/>
-      <w:r>
-        <w:rPr>
-          <w:b/>
-          <w:bCs/>
-          <w:color w:val="FF0000"/>
-        </w:rPr>
-        <w:t>行動機的影響</w:t>
+        <w:t>模仿性與規範性壓力對採行動機的影響</w:t>
       </w:r>
       <w:bookmarkEnd w:id="29"/>
     </w:p>
@@ -11878,31 +10785,66 @@
         </w:rPr>
         <w:t>、</w:t>
       </w:r>
-      <w:proofErr w:type="spellStart"/>
       <w:r>
         <w:rPr>
           <w:color w:val="FF0000"/>
         </w:rPr>
-        <w:t>Xie</w:t>
-      </w:r>
-      <w:proofErr w:type="spellEnd"/>
+        <w:t xml:space="preserve">Xie </w:t>
+      </w:r>
       <w:r>
         <w:rPr>
           <w:color w:val="FF0000"/>
         </w:rPr>
-        <w:t xml:space="preserve"> </w:t>
+        <w:t>與</w:t>
       </w:r>
       <w:r>
         <w:rPr>
           <w:color w:val="FF0000"/>
         </w:rPr>
+        <w:t xml:space="preserve"> Zhou</w:t>
+      </w:r>
+      <w:r>
+        <w:rPr>
+          <w:color w:val="FF0000"/>
+        </w:rPr>
+        <w:t>（</w:t>
+      </w:r>
+      <w:r>
+        <w:rPr>
+          <w:color w:val="FF0000"/>
+        </w:rPr>
+        <w:t>2022</w:t>
+      </w:r>
+      <w:r>
+        <w:rPr>
+          <w:color w:val="FF0000"/>
+        </w:rPr>
+        <w:t>）實證發現漂綠行為具有產業內模仿同構趨勢，意即當同業出現漂綠行為時，其他企業亦傾向跟進。此一現象呼</w:t>
+      </w:r>
+      <w:r>
+        <w:rPr>
+          <w:color w:val="FF0000"/>
+        </w:rPr>
+        <w:lastRenderedPageBreak/>
+        <w:t>應</w:t>
+      </w:r>
+      <w:r>
+        <w:rPr>
+          <w:color w:val="FF0000"/>
+        </w:rPr>
+        <w:t xml:space="preserve"> DiMaggio </w:t>
+      </w:r>
+      <w:r>
+        <w:rPr>
+          <w:color w:val="FF0000"/>
+        </w:rPr>
         <w:t>與</w:t>
       </w:r>
       <w:r>
         <w:rPr>
           <w:color w:val="FF0000"/>
         </w:rPr>
-        <w:t xml:space="preserve"> Zhou</w:t>
+        <w:t xml:space="preserve"> Powell</w:t>
       </w:r>
       <w:r>
         <w:rPr>
@@ -11914,228 +10856,97 @@
         <w:rPr>
           <w:color w:val="FF0000"/>
         </w:rPr>
-        <w:t>2022</w:t>
+        <w:t>1983</w:t>
       </w:r>
       <w:r>
         <w:rPr>
           <w:color w:val="FF0000"/>
         </w:rPr>
-        <w:t>）實證</w:t>
-      </w:r>
-      <w:proofErr w:type="gramStart"/>
+        <w:t>）所提出的模仿性壓力機制。在規範性壓力方面，</w:t>
+      </w:r>
       <w:r>
         <w:rPr>
           <w:color w:val="FF0000"/>
         </w:rPr>
-        <w:t>發現漂綠行為</w:t>
-      </w:r>
-      <w:proofErr w:type="gramEnd"/>
+        <w:t xml:space="preserve">Hsiao </w:t>
+      </w:r>
       <w:r>
         <w:rPr>
           <w:color w:val="FF0000"/>
         </w:rPr>
-        <w:t>具有產業內</w:t>
-      </w:r>
-      <w:proofErr w:type="gramStart"/>
+        <w:t>與</w:t>
+      </w:r>
       <w:r>
         <w:rPr>
           <w:color w:val="FF0000"/>
         </w:rPr>
-        <w:t>模仿同構趨勢</w:t>
-      </w:r>
-      <w:proofErr w:type="gramEnd"/>
+        <w:t xml:space="preserve"> Shiu</w:t>
+      </w:r>
       <w:r>
         <w:rPr>
           <w:color w:val="FF0000"/>
         </w:rPr>
-        <w:t>，意即當同業</w:t>
-      </w:r>
-      <w:proofErr w:type="gramStart"/>
+        <w:t>（</w:t>
+      </w:r>
       <w:r>
         <w:rPr>
           <w:color w:val="FF0000"/>
         </w:rPr>
-        <w:t>出現漂綠行為</w:t>
-      </w:r>
-      <w:proofErr w:type="gramEnd"/>
+        <w:t>2025</w:t>
+      </w:r>
       <w:r>
         <w:rPr>
           <w:color w:val="FF0000"/>
         </w:rPr>
-        <w:t>時，其他企業亦傾向跟進。此一現象呼應</w:t>
+        <w:t>）以臺灣</w:t>
       </w:r>
       <w:r>
         <w:rPr>
           <w:color w:val="FF0000"/>
         </w:rPr>
-        <w:t xml:space="preserve"> DiMaggio </w:t>
+        <w:t xml:space="preserve"> 80 </w:t>
       </w:r>
       <w:r>
         <w:rPr>
           <w:color w:val="FF0000"/>
         </w:rPr>
-        <w:t>與</w:t>
+        <w:t>家金融機構為樣本發現，</w:t>
       </w:r>
       <w:r>
         <w:rPr>
           <w:color w:val="FF0000"/>
         </w:rPr>
-        <w:t xml:space="preserve"> Powell</w:t>
+        <w:t xml:space="preserve">TCFD </w:t>
       </w:r>
       <w:r>
         <w:rPr>
           <w:color w:val="FF0000"/>
         </w:rPr>
-        <w:t>（</w:t>
+        <w:t>遵循度較高之金融機構在減碳實務上表現較佳，顯示國際規範對臺灣金融業的</w:t>
       </w:r>
       <w:r>
         <w:rPr>
           <w:color w:val="FF0000"/>
         </w:rPr>
-        <w:t>1983</w:t>
+        <w:t xml:space="preserve"> ESG </w:t>
       </w:r>
       <w:r>
         <w:rPr>
           <w:color w:val="FF0000"/>
         </w:rPr>
-        <w:t>）所提出的模仿性壓力機制。在規範性壓力方面，</w:t>
+        <w:t>採行具有正向推動作用。惟臺灣金融業在模仿性壓力下的</w:t>
       </w:r>
       <w:r>
         <w:rPr>
           <w:color w:val="FF0000"/>
         </w:rPr>
-        <w:lastRenderedPageBreak/>
-        <w:t xml:space="preserve">Hsiao </w:t>
+        <w:t xml:space="preserve"> ESG </w:t>
       </w:r>
       <w:r>
         <w:rPr>
           <w:color w:val="FF0000"/>
         </w:rPr>
-        <w:t>與</w:t>
-      </w:r>
-      <w:r>
-        <w:rPr>
-          <w:color w:val="FF0000"/>
-        </w:rPr>
-        <w:t xml:space="preserve"> </w:t>
-      </w:r>
-      <w:proofErr w:type="spellStart"/>
-      <w:r>
-        <w:rPr>
-          <w:color w:val="FF0000"/>
-        </w:rPr>
-        <w:t>Shiu</w:t>
-      </w:r>
-      <w:proofErr w:type="spellEnd"/>
-      <w:r>
-        <w:rPr>
-          <w:color w:val="FF0000"/>
-        </w:rPr>
-        <w:t>（</w:t>
-      </w:r>
-      <w:r>
-        <w:rPr>
-          <w:color w:val="FF0000"/>
-        </w:rPr>
-        <w:t>2025</w:t>
-      </w:r>
-      <w:r>
-        <w:rPr>
-          <w:color w:val="FF0000"/>
-        </w:rPr>
-        <w:t>）以臺灣</w:t>
-      </w:r>
-      <w:r>
-        <w:rPr>
-          <w:color w:val="FF0000"/>
-        </w:rPr>
-        <w:t xml:space="preserve"> 80 </w:t>
-      </w:r>
-      <w:r>
-        <w:rPr>
-          <w:color w:val="FF0000"/>
-        </w:rPr>
-        <w:t>家金融機構為樣本發現，</w:t>
-      </w:r>
-      <w:r>
-        <w:rPr>
-          <w:color w:val="FF0000"/>
-        </w:rPr>
-        <w:t xml:space="preserve">TCFD </w:t>
-      </w:r>
-      <w:r>
-        <w:rPr>
-          <w:color w:val="FF0000"/>
-        </w:rPr>
-        <w:t>遵循度較高之金融機構</w:t>
-      </w:r>
-      <w:proofErr w:type="gramStart"/>
-      <w:r>
-        <w:rPr>
-          <w:color w:val="FF0000"/>
-        </w:rPr>
-        <w:t>在減碳實務</w:t>
-      </w:r>
-      <w:proofErr w:type="gramEnd"/>
-      <w:r>
-        <w:rPr>
-          <w:color w:val="FF0000"/>
-        </w:rPr>
-        <w:t>上表現較佳，顯示國際規範對臺灣金融業的</w:t>
-      </w:r>
-      <w:r>
-        <w:rPr>
-          <w:color w:val="FF0000"/>
-        </w:rPr>
-        <w:t xml:space="preserve"> ESG </w:t>
-      </w:r>
-      <w:proofErr w:type="gramStart"/>
-      <w:r>
-        <w:rPr>
-          <w:color w:val="FF0000"/>
-        </w:rPr>
-        <w:t>採</w:t>
-      </w:r>
-      <w:proofErr w:type="gramEnd"/>
-      <w:r>
-        <w:rPr>
-          <w:color w:val="FF0000"/>
-        </w:rPr>
-        <w:t>行具有正向推動作用。</w:t>
-      </w:r>
-      <w:proofErr w:type="gramStart"/>
-      <w:r>
-        <w:rPr>
-          <w:color w:val="FF0000"/>
-        </w:rPr>
-        <w:t>惟</w:t>
-      </w:r>
-      <w:proofErr w:type="gramEnd"/>
-      <w:r>
-        <w:rPr>
-          <w:color w:val="FF0000"/>
-        </w:rPr>
-        <w:t>臺灣金融業在模仿性壓力下的</w:t>
-      </w:r>
-      <w:r>
-        <w:rPr>
-          <w:color w:val="FF0000"/>
-        </w:rPr>
-        <w:t xml:space="preserve"> ESG </w:t>
-      </w:r>
-      <w:proofErr w:type="gramStart"/>
-      <w:r>
-        <w:rPr>
-          <w:color w:val="FF0000"/>
-        </w:rPr>
-        <w:t>採</w:t>
-      </w:r>
-      <w:proofErr w:type="gramEnd"/>
-      <w:r>
-        <w:rPr>
-          <w:color w:val="FF0000"/>
-        </w:rPr>
-        <w:t>行行為，尚待進一步之實證研究。</w:t>
+        <w:t>採行行為，尚待進一步之實證研究。</w:t>
       </w:r>
     </w:p>
     <w:p>
@@ -12153,10 +10964,6 @@
         </w:rPr>
         <w:t>（二）判斷指標的文獻整合與在地適用</w:t>
       </w:r>
-      <w:proofErr w:type="gramStart"/>
-      <w:proofErr w:type="gramEnd"/>
-      <w:proofErr w:type="gramStart"/>
-      <w:proofErr w:type="gramEnd"/>
       <w:bookmarkEnd w:id="30"/>
     </w:p>
     <w:p>
@@ -12181,25 +10988,7 @@
           <w:bCs/>
           <w:color w:val="FF0000"/>
         </w:rPr>
-        <w:t>脫</w:t>
-      </w:r>
-      <w:proofErr w:type="gramStart"/>
-      <w:r>
-        <w:rPr>
-          <w:b/>
-          <w:bCs/>
-          <w:color w:val="FF0000"/>
-        </w:rPr>
-        <w:t>鉤</w:t>
-      </w:r>
-      <w:proofErr w:type="gramEnd"/>
-      <w:r>
-        <w:rPr>
-          <w:b/>
-          <w:bCs/>
-          <w:color w:val="FF0000"/>
-        </w:rPr>
-        <w:t>的影響因素與表現形式</w:t>
+        <w:t>脫鉤的影響因素與表現形式</w:t>
       </w:r>
       <w:bookmarkEnd w:id="31"/>
     </w:p>
@@ -12243,127 +11032,43 @@
         <w:rPr>
           <w:color w:val="FF0000"/>
         </w:rPr>
-        <w:t>）提出的脫</w:t>
-      </w:r>
-      <w:proofErr w:type="gramStart"/>
+        <w:t>）提出的脫鉤概念為理解企業形式採行提供了理論基礎。胡詠晴（民</w:t>
+      </w:r>
       <w:r>
         <w:rPr>
           <w:color w:val="FF0000"/>
         </w:rPr>
-        <w:t>鉤</w:t>
-      </w:r>
-      <w:proofErr w:type="gramEnd"/>
+        <w:t xml:space="preserve"> 114</w:t>
+      </w:r>
       <w:r>
         <w:rPr>
           <w:color w:val="FF0000"/>
         </w:rPr>
-        <w:t>概念為理解企業形式</w:t>
-      </w:r>
-      <w:proofErr w:type="gramStart"/>
+        <w:t>）的個案研究直接觀察到臺灣電子業企業在</w:t>
+      </w:r>
       <w:r>
         <w:rPr>
           <w:color w:val="FF0000"/>
         </w:rPr>
-        <w:t>採</w:t>
-      </w:r>
-      <w:proofErr w:type="gramEnd"/>
+        <w:t xml:space="preserve"> ESG </w:t>
+      </w:r>
       <w:r>
         <w:rPr>
           <w:color w:val="FF0000"/>
         </w:rPr>
-        <w:t>行提供了理論基礎。胡詠晴（民</w:t>
+        <w:t>行為上存在象徵性與實質性的落差，例如管理層對外宣示重視永續，但內部資源配置與日常決策並未反映此一承諾。明道增（民</w:t>
       </w:r>
       <w:r>
         <w:rPr>
           <w:color w:val="FF0000"/>
         </w:rPr>
-        <w:t xml:space="preserve"> 114</w:t>
+        <w:t xml:space="preserve"> 113</w:t>
       </w:r>
       <w:r>
         <w:rPr>
           <w:color w:val="FF0000"/>
         </w:rPr>
-        <w:t>）的個案研究直接觀察到臺灣電子業企業在</w:t>
-      </w:r>
-      <w:r>
-        <w:rPr>
-          <w:color w:val="FF0000"/>
-        </w:rPr>
-        <w:t xml:space="preserve"> ESG </w:t>
-      </w:r>
-      <w:r>
-        <w:rPr>
-          <w:color w:val="FF0000"/>
-        </w:rPr>
-        <w:t>行為上存在象徵性與實質性的落差，例如管理層對外宣示重視永續，但內部資源配置與日常決策並未反映此一承諾。</w:t>
-      </w:r>
-      <w:proofErr w:type="gramStart"/>
-      <w:r>
-        <w:rPr>
-          <w:color w:val="FF0000"/>
-        </w:rPr>
-        <w:t>明道增</w:t>
-      </w:r>
-      <w:proofErr w:type="gramEnd"/>
-      <w:r>
-        <w:rPr>
-          <w:color w:val="FF0000"/>
-        </w:rPr>
-        <w:t>（民</w:t>
-      </w:r>
-      <w:r>
-        <w:rPr>
-          <w:color w:val="FF0000"/>
-        </w:rPr>
-        <w:t xml:space="preserve"> 113</w:t>
-      </w:r>
-      <w:r>
-        <w:rPr>
-          <w:color w:val="FF0000"/>
-        </w:rPr>
-        <w:t>）建置</w:t>
-      </w:r>
-      <w:proofErr w:type="gramStart"/>
-      <w:r>
-        <w:rPr>
-          <w:color w:val="FF0000"/>
-        </w:rPr>
-        <w:t>之漂綠評估</w:t>
-      </w:r>
-      <w:proofErr w:type="gramEnd"/>
-      <w:r>
-        <w:rPr>
-          <w:color w:val="FF0000"/>
-        </w:rPr>
-        <w:t>架構則</w:t>
-      </w:r>
-      <w:proofErr w:type="gramStart"/>
-      <w:r>
-        <w:rPr>
-          <w:color w:val="FF0000"/>
-        </w:rPr>
-        <w:t>從減碳目標</w:t>
-      </w:r>
-      <w:proofErr w:type="gramEnd"/>
-      <w:r>
-        <w:rPr>
-          <w:color w:val="FF0000"/>
-        </w:rPr>
-        <w:t>設定、確信範圍、承諾與績效一致性等面向，提供了區分實質與形式</w:t>
-      </w:r>
-      <w:proofErr w:type="gramStart"/>
-      <w:r>
-        <w:rPr>
-          <w:color w:val="FF0000"/>
-        </w:rPr>
-        <w:t>採</w:t>
-      </w:r>
-      <w:proofErr w:type="gramEnd"/>
-      <w:r>
-        <w:rPr>
-          <w:color w:val="FF0000"/>
-        </w:rPr>
-        <w:t>行的具體指標。</w:t>
+        <w:t>）建置之漂綠評估架構則從減碳目標設定、確信範圍、承諾與績效一致性等面向，提供了區分實質與形式採行的具體指標。</w:t>
       </w:r>
     </w:p>
     <w:p>
@@ -12388,25 +11093,7 @@
           <w:bCs/>
           <w:color w:val="FF0000"/>
         </w:rPr>
-        <w:t>脫</w:t>
-      </w:r>
-      <w:proofErr w:type="gramStart"/>
-      <w:r>
-        <w:rPr>
-          <w:b/>
-          <w:bCs/>
-          <w:color w:val="FF0000"/>
-        </w:rPr>
-        <w:t>鉤</w:t>
-      </w:r>
-      <w:proofErr w:type="gramEnd"/>
-      <w:r>
-        <w:rPr>
-          <w:b/>
-          <w:bCs/>
-          <w:color w:val="FF0000"/>
-        </w:rPr>
-        <w:t>的經濟後果</w:t>
+        <w:t>脫鉤的經濟後果</w:t>
       </w:r>
       <w:bookmarkEnd w:id="32"/>
     </w:p>
@@ -12420,207 +11107,115 @@
         <w:rPr>
           <w:color w:val="FF0000"/>
         </w:rPr>
-        <w:t>形式</w:t>
-      </w:r>
-      <w:proofErr w:type="gramStart"/>
+        <w:t>形式採行並非沒有代價。</w:t>
+      </w:r>
       <w:r>
         <w:rPr>
           <w:color w:val="FF0000"/>
         </w:rPr>
-        <w:t>採</w:t>
-      </w:r>
-      <w:proofErr w:type="gramEnd"/>
+        <w:t>Zhan</w:t>
+      </w:r>
       <w:r>
         <w:rPr>
           <w:color w:val="FF0000"/>
         </w:rPr>
-        <w:t>行並非沒有代價。</w:t>
+        <w:t>、</w:t>
       </w:r>
       <w:r>
         <w:rPr>
           <w:color w:val="FF0000"/>
         </w:rPr>
-        <w:t>Zhan</w:t>
+        <w:t xml:space="preserve">Zhan </w:t>
       </w:r>
       <w:r>
         <w:rPr>
           <w:color w:val="FF0000"/>
         </w:rPr>
-        <w:t>、</w:t>
+        <w:t>與</w:t>
       </w:r>
       <w:r>
         <w:rPr>
           <w:color w:val="FF0000"/>
         </w:rPr>
-        <w:t xml:space="preserve">Zhan </w:t>
+        <w:t xml:space="preserve"> Li</w:t>
       </w:r>
       <w:r>
         <w:rPr>
           <w:color w:val="FF0000"/>
         </w:rPr>
-        <w:t>與</w:t>
+        <w:t>（</w:t>
       </w:r>
       <w:r>
         <w:rPr>
           <w:color w:val="FF0000"/>
         </w:rPr>
-        <w:t xml:space="preserve"> Li</w:t>
+        <w:t>2025</w:t>
       </w:r>
       <w:r>
         <w:rPr>
           <w:color w:val="FF0000"/>
         </w:rPr>
-        <w:t>（</w:t>
+        <w:t>）最新研究指出，</w:t>
       </w:r>
       <w:r>
         <w:rPr>
           <w:color w:val="FF0000"/>
         </w:rPr>
-        <w:t>2025</w:t>
+        <w:t xml:space="preserve">ESG </w:t>
       </w:r>
       <w:r>
         <w:rPr>
           <w:color w:val="FF0000"/>
         </w:rPr>
-        <w:t>）最新研究指出，</w:t>
+        <w:t>脫鉤會損害企業聲譽、降低利害關係人信任，並增加資本成本。</w:t>
       </w:r>
       <w:r>
         <w:rPr>
           <w:color w:val="FF0000"/>
         </w:rPr>
-        <w:t xml:space="preserve">ESG </w:t>
+        <w:t xml:space="preserve">Bothello </w:t>
       </w:r>
       <w:r>
         <w:rPr>
           <w:color w:val="FF0000"/>
         </w:rPr>
-        <w:t>脫</w:t>
-      </w:r>
-      <w:proofErr w:type="gramStart"/>
+        <w:t>等人（</w:t>
+      </w:r>
       <w:r>
         <w:rPr>
           <w:color w:val="FF0000"/>
         </w:rPr>
-        <w:t>鉤</w:t>
-      </w:r>
-      <w:proofErr w:type="gramEnd"/>
+        <w:t>2023</w:t>
+      </w:r>
       <w:r>
         <w:rPr>
           <w:color w:val="FF0000"/>
         </w:rPr>
-        <w:t>會損害企業聲譽、降低利害關係人信任，並增加資本成本。</w:t>
-      </w:r>
-      <w:proofErr w:type="spellStart"/>
+        <w:t>）以</w:t>
+      </w:r>
       <w:r>
         <w:rPr>
           <w:color w:val="FF0000"/>
         </w:rPr>
-        <w:t>Bothello</w:t>
-      </w:r>
-      <w:proofErr w:type="spellEnd"/>
+        <w:t xml:space="preserve"> 3,004 </w:t>
+      </w:r>
       <w:r>
         <w:rPr>
           <w:color w:val="FF0000"/>
         </w:rPr>
-        <w:t xml:space="preserve"> </w:t>
+        <w:t>家企業為樣本的實證研究亦發現，</w:t>
       </w:r>
       <w:r>
         <w:rPr>
           <w:color w:val="FF0000"/>
         </w:rPr>
-        <w:t>等人（</w:t>
+        <w:t xml:space="preserve">CSR </w:t>
       </w:r>
       <w:r>
         <w:rPr>
           <w:color w:val="FF0000"/>
         </w:rPr>
-        <w:t>2023</w:t>
-      </w:r>
-      <w:r>
-        <w:rPr>
-          <w:color w:val="FF0000"/>
-        </w:rPr>
-        <w:t>）以</w:t>
-      </w:r>
-      <w:r>
-        <w:rPr>
-          <w:color w:val="FF0000"/>
-        </w:rPr>
-        <w:t xml:space="preserve"> 3,004 </w:t>
-      </w:r>
-      <w:r>
-        <w:rPr>
-          <w:color w:val="FF0000"/>
-        </w:rPr>
-        <w:t>家企業為樣本的實證研究亦發現，</w:t>
-      </w:r>
-      <w:r>
-        <w:rPr>
-          <w:color w:val="FF0000"/>
-        </w:rPr>
-        <w:t xml:space="preserve">CSR </w:t>
-      </w:r>
-      <w:r>
-        <w:rPr>
-          <w:color w:val="FF0000"/>
-        </w:rPr>
-        <w:t>脫</w:t>
-      </w:r>
-      <w:proofErr w:type="gramStart"/>
-      <w:r>
-        <w:rPr>
-          <w:color w:val="FF0000"/>
-        </w:rPr>
-        <w:t>鉤</w:t>
-      </w:r>
-      <w:proofErr w:type="gramEnd"/>
-      <w:r>
-        <w:rPr>
-          <w:color w:val="FF0000"/>
-        </w:rPr>
-        <w:t>程度愈高之企業，其被利害關係人感知</w:t>
-      </w:r>
-      <w:proofErr w:type="gramStart"/>
-      <w:r>
-        <w:rPr>
-          <w:color w:val="FF0000"/>
-        </w:rPr>
-        <w:t>為漂綠的</w:t>
-      </w:r>
-      <w:proofErr w:type="gramEnd"/>
-      <w:r>
-        <w:rPr>
-          <w:color w:val="FF0000"/>
-        </w:rPr>
-        <w:t>風險愈高，且此一效果在企業集團內更為顯著。這些發現顯示，形式</w:t>
-      </w:r>
-      <w:proofErr w:type="gramStart"/>
-      <w:r>
-        <w:rPr>
-          <w:color w:val="FF0000"/>
-        </w:rPr>
-        <w:t>採</w:t>
-      </w:r>
-      <w:proofErr w:type="gramEnd"/>
-      <w:r>
-        <w:rPr>
-          <w:color w:val="FF0000"/>
-        </w:rPr>
-        <w:t>行雖然短期內降低了合</w:t>
-      </w:r>
-      <w:proofErr w:type="gramStart"/>
-      <w:r>
-        <w:rPr>
-          <w:color w:val="FF0000"/>
-        </w:rPr>
-        <w:t>規</w:t>
-      </w:r>
-      <w:proofErr w:type="gramEnd"/>
-      <w:r>
-        <w:rPr>
-          <w:color w:val="FF0000"/>
-        </w:rPr>
-        <w:t>成本，但長期而言可能帶來更高的聲譽風險與財務成本。</w:t>
+        <w:t>脫鉤程度愈高之企業，其被利害關係人感知為漂綠的風險愈高，且此一效果在企業集團內更為顯著。這些發現顯示，形式採行雖然短期內降低了合規成本，但長期而言可能帶來更高的聲譽風險與財務成本。</w:t>
       </w:r>
     </w:p>
     <w:p>
@@ -12638,9 +11233,7 @@
         </w:rPr>
         <w:t>（三）臺灣特有制度對國際理論之補充</w:t>
       </w:r>
-      <w:proofErr w:type="gramStart"/>
       <w:bookmarkEnd w:id="33"/>
-      <w:proofErr w:type="gramEnd"/>
     </w:p>
     <w:p>
       <w:pPr>
@@ -12658,23 +11251,13 @@
         </w:rPr>
         <w:t xml:space="preserve">1. </w:t>
       </w:r>
-      <w:proofErr w:type="gramStart"/>
       <w:r>
         <w:rPr>
           <w:b/>
           <w:bCs/>
           <w:color w:val="FF0000"/>
         </w:rPr>
-        <w:t>漂綠的</w:t>
-      </w:r>
-      <w:proofErr w:type="gramEnd"/>
-      <w:r>
-        <w:rPr>
-          <w:b/>
-          <w:bCs/>
-          <w:color w:val="FF0000"/>
-        </w:rPr>
-        <w:t>驅動因素</w:t>
+        <w:t>漂綠的驅動因素</w:t>
       </w:r>
       <w:bookmarkEnd w:id="34"/>
     </w:p>
@@ -12684,174 +11267,102 @@
         <w:ind w:firstLine="482"/>
         <w:jc w:val="both"/>
       </w:pPr>
-      <w:proofErr w:type="spellStart"/>
       <w:r>
         <w:rPr>
           <w:color w:val="FF0000"/>
         </w:rPr>
-        <w:t>Delmas</w:t>
-      </w:r>
-      <w:proofErr w:type="spellEnd"/>
+        <w:lastRenderedPageBreak/>
+        <w:t xml:space="preserve">Delmas </w:t>
+      </w:r>
       <w:r>
         <w:rPr>
           <w:color w:val="FF0000"/>
         </w:rPr>
-        <w:t xml:space="preserve"> </w:t>
+        <w:t>與</w:t>
       </w:r>
       <w:r>
         <w:rPr>
           <w:color w:val="FF0000"/>
         </w:rPr>
+        <w:t xml:space="preserve"> Burbano</w:t>
+      </w:r>
+      <w:r>
+        <w:rPr>
+          <w:color w:val="FF0000"/>
+        </w:rPr>
+        <w:t>（</w:t>
+      </w:r>
+      <w:r>
+        <w:rPr>
+          <w:color w:val="FF0000"/>
+        </w:rPr>
+        <w:t>2011</w:t>
+      </w:r>
+      <w:r>
+        <w:rPr>
+          <w:color w:val="FF0000"/>
+        </w:rPr>
+        <w:t>）建構了漂綠驅動因素的綜合架構，將漂綠的成因區分為三個層次：外部制度因素（如法規不完善、監管不足）、組織因素（如企業文化、治理結構）與個人因素（如管理者的倫理判斷）。</w:t>
+      </w:r>
+      <w:r>
+        <w:rPr>
+          <w:color w:val="FF0000"/>
+        </w:rPr>
+        <w:t>Marquis</w:t>
+      </w:r>
+      <w:r>
+        <w:rPr>
+          <w:color w:val="FF0000"/>
+        </w:rPr>
+        <w:t>、</w:t>
+      </w:r>
+      <w:r>
+        <w:rPr>
+          <w:color w:val="FF0000"/>
+        </w:rPr>
+        <w:t xml:space="preserve">Toffel </w:t>
+      </w:r>
+      <w:r>
+        <w:rPr>
+          <w:color w:val="FF0000"/>
+        </w:rPr>
         <w:t>與</w:t>
       </w:r>
       <w:r>
         <w:rPr>
           <w:color w:val="FF0000"/>
         </w:rPr>
-        <w:t xml:space="preserve"> </w:t>
-      </w:r>
-      <w:proofErr w:type="spellStart"/>
+        <w:t xml:space="preserve"> Zhou</w:t>
+      </w:r>
       <w:r>
         <w:rPr>
           <w:color w:val="FF0000"/>
         </w:rPr>
-        <w:t>Burbano</w:t>
-      </w:r>
-      <w:proofErr w:type="spellEnd"/>
+        <w:t>（</w:t>
+      </w:r>
       <w:r>
         <w:rPr>
           <w:color w:val="FF0000"/>
         </w:rPr>
-        <w:t>（</w:t>
+        <w:t>2016</w:t>
       </w:r>
       <w:r>
         <w:rPr>
           <w:color w:val="FF0000"/>
         </w:rPr>
-        <w:t>2011</w:t>
+        <w:t>）以全球</w:t>
       </w:r>
       <w:r>
         <w:rPr>
           <w:color w:val="FF0000"/>
         </w:rPr>
-        <w:t>）建構</w:t>
-      </w:r>
-      <w:proofErr w:type="gramStart"/>
+        <w:t xml:space="preserve"> 4,750 </w:t>
+      </w:r>
       <w:r>
         <w:rPr>
           <w:color w:val="FF0000"/>
         </w:rPr>
-        <w:t>了漂綠驅動</w:t>
-      </w:r>
-      <w:proofErr w:type="gramEnd"/>
-      <w:r>
-        <w:rPr>
-          <w:color w:val="FF0000"/>
-        </w:rPr>
-        <w:t>因素的綜合架構，</w:t>
-      </w:r>
-      <w:proofErr w:type="gramStart"/>
-      <w:r>
-        <w:rPr>
-          <w:color w:val="FF0000"/>
-        </w:rPr>
-        <w:t>將漂綠的</w:t>
-      </w:r>
-      <w:proofErr w:type="gramEnd"/>
-      <w:r>
-        <w:rPr>
-          <w:color w:val="FF0000"/>
-        </w:rPr>
-        <w:t>成因區</w:t>
-      </w:r>
-      <w:r>
-        <w:rPr>
-          <w:color w:val="FF0000"/>
-        </w:rPr>
-        <w:lastRenderedPageBreak/>
-        <w:t>分為三個層次：外部制度因素（如法規不完善、監管不足）、組織因素（如企業文化、治理結構）與個人因素（如管理者的倫理判斷）。</w:t>
-      </w:r>
-      <w:r>
-        <w:rPr>
-          <w:color w:val="FF0000"/>
-        </w:rPr>
-        <w:t>Marquis</w:t>
-      </w:r>
-      <w:r>
-        <w:rPr>
-          <w:color w:val="FF0000"/>
-        </w:rPr>
-        <w:t>、</w:t>
-      </w:r>
-      <w:proofErr w:type="spellStart"/>
-      <w:r>
-        <w:rPr>
-          <w:color w:val="FF0000"/>
-        </w:rPr>
-        <w:t>Toffel</w:t>
-      </w:r>
-      <w:proofErr w:type="spellEnd"/>
-      <w:r>
-        <w:rPr>
-          <w:color w:val="FF0000"/>
-        </w:rPr>
-        <w:t xml:space="preserve"> </w:t>
-      </w:r>
-      <w:r>
-        <w:rPr>
-          <w:color w:val="FF0000"/>
-        </w:rPr>
-        <w:t>與</w:t>
-      </w:r>
-      <w:r>
-        <w:rPr>
-          <w:color w:val="FF0000"/>
-        </w:rPr>
-        <w:t xml:space="preserve"> Zhou</w:t>
-      </w:r>
-      <w:r>
-        <w:rPr>
-          <w:color w:val="FF0000"/>
-        </w:rPr>
-        <w:t>（</w:t>
-      </w:r>
-      <w:r>
-        <w:rPr>
-          <w:color w:val="FF0000"/>
-        </w:rPr>
-        <w:t>2016</w:t>
-      </w:r>
-      <w:r>
-        <w:rPr>
-          <w:color w:val="FF0000"/>
-        </w:rPr>
-        <w:t>）以全球</w:t>
-      </w:r>
-      <w:r>
-        <w:rPr>
-          <w:color w:val="FF0000"/>
-        </w:rPr>
-        <w:t xml:space="preserve"> 4,750 </w:t>
-      </w:r>
-      <w:r>
-        <w:rPr>
-          <w:color w:val="FF0000"/>
-        </w:rPr>
-        <w:t>家公司的實證研究進一步指出，企業在面臨外部壓力時傾向採取選擇性揭露策略，僅揭露正面資訊而隱匿負面資訊，此</w:t>
-      </w:r>
-      <w:proofErr w:type="gramStart"/>
-      <w:r>
-        <w:rPr>
-          <w:color w:val="FF0000"/>
-        </w:rPr>
-        <w:t>即漂綠的</w:t>
-      </w:r>
-      <w:proofErr w:type="gramEnd"/>
-      <w:r>
-        <w:rPr>
-          <w:color w:val="FF0000"/>
-        </w:rPr>
-        <w:t>核心行為模式。</w:t>
+        <w:t>家公司的實證研究進一步指出，企業在面臨外部壓力時傾向採取選擇性揭露策略，僅揭露正面資訊而隱匿負面資訊，此即漂綠的核心行為模式。</w:t>
       </w:r>
     </w:p>
     <w:p>
@@ -12902,201 +11413,115 @@
         <w:rPr>
           <w:color w:val="FF0000"/>
         </w:rPr>
-        <w:t>資訊品質的衡量方面，鄭杭</w:t>
-      </w:r>
-      <w:proofErr w:type="gramStart"/>
+        <w:t>資訊品質的衡量方面，鄭杭葭（民</w:t>
+      </w:r>
       <w:r>
         <w:rPr>
           <w:color w:val="FF0000"/>
         </w:rPr>
-        <w:t>葭</w:t>
-      </w:r>
-      <w:proofErr w:type="gramEnd"/>
+        <w:t xml:space="preserve"> 112</w:t>
+      </w:r>
       <w:r>
         <w:rPr>
           <w:color w:val="FF0000"/>
         </w:rPr>
-        <w:t>（民</w:t>
+        <w:t>）以</w:t>
       </w:r>
       <w:r>
         <w:rPr>
           <w:color w:val="FF0000"/>
         </w:rPr>
-        <w:t xml:space="preserve"> 112</w:t>
+        <w:t xml:space="preserve"> TESG </w:t>
       </w:r>
       <w:r>
         <w:rPr>
           <w:color w:val="FF0000"/>
         </w:rPr>
-        <w:t>）以</w:t>
+        <w:t>永續發展指標中「揭露分數」與「議題分數」的落差作為漂綠的衡量依據，發現揭露分數高但議題分數低的企業，其漂綠風險較高。</w:t>
       </w:r>
       <w:r>
         <w:rPr>
           <w:color w:val="FF0000"/>
         </w:rPr>
-        <w:t xml:space="preserve"> TESG </w:t>
+        <w:t>Yu</w:t>
       </w:r>
       <w:r>
         <w:rPr>
           <w:color w:val="FF0000"/>
         </w:rPr>
-        <w:t>永續發展指標中「揭露分數」與「議題分數」的落差</w:t>
-      </w:r>
-      <w:proofErr w:type="gramStart"/>
+        <w:t>、</w:t>
+      </w:r>
       <w:r>
         <w:rPr>
           <w:color w:val="FF0000"/>
         </w:rPr>
-        <w:t>作為漂綠的</w:t>
-      </w:r>
-      <w:proofErr w:type="gramEnd"/>
+        <w:t xml:space="preserve">Luu </w:t>
+      </w:r>
       <w:r>
         <w:rPr>
           <w:color w:val="FF0000"/>
         </w:rPr>
-        <w:t>衡量依據，發現揭露分數高但議題分數低的企業，</w:t>
-      </w:r>
-      <w:proofErr w:type="gramStart"/>
+        <w:t>與</w:t>
+      </w:r>
       <w:r>
         <w:rPr>
           <w:color w:val="FF0000"/>
         </w:rPr>
-        <w:t>其漂綠風險</w:t>
-      </w:r>
-      <w:proofErr w:type="gramEnd"/>
+        <w:t xml:space="preserve"> Chen</w:t>
+      </w:r>
       <w:r>
         <w:rPr>
           <w:color w:val="FF0000"/>
         </w:rPr>
-        <w:t>較高。</w:t>
+        <w:t>（</w:t>
       </w:r>
       <w:r>
         <w:rPr>
           <w:color w:val="FF0000"/>
         </w:rPr>
-        <w:t>Yu</w:t>
+        <w:t>2020</w:t>
       </w:r>
       <w:r>
         <w:rPr>
           <w:color w:val="FF0000"/>
         </w:rPr>
-        <w:t>、</w:t>
-      </w:r>
-      <w:proofErr w:type="spellStart"/>
+        <w:t>）則從國際視角，將漂綠操作化定義為「揭露大量</w:t>
+      </w:r>
       <w:r>
         <w:rPr>
           <w:color w:val="FF0000"/>
         </w:rPr>
-        <w:t>Luu</w:t>
-      </w:r>
-      <w:proofErr w:type="spellEnd"/>
+        <w:t xml:space="preserve"> ESG </w:t>
+      </w:r>
       <w:r>
         <w:rPr>
           <w:color w:val="FF0000"/>
         </w:rPr>
-        <w:t xml:space="preserve"> </w:t>
+        <w:t>資訊但實際績效不佳」的企業，為跨國比較研究提供了方法論基礎。</w:t>
       </w:r>
       <w:r>
         <w:rPr>
           <w:color w:val="FF0000"/>
         </w:rPr>
-        <w:t>與</w:t>
+        <w:t xml:space="preserve">Nemes </w:t>
       </w:r>
       <w:r>
         <w:rPr>
           <w:color w:val="FF0000"/>
         </w:rPr>
-        <w:t xml:space="preserve"> Chen</w:t>
+        <w:t>等人（</w:t>
       </w:r>
       <w:r>
         <w:rPr>
           <w:color w:val="FF0000"/>
         </w:rPr>
-        <w:t>（</w:t>
+        <w:t>2022</w:t>
       </w:r>
       <w:r>
         <w:rPr>
           <w:color w:val="FF0000"/>
         </w:rPr>
-        <w:t>2020</w:t>
-      </w:r>
-      <w:r>
-        <w:rPr>
-          <w:color w:val="FF0000"/>
-        </w:rPr>
-        <w:t>）則從國際視角，將</w:t>
-      </w:r>
-      <w:proofErr w:type="gramStart"/>
-      <w:r>
-        <w:rPr>
-          <w:color w:val="FF0000"/>
-        </w:rPr>
-        <w:t>漂綠操作化</w:t>
-      </w:r>
-      <w:proofErr w:type="gramEnd"/>
-      <w:r>
-        <w:rPr>
-          <w:color w:val="FF0000"/>
-        </w:rPr>
-        <w:t>定義為「揭露大量</w:t>
-      </w:r>
-      <w:r>
-        <w:rPr>
-          <w:color w:val="FF0000"/>
-        </w:rPr>
-        <w:t xml:space="preserve"> ESG </w:t>
-      </w:r>
-      <w:r>
-        <w:rPr>
-          <w:color w:val="FF0000"/>
-        </w:rPr>
-        <w:t>資訊但實際績效不佳」的企業，為跨國比較研究提供了方法論基礎。</w:t>
-      </w:r>
-      <w:proofErr w:type="spellStart"/>
-      <w:r>
-        <w:rPr>
-          <w:color w:val="FF0000"/>
-        </w:rPr>
-        <w:t>Nemes</w:t>
-      </w:r>
-      <w:proofErr w:type="spellEnd"/>
-      <w:r>
-        <w:rPr>
-          <w:color w:val="FF0000"/>
-        </w:rPr>
-        <w:t xml:space="preserve"> </w:t>
-      </w:r>
-      <w:r>
-        <w:rPr>
-          <w:color w:val="FF0000"/>
-        </w:rPr>
-        <w:t>等人（</w:t>
-      </w:r>
-      <w:r>
-        <w:rPr>
-          <w:color w:val="FF0000"/>
-        </w:rPr>
-        <w:t>2022</w:t>
-      </w:r>
-      <w:r>
-        <w:rPr>
-          <w:color w:val="FF0000"/>
-        </w:rPr>
-        <w:t>）建構之</w:t>
-      </w:r>
-      <w:proofErr w:type="gramStart"/>
-      <w:r>
-        <w:rPr>
-          <w:color w:val="FF0000"/>
-        </w:rPr>
-        <w:t>國際漂綠評估</w:t>
-      </w:r>
-      <w:proofErr w:type="gramEnd"/>
-      <w:r>
-        <w:rPr>
-          <w:color w:val="FF0000"/>
-        </w:rPr>
-        <w:t>整合框架，則為本研究之判斷指標表提供了參考。</w:t>
+        <w:t>）建構之國際漂綠評估整合框架，則為本研究之判斷指標表提供了參考。</w:t>
       </w:r>
     </w:p>
     <w:p>
@@ -13121,43 +11546,7 @@
           <w:bCs/>
           <w:color w:val="FF0000"/>
         </w:rPr>
-        <w:t>形式</w:t>
-      </w:r>
-      <w:proofErr w:type="gramStart"/>
-      <w:r>
-        <w:rPr>
-          <w:b/>
-          <w:bCs/>
-          <w:color w:val="FF0000"/>
-        </w:rPr>
-        <w:t>採</w:t>
-      </w:r>
-      <w:proofErr w:type="gramEnd"/>
-      <w:r>
-        <w:rPr>
-          <w:b/>
-          <w:bCs/>
-          <w:color w:val="FF0000"/>
-        </w:rPr>
-        <w:t>行</w:t>
-      </w:r>
-      <w:proofErr w:type="gramStart"/>
-      <w:r>
-        <w:rPr>
-          <w:b/>
-          <w:bCs/>
-          <w:color w:val="FF0000"/>
-        </w:rPr>
-        <w:t>與漂綠的</w:t>
-      </w:r>
-      <w:proofErr w:type="gramEnd"/>
-      <w:r>
-        <w:rPr>
-          <w:b/>
-          <w:bCs/>
-          <w:color w:val="FF0000"/>
-        </w:rPr>
-        <w:t>實證關聯</w:t>
+        <w:t>形式採行與漂綠的實證關聯</w:t>
       </w:r>
       <w:bookmarkEnd w:id="36"/>
     </w:p>
@@ -13172,26 +11561,120 @@
           <w:rFonts w:hint="eastAsia"/>
           <w:color w:val="FF0000"/>
         </w:rPr>
-        <w:t>多項實證研究支持形式採行與漂綠風險之間具有正向關聯。Bothello 等人（2023）的研究直接驗證了 CSR 脫鉤程度與漂綠感知之間的正向關係。Marquis 等人（2016）發現企業在監管壓力較高的環境中，選擇性揭露的行為反而更為普遍。金管會（民 113a）發布之防漂綠參考指引，則從監管面確認了漂綠行為在臺灣金融業中的現實風險。這些發現共同支持本研究 RQ2 之判斷指標立論基礎：形式採行的企業，其 ESG 資訊品質較低，漂綠風險較高，故區分實質採行與形式採行之指標於金融業現場具有實質意義。</w:t>
-      </w:r>
-      <w:proofErr w:type="gramStart"/>
-      <w:proofErr w:type="gramEnd"/>
-      <w:proofErr w:type="gramStart"/>
-      <w:proofErr w:type="gramEnd"/>
-      <w:proofErr w:type="spellStart"/>
-      <w:proofErr w:type="spellEnd"/>
-      <w:proofErr w:type="gramStart"/>
-      <w:proofErr w:type="gramEnd"/>
-      <w:proofErr w:type="gramStart"/>
-      <w:proofErr w:type="gramEnd"/>
-      <w:proofErr w:type="gramStart"/>
-      <w:proofErr w:type="gramEnd"/>
-      <w:proofErr w:type="gramStart"/>
-      <w:proofErr w:type="gramEnd"/>
-      <w:proofErr w:type="gramStart"/>
-      <w:proofErr w:type="gramEnd"/>
-      <w:proofErr w:type="gramStart"/>
-      <w:proofErr w:type="gramEnd"/>
+        <w:t>多項實證研究支持形式採行與漂綠風險之間具有正向關聯。</w:t>
+      </w:r>
+      <w:r>
+        <w:rPr>
+          <w:rFonts w:hint="eastAsia"/>
+          <w:color w:val="FF0000"/>
+        </w:rPr>
+        <w:t xml:space="preserve">Bothello </w:t>
+      </w:r>
+      <w:r>
+        <w:rPr>
+          <w:rFonts w:hint="eastAsia"/>
+          <w:color w:val="FF0000"/>
+        </w:rPr>
+        <w:t>等人（</w:t>
+      </w:r>
+      <w:r>
+        <w:rPr>
+          <w:rFonts w:hint="eastAsia"/>
+          <w:color w:val="FF0000"/>
+        </w:rPr>
+        <w:t>2023</w:t>
+      </w:r>
+      <w:r>
+        <w:rPr>
+          <w:rFonts w:hint="eastAsia"/>
+          <w:color w:val="FF0000"/>
+        </w:rPr>
+        <w:t>）的研究直接驗證了</w:t>
+      </w:r>
+      <w:r>
+        <w:rPr>
+          <w:rFonts w:hint="eastAsia"/>
+          <w:color w:val="FF0000"/>
+        </w:rPr>
+        <w:t xml:space="preserve"> CSR </w:t>
+      </w:r>
+      <w:r>
+        <w:rPr>
+          <w:rFonts w:hint="eastAsia"/>
+          <w:color w:val="FF0000"/>
+        </w:rPr>
+        <w:t>脫鉤程度與漂綠感知之間的正向關係。</w:t>
+      </w:r>
+      <w:r>
+        <w:rPr>
+          <w:rFonts w:hint="eastAsia"/>
+          <w:color w:val="FF0000"/>
+        </w:rPr>
+        <w:t xml:space="preserve">Marquis </w:t>
+      </w:r>
+      <w:r>
+        <w:rPr>
+          <w:rFonts w:hint="eastAsia"/>
+          <w:color w:val="FF0000"/>
+        </w:rPr>
+        <w:t>等人（</w:t>
+      </w:r>
+      <w:r>
+        <w:rPr>
+          <w:rFonts w:hint="eastAsia"/>
+          <w:color w:val="FF0000"/>
+        </w:rPr>
+        <w:t>2016</w:t>
+      </w:r>
+      <w:r>
+        <w:rPr>
+          <w:rFonts w:hint="eastAsia"/>
+          <w:color w:val="FF0000"/>
+        </w:rPr>
+        <w:t>）發現企業在監管壓力較高的環境中，選擇性揭露的行為反而更為普遍。金管會（民</w:t>
+      </w:r>
+      <w:r>
+        <w:rPr>
+          <w:rFonts w:hint="eastAsia"/>
+          <w:color w:val="FF0000"/>
+        </w:rPr>
+        <w:t xml:space="preserve"> 113a</w:t>
+      </w:r>
+      <w:r>
+        <w:rPr>
+          <w:rFonts w:hint="eastAsia"/>
+          <w:color w:val="FF0000"/>
+        </w:rPr>
+        <w:t>）發布之防漂綠參考指引，則從監管面確認了漂綠行為在臺灣金融業中的現實風險。這些發現共同支持本研究</w:t>
+      </w:r>
+      <w:r>
+        <w:rPr>
+          <w:rFonts w:hint="eastAsia"/>
+          <w:color w:val="FF0000"/>
+        </w:rPr>
+        <w:t xml:space="preserve"> RQ2 </w:t>
+      </w:r>
+      <w:r>
+        <w:rPr>
+          <w:rFonts w:hint="eastAsia"/>
+          <w:color w:val="FF0000"/>
+        </w:rPr>
+        <w:t>之判斷指標立論基礎：形式採行的企業，其</w:t>
+      </w:r>
+      <w:r>
+        <w:rPr>
+          <w:rFonts w:hint="eastAsia"/>
+          <w:color w:val="FF0000"/>
+        </w:rPr>
+        <w:t xml:space="preserve"> ESG </w:t>
+      </w:r>
+      <w:r>
+        <w:rPr>
+          <w:rFonts w:hint="eastAsia"/>
+          <w:color w:val="FF0000"/>
+        </w:rPr>
+        <w:t>資訊品質較低，漂綠風險較高，故區分實質採行與形式採行之指標於金融業現場具有實質意義。</w:t>
+      </w:r>
     </w:p>
     <w:p>
       <w:pPr>
@@ -13216,14 +11699,57 @@
         <w:jc w:val="both"/>
       </w:pPr>
       <w:r>
-        <w:t>綜合以上文獻之主題分析，本研究之「制度壓力→採行動機→採行方式→漂綠風險」概念性分析架構（如圖 3 所示）作為三項研究問題之背景脈絡：RQ1 聚焦於同壓力下採行為何仍出現分化，RQ2 聚焦於既有判斷指標如何適用於臺灣金融業，RQ3 則聚焦於臺灣特有制度對既有國際理論之補充。三項 RQ 共同構成本研究之探索性分析主軸。</w:t>
-      </w:r>
-      <w:proofErr w:type="gramStart"/>
-      <w:proofErr w:type="gramEnd"/>
-      <w:proofErr w:type="gramStart"/>
-      <w:proofErr w:type="gramEnd"/>
-      <w:proofErr w:type="gramStart"/>
-      <w:proofErr w:type="gramEnd"/>
+        <w:lastRenderedPageBreak/>
+        <w:t>綜合以上文獻之主題分析，本研究之「制度壓力</w:t>
+      </w:r>
+      <w:r>
+        <w:t>→</w:t>
+      </w:r>
+      <w:r>
+        <w:t>採行動機</w:t>
+      </w:r>
+      <w:r>
+        <w:t>→</w:t>
+      </w:r>
+      <w:r>
+        <w:t>採行方式</w:t>
+      </w:r>
+      <w:r>
+        <w:t>→</w:t>
+      </w:r>
+      <w:r>
+        <w:t>漂綠風險」概念性分析架構（如圖</w:t>
+      </w:r>
+      <w:r>
+        <w:t xml:space="preserve"> 3 </w:t>
+      </w:r>
+      <w:r>
+        <w:t>所示）作為三項研究問題之背景脈絡：</w:t>
+      </w:r>
+      <w:r>
+        <w:t xml:space="preserve">RQ1 </w:t>
+      </w:r>
+      <w:r>
+        <w:t>聚焦於同壓力下採行為何仍出現分化，</w:t>
+      </w:r>
+      <w:r>
+        <w:t xml:space="preserve">RQ2 </w:t>
+      </w:r>
+      <w:r>
+        <w:t>聚焦於既有判斷指標如何適用於臺灣金融業，</w:t>
+      </w:r>
+      <w:r>
+        <w:t xml:space="preserve">RQ3 </w:t>
+      </w:r>
+      <w:r>
+        <w:t>則聚焦於臺灣特有制度對既有國際理論之補充。三項</w:t>
+      </w:r>
+      <w:r>
+        <w:t xml:space="preserve"> RQ </w:t>
+      </w:r>
+      <w:r>
+        <w:t>共同構成本研究之探索性分析主軸。</w:t>
+      </w:r>
     </w:p>
     <w:p>
       <w:pPr>
@@ -13252,7 +11778,7 @@
                   <pic:blipFill>
                     <a:blip r:embed="rId11">
                       <a:extLst>
-                        <a:ext uri="{28A0092B-C50C-407E-A947-70E740481C1C}" cy="3605522">
+                        <a:ext uri="{28A0092B-C50C-407E-A947-70E740481C1C}">
                           <a14:useLocalDpi xmlns:a14="http://schemas.microsoft.com/office/drawing/2010/main" val="0"/>
                         </a:ext>
                       </a:extLst>
@@ -13317,31 +11843,7 @@
         <w:jc w:val="both"/>
       </w:pPr>
       <w:r>
-        <w:t>為使「實質</w:t>
-      </w:r>
-      <w:proofErr w:type="gramStart"/>
-      <w:r>
-        <w:t>採</w:t>
-      </w:r>
-      <w:proofErr w:type="gramEnd"/>
-      <w:r>
-        <w:t>行」與「形式</w:t>
-      </w:r>
-      <w:proofErr w:type="gramStart"/>
-      <w:r>
-        <w:t>採</w:t>
-      </w:r>
-      <w:proofErr w:type="gramEnd"/>
-      <w:r>
-        <w:t>行」的區分具有可操作性，本研究綜合鄭杭</w:t>
-      </w:r>
-      <w:proofErr w:type="gramStart"/>
-      <w:r>
-        <w:t>葭</w:t>
-      </w:r>
-      <w:proofErr w:type="gramEnd"/>
-      <w:r>
-        <w:t>（民</w:t>
+        <w:t>為使「實質採行」與「形式採行」的區分具有可操作性，本研究綜合鄭杭葭（民</w:t>
       </w:r>
       <w:r>
         <w:t xml:space="preserve"> 112</w:t>
@@ -13353,29 +11855,13 @@
         <w:t xml:space="preserve"> TESG </w:t>
       </w:r>
       <w:r>
-        <w:t>指標分析、</w:t>
-      </w:r>
-      <w:proofErr w:type="gramStart"/>
-      <w:r>
-        <w:t>明道增</w:t>
-      </w:r>
-      <w:proofErr w:type="gramEnd"/>
-      <w:r>
-        <w:t>（民</w:t>
+        <w:t>指標分析、明道增（民</w:t>
       </w:r>
       <w:r>
         <w:t xml:space="preserve"> 113</w:t>
       </w:r>
       <w:r>
-        <w:t>）</w:t>
-      </w:r>
-      <w:proofErr w:type="gramStart"/>
-      <w:r>
-        <w:t>之漂綠評估</w:t>
-      </w:r>
-      <w:proofErr w:type="gramEnd"/>
-      <w:r>
-        <w:t>架構，以及胡詠晴（民</w:t>
+        <w:t>）之漂綠評估架構，以及胡詠晴（民</w:t>
       </w:r>
       <w:r>
         <w:t xml:space="preserve"> 114</w:t>
@@ -13387,15 +11873,7 @@
         <w:t xml:space="preserve"> 4</w:t>
       </w:r>
       <w:r>
-        <w:t>）。各</w:t>
-      </w:r>
-      <w:proofErr w:type="gramStart"/>
-      <w:r>
-        <w:t>指標均以公開</w:t>
-      </w:r>
-      <w:proofErr w:type="gramEnd"/>
-      <w:r>
-        <w:t>可取得之次級資料為判斷依據，以確保研究之可驗證性。</w:t>
+        <w:t>）。各指標均以公開可取得之次級資料為判斷依據，以確保研究之可驗證性。</w:t>
       </w:r>
     </w:p>
     <w:p>
@@ -13435,39 +11913,7 @@
           <w:b/>
           <w:bCs/>
         </w:rPr>
-        <w:t>實質</w:t>
-      </w:r>
-      <w:proofErr w:type="gramStart"/>
-      <w:r>
-        <w:rPr>
-          <w:b/>
-          <w:bCs/>
-        </w:rPr>
-        <w:t>採</w:t>
-      </w:r>
-      <w:proofErr w:type="gramEnd"/>
-      <w:r>
-        <w:rPr>
-          <w:b/>
-          <w:bCs/>
-        </w:rPr>
-        <w:t>行與形式</w:t>
-      </w:r>
-      <w:proofErr w:type="gramStart"/>
-      <w:r>
-        <w:rPr>
-          <w:b/>
-          <w:bCs/>
-        </w:rPr>
-        <w:t>採</w:t>
-      </w:r>
-      <w:proofErr w:type="gramEnd"/>
-      <w:r>
-        <w:rPr>
-          <w:b/>
-          <w:bCs/>
-        </w:rPr>
-        <w:t>行之判斷指標表</w:t>
+        <w:t>實質採行與形式採行之判斷指標表</w:t>
       </w:r>
     </w:p>
     <w:tbl>
@@ -13518,6 +11964,7 @@
                 <w:sz w:val="20"/>
                 <w:szCs w:val="20"/>
               </w:rPr>
+              <w:lastRenderedPageBreak/>
               <w:t>面向</w:t>
             </w:r>
           </w:p>
@@ -13562,9 +12009,21 @@
                 <w:sz w:val="20"/>
                 <w:szCs w:val="20"/>
               </w:rPr>
-              <w:t>實質</w:t>
-            </w:r>
-            <w:proofErr w:type="gramStart"/>
+              <w:t>實質採行特徵</w:t>
+            </w:r>
+          </w:p>
+        </w:tc>
+        <w:tc>
+          <w:tcPr>
+            <w:tcW w:w="1250" w:type="pct"/>
+            <w:shd w:val="clear" w:color="auto" w:fill="D9E2F3"/>
+            <w:vAlign w:val="center"/>
+          </w:tcPr>
+          <w:p>
+            <w:pPr>
+              <w:spacing w:line="276" w:lineRule="auto"/>
+              <w:jc w:val="both"/>
+            </w:pPr>
             <w:r>
               <w:rPr>
                 <w:b/>
@@ -13572,9 +12031,21 @@
                 <w:sz w:val="20"/>
                 <w:szCs w:val="20"/>
               </w:rPr>
-              <w:t>採</w:t>
-            </w:r>
-            <w:proofErr w:type="gramEnd"/>
+              <w:t>形式採行特徵</w:t>
+            </w:r>
+          </w:p>
+        </w:tc>
+        <w:tc>
+          <w:tcPr>
+            <w:tcW w:w="750" w:type="pct"/>
+            <w:shd w:val="clear" w:color="auto" w:fill="D9E2F3"/>
+            <w:vAlign w:val="center"/>
+          </w:tcPr>
+          <w:p>
+            <w:pPr>
+              <w:spacing w:line="276" w:lineRule="auto"/>
+              <w:jc w:val="both"/>
+            </w:pPr>
             <w:r>
               <w:rPr>
                 <w:b/>
@@ -13582,13 +12053,13 @@
                 <w:sz w:val="20"/>
                 <w:szCs w:val="20"/>
               </w:rPr>
-              <w:t>行特徵</w:t>
-            </w:r>
-          </w:p>
-        </w:tc>
-        <w:tc>
-          <w:tcPr>
-            <w:tcW w:w="1250" w:type="pct"/>
+              <w:t>資料來源</w:t>
+            </w:r>
+          </w:p>
+        </w:tc>
+        <w:tc>
+          <w:tcPr>
+            <w:tcW w:w="500" w:type="pct"/>
             <w:shd w:val="clear" w:color="auto" w:fill="D9E2F3"/>
             <w:vAlign w:val="center"/>
           </w:tcPr>
@@ -13604,70 +12075,6 @@
                 <w:sz w:val="20"/>
                 <w:szCs w:val="20"/>
               </w:rPr>
-              <w:t>形式</w:t>
-            </w:r>
-            <w:proofErr w:type="gramStart"/>
-            <w:r>
-              <w:rPr>
-                <w:b/>
-                <w:bCs/>
-                <w:sz w:val="20"/>
-                <w:szCs w:val="20"/>
-              </w:rPr>
-              <w:t>採</w:t>
-            </w:r>
-            <w:proofErr w:type="gramEnd"/>
-            <w:r>
-              <w:rPr>
-                <w:b/>
-                <w:bCs/>
-                <w:sz w:val="20"/>
-                <w:szCs w:val="20"/>
-              </w:rPr>
-              <w:t>行特徵</w:t>
-            </w:r>
-          </w:p>
-        </w:tc>
-        <w:tc>
-          <w:tcPr>
-            <w:tcW w:w="750" w:type="pct"/>
-            <w:shd w:val="clear" w:color="auto" w:fill="D9E2F3"/>
-            <w:vAlign w:val="center"/>
-          </w:tcPr>
-          <w:p>
-            <w:pPr>
-              <w:spacing w:line="276" w:lineRule="auto"/>
-              <w:jc w:val="both"/>
-            </w:pPr>
-            <w:r>
-              <w:rPr>
-                <w:b/>
-                <w:bCs/>
-                <w:sz w:val="20"/>
-                <w:szCs w:val="20"/>
-              </w:rPr>
-              <w:t>資料來源</w:t>
-            </w:r>
-          </w:p>
-        </w:tc>
-        <w:tc>
-          <w:tcPr>
-            <w:tcW w:w="500" w:type="pct"/>
-            <w:shd w:val="clear" w:color="auto" w:fill="D9E2F3"/>
-            <w:vAlign w:val="center"/>
-          </w:tcPr>
-          <w:p>
-            <w:pPr>
-              <w:spacing w:line="276" w:lineRule="auto"/>
-              <w:jc w:val="both"/>
-            </w:pPr>
-            <w:r>
-              <w:rPr>
-                <w:b/>
-                <w:bCs/>
-                <w:sz w:val="20"/>
-                <w:szCs w:val="20"/>
-              </w:rPr>
               <w:t>文獻依據</w:t>
             </w:r>
           </w:p>
@@ -13766,37 +12173,12 @@
               <w:spacing w:line="276" w:lineRule="auto"/>
               <w:jc w:val="both"/>
             </w:pPr>
-            <w:proofErr w:type="gramStart"/>
-            <w:r>
-              <w:rPr>
-                <w:sz w:val="20"/>
-                <w:szCs w:val="20"/>
-              </w:rPr>
-              <w:t>僅填必填</w:t>
-            </w:r>
-            <w:proofErr w:type="gramEnd"/>
-            <w:r>
-              <w:rPr>
-                <w:sz w:val="20"/>
-                <w:szCs w:val="20"/>
-              </w:rPr>
-              <w:t>項目，</w:t>
-            </w:r>
-            <w:proofErr w:type="gramStart"/>
-            <w:r>
-              <w:rPr>
-                <w:sz w:val="20"/>
-                <w:szCs w:val="20"/>
-              </w:rPr>
-              <w:t>選填項大量</w:t>
-            </w:r>
-            <w:proofErr w:type="gramEnd"/>
-            <w:r>
-              <w:rPr>
-                <w:sz w:val="20"/>
-                <w:szCs w:val="20"/>
-              </w:rPr>
-              <w:t>空白</w:t>
+            <w:r>
+              <w:rPr>
+                <w:sz w:val="20"/>
+                <w:szCs w:val="20"/>
+              </w:rPr>
+              <w:t>僅填必填項目，選填項大量空白</w:t>
             </w:r>
           </w:p>
         </w:tc>
@@ -13848,17 +12230,8 @@
                 <w:sz w:val="20"/>
                 <w:szCs w:val="20"/>
               </w:rPr>
-              <w:t>鄭杭</w:t>
-            </w:r>
-            <w:proofErr w:type="gramStart"/>
-            <w:r>
-              <w:rPr>
-                <w:sz w:val="20"/>
-                <w:szCs w:val="20"/>
-              </w:rPr>
-              <w:t>葭</w:t>
-            </w:r>
-            <w:proofErr w:type="gramEnd"/>
+              <w:t>鄭杭葭</w:t>
+            </w:r>
           </w:p>
         </w:tc>
       </w:tr>
@@ -13986,17 +12359,8 @@
                 <w:sz w:val="20"/>
                 <w:szCs w:val="20"/>
               </w:rPr>
-              <w:t>鄭杭</w:t>
-            </w:r>
-            <w:proofErr w:type="gramStart"/>
-            <w:r>
-              <w:rPr>
-                <w:sz w:val="20"/>
-                <w:szCs w:val="20"/>
-              </w:rPr>
-              <w:t>葭</w:t>
-            </w:r>
-            <w:proofErr w:type="gramEnd"/>
+              <w:t>鄭杭葭</w:t>
+            </w:r>
           </w:p>
         </w:tc>
       </w:tr>
@@ -14186,27 +12550,45 @@
                 <w:sz w:val="20"/>
                 <w:szCs w:val="20"/>
               </w:rPr>
-              <w:t>基本判</w:t>
-            </w:r>
-            <w:proofErr w:type="gramStart"/>
+              <w:t>基本判準：是否完整揭露與確信當年度依法應揭露之範圍</w:t>
+            </w:r>
+          </w:p>
+          <w:p>
+            <w:pPr>
+              <w:spacing w:line="276" w:lineRule="auto"/>
+              <w:jc w:val="both"/>
+            </w:pPr>
             <w:r>
               <w:rPr>
                 <w:rFonts w:hint="eastAsia"/>
                 <w:sz w:val="20"/>
                 <w:szCs w:val="20"/>
               </w:rPr>
-              <w:t>準</w:t>
-            </w:r>
-            <w:proofErr w:type="gramEnd"/>
+              <w:t>加分判準：是否自願揭露或擴及</w:t>
+            </w:r>
             <w:r>
               <w:rPr>
                 <w:rFonts w:hint="eastAsia"/>
                 <w:sz w:val="20"/>
                 <w:szCs w:val="20"/>
               </w:rPr>
-              <w:t>：是否完整揭露與確信當年度依法應揭露之範圍</w:t>
-            </w:r>
-          </w:p>
+              <w:t xml:space="preserve"> Scope 3</w:t>
+            </w:r>
+            <w:r>
+              <w:rPr>
+                <w:rFonts w:hint="eastAsia"/>
+                <w:sz w:val="20"/>
+                <w:szCs w:val="20"/>
+              </w:rPr>
+              <w:t>、財務碳排放等進階資訊</w:t>
+            </w:r>
+          </w:p>
+        </w:tc>
+        <w:tc>
+          <w:tcPr>
+            <w:tcW w:w="100" w:type="dxa"/>
+            <w:vAlign w:val="center"/>
+          </w:tcPr>
           <w:p>
             <w:pPr>
               <w:spacing w:line="276" w:lineRule="auto"/>
@@ -14214,54 +12596,24 @@
             </w:pPr>
             <w:r>
               <w:rPr>
-                <w:rFonts w:hint="eastAsia"/>
-                <w:sz w:val="20"/>
-                <w:szCs w:val="20"/>
-              </w:rPr>
-              <w:t>加分判</w:t>
-            </w:r>
-            <w:proofErr w:type="gramStart"/>
-            <w:r>
-              <w:rPr>
-                <w:rFonts w:hint="eastAsia"/>
-                <w:sz w:val="20"/>
-                <w:szCs w:val="20"/>
-              </w:rPr>
-              <w:t>準</w:t>
-            </w:r>
-            <w:proofErr w:type="gramEnd"/>
-            <w:r>
-              <w:rPr>
-                <w:rFonts w:hint="eastAsia"/>
-                <w:sz w:val="20"/>
-                <w:szCs w:val="20"/>
-              </w:rPr>
-              <w:t>：是否自願揭</w:t>
-            </w:r>
-            <w:r>
-              <w:rPr>
-                <w:rFonts w:hint="eastAsia"/>
-                <w:sz w:val="20"/>
-                <w:szCs w:val="20"/>
-              </w:rPr>
-              <w:lastRenderedPageBreak/>
-              <w:t>露或擴及</w:t>
-            </w:r>
-            <w:r>
-              <w:rPr>
-                <w:rFonts w:hint="eastAsia"/>
-                <w:sz w:val="20"/>
-                <w:szCs w:val="20"/>
-              </w:rPr>
-              <w:t xml:space="preserve"> Scope 3</w:t>
-            </w:r>
-            <w:r>
-              <w:rPr>
-                <w:rFonts w:hint="eastAsia"/>
-                <w:sz w:val="20"/>
-                <w:szCs w:val="20"/>
-              </w:rPr>
-              <w:t>、財務碳排放等進階資訊</w:t>
+                <w:sz w:val="20"/>
+                <w:szCs w:val="20"/>
+              </w:rPr>
+              <w:t>僅涵蓋</w:t>
+            </w:r>
+            <w:r>
+              <w:rPr>
+                <w:sz w:val="20"/>
+                <w:szCs w:val="20"/>
+              </w:rPr>
+              <w:t xml:space="preserve"> Scope 1 </w:t>
+            </w:r>
+            <w:r>
+              <w:rPr>
+                <w:sz w:val="20"/>
+                <w:szCs w:val="20"/>
+              </w:rPr>
+              <w:t>或部分範疇</w:t>
             </w:r>
           </w:p>
         </w:tc>
@@ -14280,22 +12632,7 @@
                 <w:sz w:val="20"/>
                 <w:szCs w:val="20"/>
               </w:rPr>
-              <w:lastRenderedPageBreak/>
-              <w:t>僅涵蓋</w:t>
-            </w:r>
-            <w:r>
-              <w:rPr>
-                <w:sz w:val="20"/>
-                <w:szCs w:val="20"/>
-              </w:rPr>
-              <w:t xml:space="preserve"> Scope 1 </w:t>
-            </w:r>
-            <w:r>
-              <w:rPr>
-                <w:sz w:val="20"/>
-                <w:szCs w:val="20"/>
-              </w:rPr>
-              <w:t>或部分範疇</w:t>
+              <w:t>永續報告書</w:t>
             </w:r>
           </w:p>
         </w:tc>
@@ -14314,29 +12651,8 @@
                 <w:sz w:val="20"/>
                 <w:szCs w:val="20"/>
               </w:rPr>
-              <w:t>永續報告書</w:t>
-            </w:r>
-          </w:p>
-        </w:tc>
-        <w:tc>
-          <w:tcPr>
-            <w:tcW w:w="100" w:type="dxa"/>
-            <w:vAlign w:val="center"/>
-          </w:tcPr>
-          <w:p>
-            <w:pPr>
-              <w:spacing w:line="276" w:lineRule="auto"/>
-              <w:jc w:val="both"/>
-            </w:pPr>
-            <w:proofErr w:type="gramStart"/>
-            <w:r>
-              <w:rPr>
-                <w:sz w:val="20"/>
-                <w:szCs w:val="20"/>
-              </w:rPr>
               <w:t>明道增</w:t>
             </w:r>
-            <w:proofErr w:type="gramEnd"/>
           </w:p>
         </w:tc>
       </w:tr>
@@ -14357,7 +12673,6 @@
                 <w:sz w:val="20"/>
                 <w:szCs w:val="20"/>
               </w:rPr>
-              <w:lastRenderedPageBreak/>
               <w:t>行動面</w:t>
             </w:r>
           </w:p>
@@ -14460,17 +12775,8 @@
                 <w:sz w:val="20"/>
                 <w:szCs w:val="20"/>
               </w:rPr>
-              <w:t>胡詠晴、</w:t>
-            </w:r>
-            <w:proofErr w:type="gramStart"/>
-            <w:r>
-              <w:rPr>
-                <w:sz w:val="20"/>
-                <w:szCs w:val="20"/>
-              </w:rPr>
-              <w:t>明道增</w:t>
-            </w:r>
-            <w:proofErr w:type="gramEnd"/>
+              <w:t>胡詠晴、明道增</w:t>
+            </w:r>
           </w:p>
         </w:tc>
       </w:tr>
@@ -14579,7 +12885,6 @@
               <w:spacing w:line="276" w:lineRule="auto"/>
               <w:jc w:val="both"/>
             </w:pPr>
-            <w:proofErr w:type="gramStart"/>
             <w:r>
               <w:rPr>
                 <w:sz w:val="20"/>
@@ -14587,7 +12892,6 @@
               </w:rPr>
               <w:t>明道增</w:t>
             </w:r>
-            <w:proofErr w:type="gramEnd"/>
           </w:p>
         </w:tc>
       </w:tr>
@@ -14661,18 +12965,57 @@
         <w:jc w:val="both"/>
       </w:pPr>
       <w:r>
-        <w:t>具體而言，本研究擬從臺灣上市金控公司中以對比式選樣方式挑選 2 至 3 家作為分析對象，依永續金融評鑑等級之差異區分為高分組、中段組與待觀察組，透過其公開之永續報告書、ESG 數位平台申報資料及公開資訊觀測站之確信紀錄，以表 4 之六項指標逐一檢視，初步觀察金融業內部之 ESG 採行方式差異模式（對應 RQ1），檢視既有判斷指標於臺灣金融業之適用性（對應 RQ2），並進一步觀察臺灣特有制度（永續金融評鑑等級分組、第三方確信差異）對既有國際判斷指標之補充啟示（對應 RQ3）。</w:t>
-      </w:r>
-      <w:proofErr w:type="gramStart"/>
-      <w:proofErr w:type="gramEnd"/>
-      <w:proofErr w:type="gramStart"/>
-      <w:proofErr w:type="gramEnd"/>
-      <w:proofErr w:type="gramStart"/>
-      <w:proofErr w:type="gramEnd"/>
-      <w:proofErr w:type="gramStart"/>
-      <w:proofErr w:type="gramEnd"/>
-      <w:proofErr w:type="gramStart"/>
-      <w:proofErr w:type="gramEnd"/>
+        <w:lastRenderedPageBreak/>
+        <w:t>具體而言，本研究擬從臺灣上市金控公司中以對比式選樣方式挑選</w:t>
+      </w:r>
+      <w:r>
+        <w:t xml:space="preserve"> 2 </w:t>
+      </w:r>
+      <w:r>
+        <w:t>至</w:t>
+      </w:r>
+      <w:r>
+        <w:t xml:space="preserve"> 3 </w:t>
+      </w:r>
+      <w:r>
+        <w:t>家作為分析對象，依永續金融評鑑等級之差異區分為高分組、中段組與待觀察組，透過其公開之永續報告書、</w:t>
+      </w:r>
+      <w:r>
+        <w:t xml:space="preserve">ESG </w:t>
+      </w:r>
+      <w:r>
+        <w:t>數位平台申報資料及公開資訊觀測站之確信紀錄，以表</w:t>
+      </w:r>
+      <w:r>
+        <w:t xml:space="preserve"> 4 </w:t>
+      </w:r>
+      <w:r>
+        <w:t>之六項指標逐一檢視，初步觀察金融業內部之</w:t>
+      </w:r>
+      <w:r>
+        <w:t xml:space="preserve"> ESG </w:t>
+      </w:r>
+      <w:r>
+        <w:t>採行方式差異模式（對應</w:t>
+      </w:r>
+      <w:r>
+        <w:t xml:space="preserve"> RQ1</w:t>
+      </w:r>
+      <w:r>
+        <w:t>），檢視既有判斷指標於臺灣金融業之適用性（對應</w:t>
+      </w:r>
+      <w:r>
+        <w:t xml:space="preserve"> RQ2</w:t>
+      </w:r>
+      <w:r>
+        <w:t>），並進一步觀察臺灣特有制度（永續金融評鑑等級分組、第三方確信差異）對既有國際判斷指標之補充啟示（對應</w:t>
+      </w:r>
+      <w:r>
+        <w:t xml:space="preserve"> RQ3</w:t>
+      </w:r>
+      <w:r>
+        <w:t>）。</w:t>
+      </w:r>
     </w:p>
     <w:p>
       <w:pPr>
@@ -14716,13 +13059,8 @@
         <w:ind w:firstLine="482"/>
         <w:jc w:val="both"/>
       </w:pPr>
-      <w:proofErr w:type="gramStart"/>
-      <w:r>
-        <w:t>（</w:t>
-      </w:r>
-      <w:proofErr w:type="gramEnd"/>
-      <w:r>
-        <w:t>待文獻閱讀與分析完成後補充。）</w:t>
+      <w:r>
+        <w:t>（待文獻閱讀與分析完成後補充。）</w:t>
       </w:r>
     </w:p>
     <w:p>
@@ -14747,13 +13085,8 @@
         <w:ind w:firstLine="482"/>
         <w:jc w:val="both"/>
       </w:pPr>
-      <w:proofErr w:type="gramStart"/>
-      <w:r>
-        <w:t>（</w:t>
-      </w:r>
-      <w:proofErr w:type="gramEnd"/>
-      <w:r>
-        <w:t>待文獻閱讀與分析完成後補充。）</w:t>
+      <w:r>
+        <w:t>（待文獻閱讀與分析完成後補充。）</w:t>
       </w:r>
     </w:p>
     <w:p>
@@ -14778,13 +13111,8 @@
         <w:ind w:firstLine="482"/>
         <w:jc w:val="both"/>
       </w:pPr>
-      <w:proofErr w:type="gramStart"/>
-      <w:r>
-        <w:t>（</w:t>
-      </w:r>
-      <w:proofErr w:type="gramEnd"/>
-      <w:r>
-        <w:t>待文獻閱讀與分析完成後補充。）</w:t>
+      <w:r>
+        <w:t>（待文獻閱讀與分析完成後補充。）</w:t>
       </w:r>
     </w:p>
     <w:p>
@@ -14795,7 +13123,6 @@
         <w:outlineLvl w:val="0"/>
       </w:pPr>
       <w:bookmarkStart w:id="42" w:name="_Toc230187747"/>
-      <w:proofErr w:type="gramStart"/>
       <w:r>
         <w:rPr>
           <w:b/>
@@ -14804,9 +13131,44 @@
           <w:szCs w:val="28"/>
         </w:rPr>
         <w:lastRenderedPageBreak/>
-        <w:t>柒</w:t>
-      </w:r>
-      <w:proofErr w:type="gramEnd"/>
+        <w:t>柒、研究缺口與未來研究方向</w:t>
+      </w:r>
+      <w:bookmarkEnd w:id="42"/>
+    </w:p>
+    <w:p>
+      <w:pPr>
+        <w:spacing w:line="480" w:lineRule="auto"/>
+        <w:ind w:firstLine="482"/>
+        <w:jc w:val="both"/>
+      </w:pPr>
+      <w:r>
+        <w:t>綜合文獻探討，現有文獻在以下方面仍存在研究缺口：其一，制度同形化理論預測組織在相同壓力下趨於同質，但對「同壓力下為何仍呈現實質與形式之採行分化」之解釋極限尚未被系統性處理，缺乏以脫鉤理論補充說明分化機制之研究。其二，國內外文獻所提出之判斷指標分散於不同研究脈絡，缺乏整合並驗證其於臺灣金融業適用性之探索。其三，臺灣特有制度設計（金管會強制第三方確信、永續金融評鑑、</w:t>
+      </w:r>
+      <w:r>
+        <w:t>TESG</w:t>
+      </w:r>
+      <w:r>
+        <w:t>）對既有國際漂綠理論之補充或挑戰意涵，尚未被系統性探討；以臺灣金融業為對象結合制度理論與漂綠風險之探索性分析，在國內文獻中亦屬闕如。</w:t>
+      </w:r>
+    </w:p>
+    <w:p>
+      <w:pPr>
+        <w:spacing w:line="480" w:lineRule="auto"/>
+        <w:ind w:firstLine="482"/>
+        <w:jc w:val="both"/>
+      </w:pPr>
+      <w:r>
+        <w:t>（未來研究方向待補充：理論面缺口、方法面缺口、情境面缺口、具體研究問題建議。）</w:t>
+      </w:r>
+    </w:p>
+    <w:p>
+      <w:pPr>
+        <w:pageBreakBefore/>
+        <w:spacing w:before="480" w:after="240" w:line="480" w:lineRule="auto"/>
+        <w:jc w:val="center"/>
+        <w:outlineLvl w:val="0"/>
+      </w:pPr>
+      <w:bookmarkStart w:id="43" w:name="_Toc230187748"/>
       <w:r>
         <w:rPr>
           <w:b/>
@@ -14814,9 +13176,10 @@
           <w:sz w:val="28"/>
           <w:szCs w:val="28"/>
         </w:rPr>
-        <w:t>、研究缺口與未來研究方向</w:t>
-      </w:r>
-      <w:bookmarkEnd w:id="42"/>
+        <w:lastRenderedPageBreak/>
+        <w:t>捌、結論</w:t>
+      </w:r>
+      <w:bookmarkEnd w:id="43"/>
     </w:p>
     <w:p>
       <w:pPr>
@@ -14824,51 +13187,18 @@
         <w:ind w:firstLine="482"/>
         <w:jc w:val="both"/>
       </w:pPr>
-      <w:r>
-        <w:t>綜合文獻探討，現有文獻在以下方面仍存在研究缺口：其一，制度同形化理論預測組織在相同壓力下趨於同質，但對「同壓力下為何仍呈現實質與形式之採行分化」之解釋極限尚未被系統性處理，缺乏以脫鉤理論補充說明分化機制之研究。其二，國內外文獻所提出之判斷指標分散於不同研究脈絡，缺乏整合並驗證其於臺灣金融業適用性之探索。其三，臺灣特有制度設計（金管會強制第三方確信、永續金融評鑑、TESG）對既有國際漂綠理論之補充或挑戰意涵，尚未被系統性探討；以臺灣金融業為對象結合制度理論與漂綠風險之探索性分析，在國內文獻中亦屬闕如。</w:t>
-      </w:r>
-      <w:proofErr w:type="gramStart"/>
-      <w:proofErr w:type="gramEnd"/>
-      <w:proofErr w:type="gramStart"/>
-      <w:proofErr w:type="gramEnd"/>
-      <w:proofErr w:type="gramStart"/>
-      <w:proofErr w:type="gramEnd"/>
-      <w:proofErr w:type="gramStart"/>
-      <w:proofErr w:type="gramEnd"/>
-      <w:proofErr w:type="gramStart"/>
-      <w:proofErr w:type="gramEnd"/>
-      <w:proofErr w:type="gramStart"/>
-      <w:proofErr w:type="gramEnd"/>
-      <w:proofErr w:type="gramStart"/>
-      <w:proofErr w:type="gramEnd"/>
-      <w:proofErr w:type="gramStart"/>
-      <w:proofErr w:type="gramEnd"/>
-      <w:proofErr w:type="gramStart"/>
-      <w:proofErr w:type="gramEnd"/>
-    </w:p>
-    <w:p>
-      <w:pPr>
-        <w:spacing w:line="480" w:lineRule="auto"/>
-        <w:ind w:firstLine="482"/>
-        <w:jc w:val="both"/>
-      </w:pPr>
-      <w:proofErr w:type="gramStart"/>
-      <w:r>
-        <w:t>（</w:t>
-      </w:r>
-      <w:proofErr w:type="gramEnd"/>
-      <w:r>
-        <w:t>未來研究方向待補充：理論面缺口、方法面缺口、情境面缺口、具體研究問題建議。）</w:t>
-      </w:r>
+      <w:bookmarkStart w:id="44" w:name="_Toc230173874"/>
+      <w:r>
+        <w:t>（待全文定稿後補充。）</w:t>
+      </w:r>
+      <w:bookmarkEnd w:id="44"/>
     </w:p>
     <w:p>
       <w:pPr>
         <w:pageBreakBefore/>
         <w:spacing w:before="480" w:after="240" w:line="480" w:lineRule="auto"/>
         <w:jc w:val="center"/>
-        <w:outlineLvl w:val="0"/>
-      </w:pPr>
-      <w:bookmarkStart w:id="43" w:name="_Toc230187748"/>
+      </w:pPr>
       <w:r>
         <w:rPr>
           <w:b/>
@@ -14877,41 +13207,6 @@
           <w:szCs w:val="28"/>
         </w:rPr>
         <w:lastRenderedPageBreak/>
-        <w:t>捌、結論</w:t>
-      </w:r>
-      <w:bookmarkEnd w:id="43"/>
-    </w:p>
-    <w:p>
-      <w:pPr>
-        <w:spacing w:line="480" w:lineRule="auto"/>
-        <w:ind w:firstLine="482"/>
-        <w:jc w:val="both"/>
-      </w:pPr>
-      <w:bookmarkStart w:id="44" w:name="_Toc230173874"/>
-      <w:proofErr w:type="gramStart"/>
-      <w:r>
-        <w:t>（</w:t>
-      </w:r>
-      <w:proofErr w:type="gramEnd"/>
-      <w:r>
-        <w:t>待全文定稿後補充。）</w:t>
-      </w:r>
-      <w:bookmarkEnd w:id="44"/>
-    </w:p>
-    <w:p>
-      <w:pPr>
-        <w:pageBreakBefore/>
-        <w:spacing w:before="480" w:after="240" w:line="480" w:lineRule="auto"/>
-        <w:jc w:val="center"/>
-      </w:pPr>
-      <w:r>
-        <w:rPr>
-          <w:b/>
-          <w:bCs/>
-          <w:sz w:val="28"/>
-          <w:szCs w:val="28"/>
-        </w:rPr>
-        <w:lastRenderedPageBreak/>
         <w:t>參考文獻</w:t>
       </w:r>
     </w:p>
@@ -15045,23 +13340,7 @@
           <w:sz w:val="20"/>
           <w:szCs w:val="20"/>
         </w:rPr>
-        <w:t>日）。金管會發布「金融機構</w:t>
-      </w:r>
-      <w:proofErr w:type="gramStart"/>
-      <w:r>
-        <w:rPr>
-          <w:sz w:val="20"/>
-          <w:szCs w:val="20"/>
-        </w:rPr>
-        <w:t>防漂綠參考</w:t>
-      </w:r>
-      <w:proofErr w:type="gramEnd"/>
-      <w:r>
-        <w:rPr>
-          <w:sz w:val="20"/>
-          <w:szCs w:val="20"/>
-        </w:rPr>
-        <w:t>指引」【新聞稿】。金融監督管理委員會全球資訊網。取自</w:t>
+        <w:t>日）。金管會發布「金融機構防漂綠參考指引」【新聞稿】。金融監督管理委員會全球資訊網。取自</w:t>
       </w:r>
       <w:r>
         <w:rPr>
@@ -15138,23 +13417,7 @@
           <w:sz w:val="20"/>
           <w:szCs w:val="20"/>
         </w:rPr>
-        <w:t>）年起</w:t>
-      </w:r>
-      <w:proofErr w:type="gramStart"/>
-      <w:r>
-        <w:rPr>
-          <w:sz w:val="20"/>
-          <w:szCs w:val="20"/>
-        </w:rPr>
-        <w:t>均應編製永</w:t>
-      </w:r>
-      <w:proofErr w:type="gramEnd"/>
-      <w:r>
-        <w:rPr>
-          <w:sz w:val="20"/>
-          <w:szCs w:val="20"/>
-        </w:rPr>
-        <w:t>續報告書【新聞稿】。金融監督管理委員會全球資訊網。取自</w:t>
+        <w:t>）年起均應編製永續報告書【新聞稿】。金融監督管理委員會全球資訊網。取自</w:t>
       </w:r>
       <w:r>
         <w:rPr>
@@ -15170,51 +13433,26 @@
         <w:ind w:left="720" w:hanging="720"/>
         <w:jc w:val="both"/>
       </w:pPr>
-      <w:proofErr w:type="gramStart"/>
       <w:r>
         <w:rPr>
           <w:sz w:val="20"/>
           <w:szCs w:val="20"/>
         </w:rPr>
-        <w:t>明道增</w:t>
-      </w:r>
-      <w:proofErr w:type="gramEnd"/>
+        <w:t>明道增（民</w:t>
+      </w:r>
       <w:r>
         <w:rPr>
           <w:sz w:val="20"/>
           <w:szCs w:val="20"/>
         </w:rPr>
-        <w:t>（民</w:t>
+        <w:t xml:space="preserve"> 113</w:t>
       </w:r>
       <w:r>
         <w:rPr>
           <w:sz w:val="20"/>
           <w:szCs w:val="20"/>
         </w:rPr>
-        <w:t xml:space="preserve"> 113</w:t>
-      </w:r>
-      <w:r>
-        <w:rPr>
-          <w:sz w:val="20"/>
-          <w:szCs w:val="20"/>
-        </w:rPr>
-        <w:t>）。建置</w:t>
-      </w:r>
-      <w:proofErr w:type="gramStart"/>
-      <w:r>
-        <w:rPr>
-          <w:sz w:val="20"/>
-          <w:szCs w:val="20"/>
-        </w:rPr>
-        <w:t>企業漂綠行為</w:t>
-      </w:r>
-      <w:proofErr w:type="gramEnd"/>
-      <w:r>
-        <w:rPr>
-          <w:sz w:val="20"/>
-          <w:szCs w:val="20"/>
-        </w:rPr>
-        <w:t>評估框架之研究（碩士論文）。國立臺灣大學。</w:t>
+        <w:t>）。建置企業漂綠行為評估框架之研究（碩士論文）。國立臺灣大學。</w:t>
       </w:r>
     </w:p>
     <w:p>
@@ -15223,83 +13461,26 @@
         <w:ind w:left="720" w:hanging="720"/>
         <w:jc w:val="both"/>
       </w:pPr>
-      <w:proofErr w:type="gramStart"/>
       <w:r>
         <w:rPr>
           <w:sz w:val="20"/>
           <w:szCs w:val="20"/>
         </w:rPr>
-        <w:t>范</w:t>
-      </w:r>
-      <w:proofErr w:type="gramEnd"/>
+        <w:t>范植閎（民</w:t>
+      </w:r>
       <w:r>
         <w:rPr>
           <w:sz w:val="20"/>
           <w:szCs w:val="20"/>
         </w:rPr>
-        <w:t>植</w:t>
-      </w:r>
-      <w:proofErr w:type="gramStart"/>
+        <w:t xml:space="preserve"> 114</w:t>
+      </w:r>
       <w:r>
         <w:rPr>
           <w:sz w:val="20"/>
           <w:szCs w:val="20"/>
         </w:rPr>
-        <w:t>閎</w:t>
-      </w:r>
-      <w:proofErr w:type="gramEnd"/>
-      <w:r>
-        <w:rPr>
-          <w:sz w:val="20"/>
-          <w:szCs w:val="20"/>
-        </w:rPr>
-        <w:t>（民</w:t>
-      </w:r>
-      <w:r>
-        <w:rPr>
-          <w:sz w:val="20"/>
-          <w:szCs w:val="20"/>
-        </w:rPr>
-        <w:t xml:space="preserve"> 114</w:t>
-      </w:r>
-      <w:r>
-        <w:rPr>
-          <w:sz w:val="20"/>
-          <w:szCs w:val="20"/>
-        </w:rPr>
-        <w:t>）。可持續發展連結債券對企業</w:t>
-      </w:r>
-      <w:proofErr w:type="gramStart"/>
-      <w:r>
-        <w:rPr>
-          <w:sz w:val="20"/>
-          <w:szCs w:val="20"/>
-        </w:rPr>
-        <w:t>之碳排</w:t>
-      </w:r>
-      <w:proofErr w:type="gramEnd"/>
-      <w:r>
-        <w:rPr>
-          <w:sz w:val="20"/>
-          <w:szCs w:val="20"/>
-        </w:rPr>
-        <w:t>績效、市場價值</w:t>
-      </w:r>
-      <w:proofErr w:type="gramStart"/>
-      <w:r>
-        <w:rPr>
-          <w:sz w:val="20"/>
-          <w:szCs w:val="20"/>
-        </w:rPr>
-        <w:t>及漂綠風險</w:t>
-      </w:r>
-      <w:proofErr w:type="gramEnd"/>
-      <w:r>
-        <w:rPr>
-          <w:sz w:val="20"/>
-          <w:szCs w:val="20"/>
-        </w:rPr>
-        <w:t>之影響：實證研究（碩士論文）。國立臺灣大學。</w:t>
+        <w:t>）。可持續發展連結債券對企業之碳排績效、市場價值及漂綠風險之影響：實證研究（碩士論文）。國立臺灣大學。</w:t>
       </w:r>
     </w:p>
     <w:p>
@@ -15343,7 +13524,6 @@
         </w:rPr>
         <w:t>對企業永續的發展與限制</w:t>
       </w:r>
-      <w:proofErr w:type="gramStart"/>
       <w:r>
         <w:rPr>
           <w:sz w:val="20"/>
@@ -15351,7 +13531,6 @@
         </w:rPr>
         <w:t>—</w:t>
       </w:r>
-      <w:proofErr w:type="gramEnd"/>
       <w:r>
         <w:rPr>
           <w:sz w:val="20"/>
@@ -15371,23 +13550,7 @@
           <w:sz w:val="20"/>
           <w:szCs w:val="20"/>
         </w:rPr>
-        <w:t>鄭杭</w:t>
-      </w:r>
-      <w:proofErr w:type="gramStart"/>
-      <w:r>
-        <w:rPr>
-          <w:sz w:val="20"/>
-          <w:szCs w:val="20"/>
-        </w:rPr>
-        <w:t>葭</w:t>
-      </w:r>
-      <w:proofErr w:type="gramEnd"/>
-      <w:r>
-        <w:rPr>
-          <w:sz w:val="20"/>
-          <w:szCs w:val="20"/>
-        </w:rPr>
-        <w:t>（民</w:t>
+        <w:t>鄭杭葭（民</w:t>
       </w:r>
       <w:r>
         <w:rPr>
@@ -15424,69 +13587,12 @@
         <w:ind w:left="720" w:hanging="720"/>
         <w:jc w:val="both"/>
       </w:pPr>
-      <w:proofErr w:type="spellStart"/>
       <w:r>
         <w:rPr>
           <w:sz w:val="20"/>
           <w:szCs w:val="20"/>
         </w:rPr>
-        <w:t>Bothello</w:t>
-      </w:r>
-      <w:proofErr w:type="spellEnd"/>
-      <w:r>
-        <w:rPr>
-          <w:sz w:val="20"/>
-          <w:szCs w:val="20"/>
-        </w:rPr>
-        <w:t xml:space="preserve">, J., </w:t>
-      </w:r>
-      <w:proofErr w:type="spellStart"/>
-      <w:r>
-        <w:rPr>
-          <w:sz w:val="20"/>
-          <w:szCs w:val="20"/>
-        </w:rPr>
-        <w:t>Ioannou</w:t>
-      </w:r>
-      <w:proofErr w:type="spellEnd"/>
-      <w:r>
-        <w:rPr>
-          <w:sz w:val="20"/>
-          <w:szCs w:val="20"/>
-        </w:rPr>
-        <w:t xml:space="preserve">, I., </w:t>
-      </w:r>
-      <w:proofErr w:type="spellStart"/>
-      <w:r>
-        <w:rPr>
-          <w:sz w:val="20"/>
-          <w:szCs w:val="20"/>
-        </w:rPr>
-        <w:t>Porumb</w:t>
-      </w:r>
-      <w:proofErr w:type="spellEnd"/>
-      <w:r>
-        <w:rPr>
-          <w:sz w:val="20"/>
-          <w:szCs w:val="20"/>
-        </w:rPr>
-        <w:t xml:space="preserve">, V.-A., &amp; </w:t>
-      </w:r>
-      <w:proofErr w:type="spellStart"/>
-      <w:r>
-        <w:rPr>
-          <w:sz w:val="20"/>
-          <w:szCs w:val="20"/>
-        </w:rPr>
-        <w:t>Zengin-Karaibrahimoglu</w:t>
-      </w:r>
-      <w:proofErr w:type="spellEnd"/>
-      <w:r>
-        <w:rPr>
-          <w:sz w:val="20"/>
-          <w:szCs w:val="20"/>
-        </w:rPr>
-        <w:t>, Y. (2023). CSR decoupling within business groups and the risk of perceived greenwashing. Strategic Management Journal, 44(13), 3217-3251.</w:t>
+        <w:t>Bothello, J., Ioannou, I., Porumb, V.-A., &amp; Zengin-Karaibrahimoglu, Y. (2023). CSR decoupling within business groups and the risk of perceived greenwashing. Strategic Management Journal, 44(13), 3217-3251.</w:t>
       </w:r>
     </w:p>
     <w:p>
@@ -15495,37 +13601,12 @@
         <w:ind w:left="720" w:hanging="720"/>
         <w:jc w:val="both"/>
       </w:pPr>
-      <w:proofErr w:type="spellStart"/>
       <w:r>
         <w:rPr>
           <w:sz w:val="20"/>
           <w:szCs w:val="20"/>
         </w:rPr>
-        <w:t>Delmas</w:t>
-      </w:r>
-      <w:proofErr w:type="spellEnd"/>
-      <w:r>
-        <w:rPr>
-          <w:sz w:val="20"/>
-          <w:szCs w:val="20"/>
-        </w:rPr>
-        <w:t xml:space="preserve">, M. A., &amp; </w:t>
-      </w:r>
-      <w:proofErr w:type="spellStart"/>
-      <w:r>
-        <w:rPr>
-          <w:sz w:val="20"/>
-          <w:szCs w:val="20"/>
-        </w:rPr>
-        <w:t>Burbano</w:t>
-      </w:r>
-      <w:proofErr w:type="spellEnd"/>
-      <w:r>
-        <w:rPr>
-          <w:sz w:val="20"/>
-          <w:szCs w:val="20"/>
-        </w:rPr>
-        <w:t>, V. C. (2011). The drivers of greenwashing. California Management Review, 54(1), 64-87.</w:t>
+        <w:t>Delmas, M. A., &amp; Burbano, V. C. (2011). The drivers of greenwashing. California Management Review, 54(1), 64-87.</w:t>
       </w:r>
     </w:p>
     <w:p>
@@ -15553,53 +13634,21 @@
           <w:sz w:val="20"/>
           <w:szCs w:val="20"/>
         </w:rPr>
-        <w:t xml:space="preserve">Hsiao, C.-Y., &amp; </w:t>
-      </w:r>
-      <w:proofErr w:type="spellStart"/>
+        <w:t>Hsiao, C.-Y., &amp; Shiu, Y.-M. (2</w:t>
+      </w:r>
       <w:r>
         <w:rPr>
           <w:sz w:val="20"/>
           <w:szCs w:val="20"/>
         </w:rPr>
-        <w:t>Shiu</w:t>
-      </w:r>
-      <w:proofErr w:type="spellEnd"/>
+        <w:t>026</w:t>
+      </w:r>
       <w:r>
         <w:rPr>
           <w:sz w:val="20"/>
           <w:szCs w:val="20"/>
         </w:rPr>
-        <w:t>, Y.-M. (2</w:t>
-      </w:r>
-      <w:r>
-        <w:rPr>
-          <w:sz w:val="20"/>
-          <w:szCs w:val="20"/>
-        </w:rPr>
-        <w:t>026</w:t>
-      </w:r>
-      <w:r>
-        <w:rPr>
-          <w:sz w:val="20"/>
-          <w:szCs w:val="20"/>
-        </w:rPr>
-        <w:t xml:space="preserve">). TCFD compliance and </w:t>
-      </w:r>
-      <w:proofErr w:type="spellStart"/>
-      <w:r>
-        <w:rPr>
-          <w:sz w:val="20"/>
-          <w:szCs w:val="20"/>
-        </w:rPr>
-        <w:t>decarbonization</w:t>
-      </w:r>
-      <w:proofErr w:type="spellEnd"/>
-      <w:r>
-        <w:rPr>
-          <w:sz w:val="20"/>
-          <w:szCs w:val="20"/>
-        </w:rPr>
-        <w:t xml:space="preserve"> practices: Evidence from Taiwan's financial institutions. </w:t>
+        <w:t xml:space="preserve">). TCFD compliance and decarbonization practices: Evidence from Taiwan's financial institutions. </w:t>
       </w:r>
       <w:r>
         <w:rPr>
@@ -15628,23 +13677,7 @@
           <w:sz w:val="20"/>
           <w:szCs w:val="20"/>
         </w:rPr>
-        <w:t xml:space="preserve">Huang, R., </w:t>
-      </w:r>
-      <w:proofErr w:type="spellStart"/>
-      <w:r>
-        <w:rPr>
-          <w:sz w:val="20"/>
-          <w:szCs w:val="20"/>
-        </w:rPr>
-        <w:t>Xie</w:t>
-      </w:r>
-      <w:proofErr w:type="spellEnd"/>
-      <w:r>
-        <w:rPr>
-          <w:sz w:val="20"/>
-          <w:szCs w:val="20"/>
-        </w:rPr>
-        <w:t>, G., &amp; Zhou, X. (2022). Greenwashing behavior in the age of green revolution. Journal of Innovation &amp; Knowledge, 7(4), 100258.</w:t>
+        <w:t>Huang, R., Xie, G., &amp; Zhou, X. (2022). Greenwashing behavior in the age of green revolution. Journal of Innovation &amp; Knowledge, 7(4), 100258.</w:t>
       </w:r>
     </w:p>
     <w:p>
@@ -15658,23 +13691,7 @@
           <w:sz w:val="20"/>
           <w:szCs w:val="20"/>
         </w:rPr>
-        <w:t xml:space="preserve">Kim, E. H., &amp; Lyon, T. P. (2015). Greenwash vs. </w:t>
-      </w:r>
-      <w:proofErr w:type="spellStart"/>
-      <w:r>
-        <w:rPr>
-          <w:sz w:val="20"/>
-          <w:szCs w:val="20"/>
-        </w:rPr>
-        <w:t>brownwash</w:t>
-      </w:r>
-      <w:proofErr w:type="spellEnd"/>
-      <w:r>
-        <w:rPr>
-          <w:sz w:val="20"/>
-          <w:szCs w:val="20"/>
-        </w:rPr>
-        <w:t xml:space="preserve">: Exaggeration and undue modesty in corporate </w:t>
+        <w:t xml:space="preserve">Kim, E. H., &amp; Lyon, T. P. (2015). Greenwash vs. brownwash: Exaggeration and undue modesty in corporate </w:t>
       </w:r>
       <w:r>
         <w:rPr>
@@ -15696,23 +13713,7 @@
           <w:sz w:val="20"/>
           <w:szCs w:val="20"/>
         </w:rPr>
-        <w:t xml:space="preserve">Marquis, C., </w:t>
-      </w:r>
-      <w:proofErr w:type="spellStart"/>
-      <w:r>
-        <w:rPr>
-          <w:sz w:val="20"/>
-          <w:szCs w:val="20"/>
-        </w:rPr>
-        <w:t>Toffel</w:t>
-      </w:r>
-      <w:proofErr w:type="spellEnd"/>
-      <w:r>
-        <w:rPr>
-          <w:sz w:val="20"/>
-          <w:szCs w:val="20"/>
-        </w:rPr>
-        <w:t>, M. W., &amp; Zhou, Y. (2016). Scrutiny, norms, and selective disclosure: A global study of greenwashing. Organization Science, 27(2), 483-504.</w:t>
+        <w:t>Marquis, C., Toffel, M. W., &amp; Zhou, Y. (2016). Scrutiny, norms, and selective disclosure: A global study of greenwashing. Organization Science, 27(2), 483-504.</w:t>
       </w:r>
     </w:p>
     <w:p>
@@ -15743,23 +13744,7 @@
           <w:sz w:val="20"/>
           <w:szCs w:val="20"/>
         </w:rPr>
-        <w:t xml:space="preserve">Montgomery, A. W., Lyon, T. P., &amp; </w:t>
-      </w:r>
-      <w:proofErr w:type="spellStart"/>
-      <w:r>
-        <w:rPr>
-          <w:sz w:val="20"/>
-          <w:szCs w:val="20"/>
-        </w:rPr>
-        <w:t>Barg</w:t>
-      </w:r>
-      <w:proofErr w:type="spellEnd"/>
-      <w:r>
-        <w:rPr>
-          <w:sz w:val="20"/>
-          <w:szCs w:val="20"/>
-        </w:rPr>
-        <w:t xml:space="preserve">, J. (2024). No end in sight? A greenwash review and research agenda. </w:t>
+        <w:t xml:space="preserve">Montgomery, A. W., Lyon, T. P., &amp; Barg, J. (2024). No end in sight? A greenwash review and research agenda. </w:t>
       </w:r>
       <w:r>
         <w:rPr>
@@ -15781,37 +13766,12 @@
         <w:ind w:left="720" w:hanging="720"/>
         <w:jc w:val="both"/>
       </w:pPr>
-      <w:proofErr w:type="spellStart"/>
       <w:r>
         <w:rPr>
           <w:sz w:val="20"/>
           <w:szCs w:val="20"/>
         </w:rPr>
-        <w:t>Nemes</w:t>
-      </w:r>
-      <w:proofErr w:type="spellEnd"/>
-      <w:r>
-        <w:rPr>
-          <w:sz w:val="20"/>
-          <w:szCs w:val="20"/>
-        </w:rPr>
-        <w:t xml:space="preserve">, N., </w:t>
-      </w:r>
-      <w:proofErr w:type="spellStart"/>
-      <w:r>
-        <w:rPr>
-          <w:sz w:val="20"/>
-          <w:szCs w:val="20"/>
-        </w:rPr>
-        <w:t>Scanlan</w:t>
-      </w:r>
-      <w:proofErr w:type="spellEnd"/>
-      <w:r>
-        <w:rPr>
-          <w:sz w:val="20"/>
-          <w:szCs w:val="20"/>
-        </w:rPr>
-        <w:t>, S. J., Smith, P., et al. (2022). An integrated framework to assess greenwashing. Sustainability, 14(8), 4431.</w:t>
+        <w:t>Nemes, N., Scanlan, S. J., Smith, P., et al. (2022). An integrated framework to assess greenwashing. Sustainability, 14(8), 4431.</w:t>
       </w:r>
     </w:p>
     <w:p>
@@ -15839,23 +13799,7 @@
           <w:sz w:val="20"/>
           <w:szCs w:val="20"/>
         </w:rPr>
-        <w:t xml:space="preserve">Yu, E. P., </w:t>
-      </w:r>
-      <w:proofErr w:type="spellStart"/>
-      <w:r>
-        <w:rPr>
-          <w:sz w:val="20"/>
-          <w:szCs w:val="20"/>
-        </w:rPr>
-        <w:t>Luu</w:t>
-      </w:r>
-      <w:proofErr w:type="spellEnd"/>
-      <w:r>
-        <w:rPr>
-          <w:sz w:val="20"/>
-          <w:szCs w:val="20"/>
-        </w:rPr>
-        <w:t>, B. V., &amp; Chen, C. H. (2020). Greenwashing in environmental, social and governance disclosures. Research in International Business and Finance, 52, 101192.</w:t>
+        <w:t>Yu, E. P., Luu, B. V., &amp; Chen, C. H. (2020). Greenwashing in environmental, social and governance disclosures. Research in International Business and Finance, 52, 101192.</w:t>
       </w:r>
     </w:p>
     <w:p>
@@ -15996,7 +13940,7 @@
         <w:sz w:val="20"/>
         <w:szCs w:val="20"/>
       </w:rPr>
-      <w:t>20</w:t>
+      <w:t>7</w:t>
     </w:r>
     <w:r>
       <w:rPr>
@@ -16048,31 +13992,13 @@
       </w:rPr>
       <w:t xml:space="preserve"> ESG </w:t>
     </w:r>
-    <w:proofErr w:type="gramStart"/>
     <w:r>
       <w:rPr>
         <w:sz w:val="20"/>
         <w:szCs w:val="20"/>
       </w:rPr>
-      <w:t>採</w:t>
+      <w:t>採行與漂綠風險</w:t>
     </w:r>
-    <w:proofErr w:type="gramEnd"/>
-    <w:r>
-      <w:rPr>
-        <w:sz w:val="20"/>
-        <w:szCs w:val="20"/>
-      </w:rPr>
-      <w:t>行</w:t>
-    </w:r>
-    <w:proofErr w:type="gramStart"/>
-    <w:r>
-      <w:rPr>
-        <w:sz w:val="20"/>
-        <w:szCs w:val="20"/>
-      </w:rPr>
-      <w:t>與漂綠風險</w:t>
-    </w:r>
-    <w:proofErr w:type="gramEnd"/>
   </w:p>
 </w:hdr>
 </file>
@@ -17144,7 +15070,7 @@
 </file>
 
 <file path=customXml/itemProps1.xml><?xml version="1.0" encoding="utf-8"?>
-<ds:datastoreItem xmlns:ds="http://schemas.openxmlformats.org/officeDocument/2006/customXml" ds:itemID="{2132A5AD-37F7-4C3D-B56D-0BFF2DAB220C}">
+<ds:datastoreItem xmlns:ds="http://schemas.openxmlformats.org/officeDocument/2006/customXml" ds:itemID="{8DFCD196-ACE4-48CD-9220-BC83D2088C33}">
   <ds:schemaRefs>
     <ds:schemaRef ds:uri="http://schemas.openxmlformats.org/officeDocument/2006/bibliography"/>
   </ds:schemaRefs>
